--- a/Agilno/Sprints/treciSprint.docx
+++ b/Agilno/Sprints/treciSprint.docx
@@ -4,7 +4,7 @@
   <w:body>
     <w:p>
       <w:pPr>
-        <w:pStyle w:val="139"/>
+        <w:pStyle w:val="841"/>
         <w:pBdr/>
         <w:spacing/>
         <w:ind/>
@@ -73,7 +73,7 @@
     </w:p>
     <w:p>
       <w:pPr>
-        <w:pStyle w:val="140"/>
+        <w:pStyle w:val="842"/>
         <w:pBdr/>
         <w:tabs>
           <w:tab w:val="left" w:leader="none" w:pos="1997"/>
@@ -85,8 +85,8 @@
           <w:b/>
           <w:bCs/>
           <w:color w:val="auto"/>
-          <w:sz w:val="32"/>
-          <w:szCs w:val="32"/>
+          <w:sz w:val="24"/>
+          <w:szCs w:val="24"/>
         </w:rPr>
       </w:pPr>
       <w:r>
@@ -95,19 +95,19 @@
           <w:b/>
           <w:bCs/>
           <w:color w:val="auto"/>
-          <w:sz w:val="32"/>
-          <w:szCs w:val="32"/>
+          <w:sz w:val="24"/>
+          <w:szCs w:val="24"/>
         </w:rPr>
         <w:t xml:space="preserve">Tim: </w:t>
       </w:r>
       <w:r>
         <w:rPr>
           <w:rFonts w:ascii="Arial" w:hAnsi="Arial" w:eastAsia="Arial" w:cs="Arial"/>
-          <w:b/>
-          <w:bCs/>
+          <w:b w:val="0"/>
+          <w:bCs w:val="0"/>
           <w:color w:val="auto"/>
-          <w:sz w:val="32"/>
-          <w:szCs w:val="32"/>
+          <w:sz w:val="24"/>
+          <w:szCs w:val="24"/>
           <w:lang w:val="sr-Latn"/>
         </w:rPr>
         <w:t xml:space="preserve">Victorious</w:t>
@@ -115,11 +115,11 @@
       <w:r>
         <w:rPr>
           <w:rFonts w:ascii="Arial" w:hAnsi="Arial" w:cs="Arial"/>
-          <w:b/>
-          <w:bCs/>
+          <w:b w:val="0"/>
+          <w:bCs w:val="0"/>
           <w:color w:val="auto"/>
-          <w:sz w:val="32"/>
-          <w:szCs w:val="32"/>
+          <w:sz w:val="24"/>
+          <w:szCs w:val="24"/>
         </w:rPr>
       </w:r>
       <w:r>
@@ -128,14 +128,14 @@
           <w:b/>
           <w:bCs/>
           <w:color w:val="auto"/>
-          <w:sz w:val="32"/>
-          <w:szCs w:val="32"/>
+          <w:sz w:val="24"/>
+          <w:szCs w:val="24"/>
         </w:rPr>
       </w:r>
     </w:p>
     <w:p>
       <w:pPr>
-        <w:pStyle w:val="140"/>
+        <w:pStyle w:val="842"/>
         <w:pBdr/>
         <w:spacing w:before="0" w:line="240" w:lineRule="auto"/>
         <w:ind/>
@@ -144,8 +144,8 @@
           <w:b/>
           <w:bCs/>
           <w:color w:val="auto"/>
-          <w:sz w:val="32"/>
-          <w:szCs w:val="32"/>
+          <w:sz w:val="24"/>
+          <w:szCs w:val="24"/>
         </w:rPr>
       </w:pPr>
       <w:r>
@@ -154,8 +154,18 @@
           <w:b/>
           <w:bCs/>
           <w:color w:val="auto"/>
-          <w:sz w:val="32"/>
-          <w:szCs w:val="32"/>
+          <w:sz w:val="24"/>
+          <w:szCs w:val="24"/>
+        </w:rPr>
+      </w:r>
+      <w:r>
+        <w:rPr>
+          <w:rFonts w:ascii="Arial" w:hAnsi="Arial" w:eastAsia="Arial" w:cs="Arial"/>
+          <w:b/>
+          <w:bCs/>
+          <w:color w:val="auto"/>
+          <w:sz w:val="24"/>
+          <w:szCs w:val="24"/>
         </w:rPr>
         <w:t xml:space="preserve">Sprint </w:t>
       </w:r>
@@ -165,8 +175,8 @@
           <w:b/>
           <w:bCs/>
           <w:color w:val="auto"/>
-          <w:sz w:val="32"/>
-          <w:szCs w:val="32"/>
+          <w:sz w:val="24"/>
+          <w:szCs w:val="24"/>
         </w:rPr>
         <w:t xml:space="preserve">broj</w:t>
       </w:r>
@@ -176,10 +186,32 @@
           <w:b/>
           <w:bCs/>
           <w:color w:val="auto"/>
-          <w:sz w:val="32"/>
-          <w:szCs w:val="32"/>
+          <w:sz w:val="24"/>
+          <w:szCs w:val="24"/>
         </w:rPr>
         <w:t xml:space="preserve">: </w:t>
+      </w:r>
+      <w:r>
+        <w:rPr>
+          <w:rFonts w:ascii="Arial" w:hAnsi="Arial" w:cs="Arial"/>
+          <w:b w:val="0"/>
+          <w:bCs w:val="0"/>
+          <w:color w:val="auto"/>
+          <w:sz w:val="24"/>
+          <w:szCs w:val="24"/>
+          <w:lang w:val="sr-Latn"/>
+        </w:rPr>
+        <w:t xml:space="preserve">3</w:t>
+      </w:r>
+      <w:r>
+        <w:rPr>
+          <w:rFonts w:ascii="Arial" w:hAnsi="Arial" w:cs="Arial"/>
+          <w:b w:val="0"/>
+          <w:bCs w:val="0"/>
+          <w:color w:val="auto"/>
+          <w:sz w:val="24"/>
+          <w:szCs w:val="24"/>
+        </w:rPr>
       </w:r>
       <w:r>
         <w:rPr>
@@ -187,36 +219,24 @@
           <w:b/>
           <w:bCs/>
           <w:color w:val="auto"/>
-          <w:sz w:val="32"/>
-          <w:szCs w:val="32"/>
-          <w:lang w:val="sr-Latn"/>
+          <w:sz w:val="24"/>
+          <w:szCs w:val="24"/>
         </w:rPr>
-        <w:t xml:space="preserve">3</w:t>
       </w:r>
-      <w:r>
+    </w:p>
+    <w:p>
+      <w:pPr>
+        <w:pStyle w:val="842"/>
+        <w:pBdr/>
+        <w:spacing w:before="0" w:line="240" w:lineRule="auto"/>
+        <w:ind/>
         <w:rPr>
           <w:rFonts w:ascii="Arial" w:hAnsi="Arial" w:cs="Arial"/>
           <w:b/>
           <w:bCs/>
           <w:color w:val="auto"/>
-          <w:sz w:val="32"/>
-          <w:szCs w:val="32"/>
-        </w:rPr>
-      </w:r>
-    </w:p>
-    <w:p>
-      <w:pPr>
-        <w:pStyle w:val="140"/>
-        <w:pBdr/>
-        <w:spacing w:before="0" w:line="240" w:lineRule="auto"/>
-        <w:ind/>
-        <w:rPr>
-          <w:rFonts w:ascii="Arial" w:hAnsi="Arial" w:cs="Arial"/>
-          <w:b/>
-          <w:bCs/>
-          <w:color w:val="auto"/>
-          <w:sz w:val="32"/>
-          <w:szCs w:val="32"/>
+          <w:sz w:val="24"/>
+          <w:szCs w:val="24"/>
         </w:rPr>
       </w:pPr>
       <w:r>
@@ -225,8 +245,8 @@
           <w:b/>
           <w:bCs/>
           <w:color w:val="auto"/>
-          <w:sz w:val="32"/>
-          <w:szCs w:val="32"/>
+          <w:sz w:val="24"/>
+          <w:szCs w:val="24"/>
         </w:rPr>
         <w:t xml:space="preserve">Period </w:t>
       </w:r>
@@ -236,8 +256,8 @@
           <w:b/>
           <w:bCs/>
           <w:color w:val="auto"/>
-          <w:sz w:val="32"/>
-          <w:szCs w:val="32"/>
+          <w:sz w:val="24"/>
+          <w:szCs w:val="24"/>
         </w:rPr>
         <w:t xml:space="preserve">sprinta</w:t>
       </w:r>
@@ -247,10 +267,45 @@
           <w:b/>
           <w:bCs/>
           <w:color w:val="auto"/>
-          <w:sz w:val="32"/>
-          <w:szCs w:val="32"/>
+          <w:sz w:val="24"/>
+          <w:szCs w:val="24"/>
         </w:rPr>
         <w:t xml:space="preserve">: </w:t>
+      </w:r>
+      <w:r>
+        <w:rPr>
+          <w:rFonts w:ascii="Arial" w:hAnsi="Arial" w:cs="Arial"/>
+          <w:b w:val="0"/>
+          <w:bCs w:val="0"/>
+          <w:color w:val="auto"/>
+          <w:sz w:val="24"/>
+          <w:szCs w:val="24"/>
+          <w:lang w:val="sr-Latn"/>
+        </w:rPr>
+        <w:t xml:space="preserve">21. 1. 2026.</w:t>
+      </w:r>
+      <w:r>
+        <w:rPr>
+          <w:rFonts w:ascii="Arial" w:hAnsi="Arial" w:cs="Arial"/>
+          <w:b w:val="0"/>
+          <w:bCs w:val="0"/>
+          <w:color w:val="auto"/>
+          <w:sz w:val="24"/>
+          <w:szCs w:val="24"/>
+          <w:lang w:val="sr-Latn"/>
+        </w:rPr>
+        <w:t xml:space="preserve"> -</w:t>
+      </w:r>
+      <w:r>
+        <w:rPr>
+          <w:rFonts w:ascii="Arial" w:hAnsi="Arial" w:cs="Arial"/>
+          <w:b w:val="0"/>
+          <w:bCs w:val="0"/>
+          <w:color w:val="auto"/>
+          <w:sz w:val="24"/>
+          <w:szCs w:val="24"/>
+        </w:rPr>
+        <w:t xml:space="preserve"> 9. 2. 2026.</w:t>
       </w:r>
       <w:r>
         <w:rPr>
@@ -258,38 +313,14 @@
           <w:b/>
           <w:bCs/>
           <w:color w:val="auto"/>
-          <w:sz w:val="32"/>
-          <w:szCs w:val="32"/>
-          <w:lang w:val="sr-Latn"/>
-        </w:rPr>
-        <w:t xml:space="preserve">21. 1. 2026.</w:t>
-      </w:r>
-      <w:r>
-        <w:rPr>
-          <w:rFonts w:ascii="Arial" w:hAnsi="Arial" w:cs="Arial"/>
-          <w:b/>
-          <w:bCs/>
-          <w:color w:val="auto"/>
-          <w:sz w:val="32"/>
-          <w:szCs w:val="32"/>
-          <w:lang w:val="sr-Latn"/>
-        </w:rPr>
-        <w:t xml:space="preserve"> -</w:t>
-      </w:r>
-      <w:r>
-        <w:rPr>
-          <w:rFonts w:ascii="Arial" w:hAnsi="Arial" w:cs="Arial"/>
-          <w:b/>
-          <w:bCs/>
-          <w:color w:val="auto"/>
-          <w:sz w:val="32"/>
-          <w:szCs w:val="32"/>
+          <w:sz w:val="24"/>
+          <w:szCs w:val="24"/>
         </w:rPr>
       </w:r>
     </w:p>
     <w:p>
       <w:pPr>
-        <w:pStyle w:val="140"/>
+        <w:pStyle w:val="842"/>
         <w:pBdr/>
         <w:spacing w:after="120" w:before="120" w:line="240" w:lineRule="auto"/>
         <w:ind/>
@@ -358,6 +389,13 @@
           <w:szCs w:val="20"/>
         </w:rPr>
       </w:r>
+      <w:r>
+        <w:rPr>
+          <w:rFonts w:ascii="Arial" w:hAnsi="Arial" w:cs="Arial"/>
+          <w:sz w:val="22"/>
+          <w:szCs w:val="20"/>
+        </w:rPr>
+      </w:r>
     </w:p>
     <w:p>
       <w:pPr>
@@ -391,10 +429,17 @@
           <w:szCs w:val="20"/>
         </w:rPr>
       </w:r>
+      <w:r>
+        <w:rPr>
+          <w:rFonts w:ascii="Arial" w:hAnsi="Arial" w:cs="Arial"/>
+          <w:sz w:val="22"/>
+          <w:szCs w:val="20"/>
+        </w:rPr>
+      </w:r>
     </w:p>
     <w:p>
       <w:pPr>
-        <w:pStyle w:val="668"/>
+        <w:pStyle w:val="904"/>
         <w:numPr>
           <w:ilvl w:val="0"/>
           <w:numId w:val="4"/>
@@ -429,10 +474,17 @@
           <w:szCs w:val="20"/>
         </w:rPr>
       </w:r>
+      <w:r>
+        <w:rPr>
+          <w:rFonts w:ascii="Arial" w:hAnsi="Arial" w:cs="Arial"/>
+          <w:sz w:val="22"/>
+          <w:szCs w:val="20"/>
+        </w:rPr>
+      </w:r>
     </w:p>
     <w:p>
       <w:pPr>
-        <w:pStyle w:val="668"/>
+        <w:pStyle w:val="904"/>
         <w:numPr>
           <w:ilvl w:val="0"/>
           <w:numId w:val="4"/>
@@ -467,48 +519,17 @@
           <w:szCs w:val="20"/>
         </w:rPr>
       </w:r>
-    </w:p>
-    <w:p>
-      <w:pPr>
-        <w:pStyle w:val="668"/>
-        <w:numPr>
-          <w:ilvl w:val="0"/>
-          <w:numId w:val="4"/>
-        </w:numPr>
-        <w:pBdr>
-          <w:top w:val="none" w:color="000000" w:sz="4" w:space="0"/>
-          <w:left w:val="none" w:color="000000" w:sz="4" w:space="0"/>
-          <w:bottom w:val="none" w:color="000000" w:sz="4" w:space="0"/>
-          <w:right w:val="none" w:color="000000" w:sz="4" w:space="0"/>
-        </w:pBdr>
-        <w:spacing/>
-        <w:ind w:right="0"/>
+      <w:r>
         <w:rPr>
           <w:rFonts w:ascii="Arial" w:hAnsi="Arial" w:cs="Arial"/>
           <w:sz w:val="22"/>
           <w:szCs w:val="20"/>
         </w:rPr>
-      </w:pPr>
-      <w:r>
-        <w:rPr>
-          <w:rFonts w:ascii="Arial" w:hAnsi="Arial" w:eastAsia="Arial" w:cs="Arial"/>
-          <w:color w:val="000000"/>
-          <w:sz w:val="22"/>
-          <w:szCs w:val="20"/>
-        </w:rPr>
-        <w:t xml:space="preserve">Unapređenje sigurnosti kroz ograničavanje pristupa backendu</w:t>
-      </w:r>
-      <w:r>
-        <w:rPr>
-          <w:rFonts w:ascii="Arial" w:hAnsi="Arial" w:eastAsia="Arial" w:cs="Arial"/>
-          <w:sz w:val="20"/>
-          <w:szCs w:val="20"/>
-        </w:rPr>
       </w:r>
     </w:p>
     <w:p>
       <w:pPr>
-        <w:pStyle w:val="668"/>
+        <w:pStyle w:val="904"/>
         <w:numPr>
           <w:ilvl w:val="0"/>
           <w:numId w:val="4"/>
@@ -543,10 +564,17 @@
           <w:szCs w:val="20"/>
         </w:rPr>
       </w:r>
+      <w:r>
+        <w:rPr>
+          <w:rFonts w:ascii="Arial" w:hAnsi="Arial" w:cs="Arial"/>
+          <w:sz w:val="22"/>
+          <w:szCs w:val="20"/>
+        </w:rPr>
+      </w:r>
     </w:p>
     <w:p>
       <w:pPr>
-        <w:pStyle w:val="668"/>
+        <w:pStyle w:val="904"/>
         <w:numPr>
           <w:ilvl w:val="0"/>
           <w:numId w:val="4"/>
@@ -581,6 +609,13 @@
           <w:szCs w:val="20"/>
         </w:rPr>
       </w:r>
+      <w:r>
+        <w:rPr>
+          <w:rFonts w:ascii="Arial" w:hAnsi="Arial" w:cs="Arial"/>
+          <w:sz w:val="22"/>
+          <w:szCs w:val="20"/>
+        </w:rPr>
+      </w:r>
     </w:p>
     <w:p>
       <w:pPr>
@@ -614,10 +649,17 @@
           <w:szCs w:val="20"/>
         </w:rPr>
       </w:r>
+      <w:r>
+        <w:rPr>
+          <w:rFonts w:ascii="Arial" w:hAnsi="Arial" w:cs="Arial"/>
+          <w:sz w:val="22"/>
+          <w:szCs w:val="20"/>
+        </w:rPr>
+      </w:r>
     </w:p>
     <w:p>
       <w:pPr>
-        <w:pStyle w:val="140"/>
+        <w:pStyle w:val="842"/>
         <w:pBdr/>
         <w:spacing w:after="120" w:before="120" w:line="240" w:lineRule="auto"/>
         <w:ind/>
@@ -649,10 +691,19 @@
           <w:szCs w:val="20"/>
         </w:rPr>
       </w:r>
+      <w:r>
+        <w:rPr>
+          <w:rFonts w:ascii="Arial" w:hAnsi="Arial" w:cs="Arial"/>
+          <w:b w:val="0"/>
+          <w:bCs w:val="0"/>
+          <w:sz w:val="20"/>
+          <w:szCs w:val="20"/>
+        </w:rPr>
+      </w:r>
     </w:p>
     <w:p>
       <w:pPr>
-        <w:pStyle w:val="140"/>
+        <w:pStyle w:val="842"/>
         <w:pBdr/>
         <w:spacing w:after="120" w:before="120" w:line="240" w:lineRule="auto"/>
         <w:ind/>
@@ -686,7 +737,7 @@
     </w:p>
     <w:tbl>
       <w:tblPr>
-        <w:tblStyle w:val="12"/>
+        <w:tblStyle w:val="715"/>
         <w:tblW w:w="0" w:type="auto"/>
         <w:tblBorders/>
         <w:tblLayout w:type="fixed"/>
@@ -908,6 +959,11 @@
                 <w:rFonts w:ascii="Arial" w:hAnsi="Arial" w:cs="Arial"/>
               </w:rPr>
             </w:r>
+            <w:r>
+              <w:rPr>
+                <w:rFonts w:ascii="Arial" w:hAnsi="Arial" w:cs="Arial"/>
+              </w:rPr>
+            </w:r>
           </w:p>
         </w:tc>
         <w:tc>
@@ -932,6 +988,11 @@
                 <w:lang w:val="sr-Latn"/>
               </w:rPr>
               <w:t xml:space="preserve">Mogućnost ocenjivanja i dobijanja srednje ocene na backend</w:t>
+            </w:r>
+            <w:r>
+              <w:rPr>
+                <w:rFonts w:ascii="Arial" w:hAnsi="Arial" w:cs="Arial"/>
+              </w:rPr>
             </w:r>
             <w:r>
               <w:rPr>
@@ -1076,6 +1137,11 @@
                 <w:rFonts w:ascii="Arial" w:hAnsi="Arial" w:cs="Arial"/>
               </w:rPr>
             </w:r>
+            <w:r>
+              <w:rPr>
+                <w:rFonts w:ascii="Arial" w:hAnsi="Arial" w:cs="Arial"/>
+              </w:rPr>
+            </w:r>
           </w:p>
         </w:tc>
         <w:tc>
@@ -1101,6 +1167,11 @@
                 <w:lang w:val="sr-Latn"/>
               </w:rPr>
               <w:t xml:space="preserve">Dodavanje ocene i provera da li je broj od 1 do 5 i ne zapisivanje duple ocene</w:t>
+            </w:r>
+            <w:r>
+              <w:rPr>
+                <w:rFonts w:ascii="Arial" w:hAnsi="Arial" w:cs="Arial"/>
+              </w:rPr>
             </w:r>
             <w:r>
               <w:rPr>
@@ -1299,6 +1370,11 @@
                 <w:rFonts w:ascii="Arial" w:hAnsi="Arial" w:cs="Arial"/>
               </w:rPr>
             </w:r>
+            <w:r>
+              <w:rPr>
+                <w:rFonts w:ascii="Arial" w:hAnsi="Arial" w:cs="Arial"/>
+              </w:rPr>
+            </w:r>
           </w:p>
         </w:tc>
         <w:tc>
@@ -1324,6 +1400,11 @@
                 <w:lang w:val="sr-Latn"/>
               </w:rPr>
               <w:t xml:space="preserve">Ako korisnik oceni sadržaj ponovo ocena se ažurira</w:t>
+            </w:r>
+            <w:r>
+              <w:rPr>
+                <w:rFonts w:ascii="Arial" w:hAnsi="Arial" w:cs="Arial"/>
+              </w:rPr>
             </w:r>
             <w:r>
               <w:rPr>
@@ -1492,211 +1573,6 @@
         </w:tc>
       </w:tr>
       <w:tr>
-        <w:trPr>
-          <w:trHeight w:val="1012"/>
-        </w:trPr>
-        <w:tc>
-          <w:tcPr>
-            <w:tcBorders/>
-            <w:tcW w:w="1714" w:type="dxa"/>
-            <w:vMerge w:val="restart"/>
-            <w:textDirection w:val="lrTb"/>
-            <w:noWrap w:val="false"/>
-          </w:tcPr>
-          <w:p>
-            <w:pPr>
-              <w:pBdr/>
-              <w:spacing/>
-              <w:ind/>
-              <w:rPr>
-                <w:rFonts w:ascii="Arial" w:hAnsi="Arial" w:cs="Arial"/>
-              </w:rPr>
-            </w:pPr>
-            <w:r>
-              <w:rPr>
-                <w:rFonts w:ascii="Arial" w:hAnsi="Arial" w:eastAsia="Arial" w:cs="Arial"/>
-                <w:lang w:val="sr-Latn"/>
-              </w:rPr>
-              <w:t xml:space="preserve">Blokiranje nepoznatih ip adresa</w:t>
-            </w:r>
-            <w:r>
-              <w:rPr>
-                <w:rFonts w:ascii="Arial" w:hAnsi="Arial" w:cs="Arial"/>
-              </w:rPr>
-            </w:r>
-          </w:p>
-        </w:tc>
-        <w:tc>
-          <w:tcPr>
-            <w:tcBorders/>
-            <w:tcW w:w="1730" w:type="dxa"/>
-            <w:vMerge w:val="restart"/>
-            <w:textDirection w:val="lrTb"/>
-            <w:noWrap w:val="false"/>
-          </w:tcPr>
-          <w:p>
-            <w:pPr>
-              <w:pBdr/>
-              <w:spacing/>
-              <w:ind/>
-              <w:rPr>
-                <w:rFonts w:ascii="Arial" w:hAnsi="Arial" w:cs="Arial"/>
-              </w:rPr>
-            </w:pPr>
-            <w:r>
-              <w:rPr>
-                <w:rFonts w:ascii="Arial" w:hAnsi="Arial" w:eastAsia="Arial" w:cs="Arial"/>
-                <w:lang w:val="sr-Latn"/>
-              </w:rPr>
-            </w:r>
-            <w:r>
-              <w:rPr>
-                <w:rFonts w:ascii="Arial" w:hAnsi="Arial" w:eastAsia="Arial" w:cs="Arial"/>
-                <w:lang w:val="sr-Latn"/>
-              </w:rPr>
-              <w:t xml:space="preserve">Middleware koji blokira ip adrese van školske mreže</w:t>
-            </w:r>
-            <w:r>
-              <w:rPr>
-                <w:rFonts w:ascii="Arial" w:hAnsi="Arial" w:cs="Arial"/>
-              </w:rPr>
-            </w:r>
-          </w:p>
-        </w:tc>
-        <w:tc>
-          <w:tcPr>
-            <w:tcBorders/>
-            <w:tcW w:w="1682" w:type="dxa"/>
-            <w:vMerge w:val="restart"/>
-            <w:textDirection w:val="lrTb"/>
-            <w:noWrap w:val="false"/>
-          </w:tcPr>
-          <w:p>
-            <w:pPr>
-              <w:pBdr/>
-              <w:spacing/>
-              <w:ind/>
-              <w:rPr>
-                <w:rFonts w:ascii="Arial" w:hAnsi="Arial" w:cs="Arial"/>
-              </w:rPr>
-            </w:pPr>
-            <w:r>
-              <w:rPr>
-                <w:rFonts w:ascii="Arial" w:hAnsi="Arial" w:eastAsia="Arial" w:cs="Arial"/>
-                <w:lang w:val="sr-Latn"/>
-              </w:rPr>
-              <w:t xml:space="preserve">Stepan Turitsin</w:t>
-            </w:r>
-            <w:r>
-              <w:rPr>
-                <w:rFonts w:ascii="Arial" w:hAnsi="Arial" w:cs="Arial"/>
-              </w:rPr>
-            </w:r>
-            <w:r>
-              <w:rPr>
-                <w:rFonts w:ascii="Arial" w:hAnsi="Arial" w:cs="Arial"/>
-              </w:rPr>
-            </w:r>
-          </w:p>
-        </w:tc>
-        <w:tc>
-          <w:tcPr>
-            <w:tcBorders/>
-            <w:tcW w:w="1714" w:type="dxa"/>
-            <w:vMerge w:val="restart"/>
-            <w:textDirection w:val="lrTb"/>
-            <w:noWrap w:val="false"/>
-          </w:tcPr>
-          <w:p>
-            <w:pPr>
-              <w:pBdr/>
-              <w:spacing/>
-              <w:ind/>
-              <w:rPr>
-                <w:rFonts w:ascii="Arial" w:hAnsi="Arial" w:cs="Arial"/>
-              </w:rPr>
-            </w:pPr>
-            <w:r>
-              <w:rPr>
-                <w:rFonts w:ascii="Arial" w:hAnsi="Arial" w:eastAsia="Arial" w:cs="Arial"/>
-              </w:rPr>
-              <w:t xml:space="preserve">Završeno</w:t>
-            </w:r>
-            <w:r>
-              <w:rPr>
-                <w:rFonts w:ascii="Arial" w:hAnsi="Arial" w:cs="Arial"/>
-              </w:rPr>
-            </w:r>
-            <w:r>
-              <w:rPr>
-                <w:rFonts w:ascii="Arial" w:hAnsi="Arial" w:cs="Arial"/>
-              </w:rPr>
-            </w:r>
-          </w:p>
-          <w:p>
-            <w:pPr>
-              <w:pBdr/>
-              <w:spacing/>
-              <w:ind/>
-              <w:rPr>
-                <w:rFonts w:ascii="Arial" w:hAnsi="Arial" w:cs="Arial"/>
-              </w:rPr>
-            </w:pPr>
-            <w:r>
-              <w:rPr>
-                <w:rFonts w:ascii="Arial" w:hAnsi="Arial" w:eastAsia="Arial" w:cs="Arial"/>
-              </w:rPr>
-            </w:r>
-            <w:r>
-              <w:rPr>
-                <w:rFonts w:ascii="Arial" w:hAnsi="Arial" w:cs="Arial"/>
-              </w:rPr>
-            </w:r>
-            <w:r>
-              <w:rPr>
-                <w:rFonts w:ascii="Arial" w:hAnsi="Arial" w:cs="Arial"/>
-              </w:rPr>
-            </w:r>
-          </w:p>
-        </w:tc>
-        <w:tc>
-          <w:tcPr>
-            <w:tcBorders/>
-            <w:tcW w:w="1790" w:type="dxa"/>
-            <w:vMerge w:val="restart"/>
-            <w:textDirection w:val="lrTb"/>
-            <w:noWrap w:val="false"/>
-          </w:tcPr>
-          <w:p>
-            <w:pPr>
-              <w:pBdr/>
-              <w:spacing/>
-              <w:ind/>
-              <w:rPr>
-                <w:rFonts w:ascii="Arial" w:hAnsi="Arial" w:cs="Arial"/>
-              </w:rPr>
-            </w:pPr>
-            <w:r>
-              <w:rPr>
-                <w:rFonts w:ascii="Arial" w:hAnsi="Arial" w:eastAsia="Arial" w:cs="Arial"/>
-                <w:lang w:val="sr-Latn"/>
-              </w:rPr>
-              <w:t xml:space="preserve">/</w:t>
-            </w:r>
-            <w:r>
-              <w:rPr>
-                <w:rFonts w:ascii="Arial" w:hAnsi="Arial" w:cs="Arial"/>
-              </w:rPr>
-            </w:r>
-            <w:r>
-              <w:rPr>
-                <w:rFonts w:ascii="Arial" w:hAnsi="Arial" w:cs="Arial"/>
-              </w:rPr>
-            </w:r>
-          </w:p>
-        </w:tc>
-      </w:tr>
-      <w:tr>
         <w:trPr/>
         <w:tc>
           <w:tcPr>
@@ -1721,6 +1597,11 @@
                 <w:lang w:val="sr-Latn"/>
               </w:rPr>
               <w:t xml:space="preserve">Slanje podataka o oceni na backend</w:t>
+            </w:r>
+            <w:r>
+              <w:rPr>
+                <w:rFonts w:ascii="Arial" w:hAnsi="Arial" w:cs="Arial"/>
+              </w:rPr>
             </w:r>
             <w:r>
               <w:rPr>
@@ -1752,6 +1633,11 @@
                 <w:lang w:val="sr-Latn"/>
               </w:rPr>
               <w:t xml:space="preserve">Nakon izbora ocene ona se šalje na backend</w:t>
+            </w:r>
+            <w:r>
+              <w:rPr>
+                <w:rFonts w:ascii="Arial" w:hAnsi="Arial" w:cs="Arial"/>
+              </w:rPr>
             </w:r>
             <w:r>
               <w:rPr>
@@ -1900,6 +1786,11 @@
                 <w:rFonts w:ascii="Arial" w:hAnsi="Arial" w:cs="Arial"/>
               </w:rPr>
             </w:r>
+            <w:r>
+              <w:rPr>
+                <w:rFonts w:ascii="Arial" w:hAnsi="Arial" w:cs="Arial"/>
+              </w:rPr>
+            </w:r>
           </w:p>
         </w:tc>
         <w:tc>
@@ -1925,6 +1816,11 @@
                 <w:lang w:val="sr-Latn"/>
               </w:rPr>
               <w:t xml:space="preserve">Dobija se korisnikova i srednja ocena za svaki sadržaj</w:t>
+            </w:r>
+            <w:r>
+              <w:rPr>
+                <w:rFonts w:ascii="Arial" w:hAnsi="Arial" w:cs="Arial"/>
+              </w:rPr>
             </w:r>
             <w:r>
               <w:rPr>
@@ -2119,6 +2015,12 @@
                 <w:highlight w:val="none"/>
               </w:rPr>
             </w:r>
+            <w:r>
+              <w:rPr>
+                <w:rFonts w:ascii="Arial" w:hAnsi="Arial" w:cs="Arial"/>
+                <w:highlight w:val="none"/>
+              </w:rPr>
+            </w:r>
           </w:p>
         </w:tc>
         <w:tc>
@@ -2144,6 +2046,11 @@
                 <w:lang w:val="sr-Latn"/>
               </w:rPr>
               <w:t xml:space="preserve">Dizajn ikonice aplikacije</w:t>
+            </w:r>
+            <w:r>
+              <w:rPr>
+                <w:rFonts w:ascii="Arial" w:hAnsi="Arial" w:cs="Arial"/>
+              </w:rPr>
             </w:r>
             <w:r>
               <w:rPr>
@@ -2300,6 +2207,12 @@
                 <w:lang w:val="sr-Latn"/>
               </w:rPr>
             </w:r>
+            <w:r>
+              <w:rPr>
+                <w:rFonts w:ascii="Arial" w:hAnsi="Arial" w:eastAsia="Arial" w:cs="Arial"/>
+                <w:lang w:val="sr-Latn"/>
+              </w:rPr>
+            </w:r>
           </w:p>
         </w:tc>
         <w:tc>
@@ -2327,6 +2240,13 @@
                 <w:lang w:val="sr-Latn"/>
               </w:rPr>
               <w:t xml:space="preserve">Stranice gde admin može da vidi, dodaje, briše i ažurira sve sadržaje i kategorije</w:t>
+            </w:r>
+            <w:r>
+              <w:rPr>
+                <w:rFonts w:ascii="Arial" w:hAnsi="Arial" w:eastAsia="Arial" w:cs="Arial"/>
+                <w:highlight w:val="none"/>
+                <w:lang w:val="sr-Latn"/>
+              </w:rPr>
             </w:r>
             <w:r>
               <w:rPr>
@@ -2458,7 +2378,7 @@
     </w:tbl>
     <w:p>
       <w:pPr>
-        <w:pStyle w:val="140"/>
+        <w:pStyle w:val="842"/>
         <w:pBdr/>
         <w:spacing w:after="120" w:before="120" w:line="240" w:lineRule="auto"/>
         <w:ind/>
@@ -2516,6 +2436,13 @@
         <w:rPr>
           <w:rFonts w:ascii="Arial" w:hAnsi="Arial" w:eastAsia="Arial" w:cs="Arial"/>
           <w:sz w:val="20"/>
+          <w:szCs w:val="20"/>
+        </w:rPr>
+      </w:r>
+      <w:r>
+        <w:rPr>
+          <w:rFonts w:ascii="Arial" w:hAnsi="Arial" w:cs="Arial"/>
+          <w:sz w:val="22"/>
           <w:szCs w:val="20"/>
         </w:rPr>
       </w:r>
@@ -2561,6 +2488,13 @@
           <w:szCs w:val="20"/>
         </w:rPr>
       </w:r>
+      <w:r>
+        <w:rPr>
+          <w:rFonts w:ascii="Arial" w:hAnsi="Arial" w:cs="Arial"/>
+          <w:sz w:val="22"/>
+          <w:szCs w:val="20"/>
+        </w:rPr>
+      </w:r>
     </w:p>
     <w:p>
       <w:pPr>
@@ -2589,27 +2523,9 @@
       </w:r>
       <w:r>
         <w:rPr>
-          <w:rFonts w:ascii="Arial" w:hAnsi="Arial" w:eastAsia="Arial" w:cs="Arial"/>
-          <w:sz w:val="20"/>
+          <w:rFonts w:ascii="Arial" w:hAnsi="Arial" w:cs="Arial"/>
+          <w:sz w:val="22"/>
           <w:szCs w:val="20"/>
-        </w:rPr>
-      </w:r>
-      <w:r>
-        <w:rPr>
-          <w:rFonts w:ascii="Arial" w:hAnsi="Arial" w:eastAsia="Arial" w:cs="Arial"/>
-          <w:i w:val="0"/>
-          <w:iCs w:val="0"/>
-          <w:color w:val="auto"/>
-          <w:lang w:val="sr-Latn"/>
-        </w:rPr>
-      </w:r>
-      <w:r>
-        <w:rPr>
-          <w:rFonts w:ascii="Arial" w:hAnsi="Arial" w:eastAsia="Arial" w:cs="Arial"/>
-          <w:i w:val="0"/>
-          <w:iCs w:val="0"/>
-          <w:color w:val="auto"/>
-          <w:lang w:val="sr-Latn"/>
         </w:rPr>
       </w:r>
       <w:r>
@@ -2622,7 +2538,7 @@
     </w:p>
     <w:p>
       <w:pPr>
-        <w:pStyle w:val="140"/>
+        <w:pStyle w:val="842"/>
         <w:pBdr/>
         <w:spacing w:after="120" w:before="120" w:line="240" w:lineRule="auto"/>
         <w:ind/>
@@ -2690,6 +2606,13 @@
           <w:szCs w:val="20"/>
         </w:rPr>
       </w:r>
+      <w:r>
+        <w:rPr>
+          <w:rFonts w:ascii="Arial" w:hAnsi="Arial" w:cs="Arial"/>
+          <w:sz w:val="22"/>
+          <w:szCs w:val="20"/>
+        </w:rPr>
+      </w:r>
     </w:p>
     <w:p>
       <w:pPr>
@@ -2723,10 +2646,17 @@
           <w:szCs w:val="20"/>
         </w:rPr>
       </w:r>
+      <w:r>
+        <w:rPr>
+          <w:rFonts w:ascii="Arial" w:hAnsi="Arial" w:cs="Arial"/>
+          <w:sz w:val="22"/>
+          <w:szCs w:val="20"/>
+        </w:rPr>
+      </w:r>
     </w:p>
     <w:p>
       <w:pPr>
-        <w:pStyle w:val="668"/>
+        <w:pStyle w:val="904"/>
         <w:numPr>
           <w:ilvl w:val="0"/>
           <w:numId w:val="5"/>
@@ -2761,10 +2691,17 @@
           <w:szCs w:val="20"/>
         </w:rPr>
       </w:r>
+      <w:r>
+        <w:rPr>
+          <w:rFonts w:ascii="Arial" w:hAnsi="Arial" w:cs="Arial"/>
+          <w:sz w:val="22"/>
+          <w:szCs w:val="20"/>
+        </w:rPr>
+      </w:r>
     </w:p>
     <w:p>
       <w:pPr>
-        <w:pStyle w:val="668"/>
+        <w:pStyle w:val="904"/>
         <w:numPr>
           <w:ilvl w:val="0"/>
           <w:numId w:val="5"/>
@@ -2799,10 +2736,17 @@
           <w:szCs w:val="20"/>
         </w:rPr>
       </w:r>
+      <w:r>
+        <w:rPr>
+          <w:rFonts w:ascii="Arial" w:hAnsi="Arial" w:cs="Arial"/>
+          <w:sz w:val="22"/>
+          <w:szCs w:val="20"/>
+        </w:rPr>
+      </w:r>
     </w:p>
     <w:p>
       <w:pPr>
-        <w:pStyle w:val="668"/>
+        <w:pStyle w:val="904"/>
         <w:numPr>
           <w:ilvl w:val="0"/>
           <w:numId w:val="5"/>
@@ -2837,10 +2781,17 @@
           <w:szCs w:val="20"/>
         </w:rPr>
       </w:r>
+      <w:r>
+        <w:rPr>
+          <w:rFonts w:ascii="Arial" w:hAnsi="Arial" w:cs="Arial"/>
+          <w:sz w:val="22"/>
+          <w:szCs w:val="20"/>
+        </w:rPr>
+      </w:r>
     </w:p>
     <w:p>
       <w:pPr>
-        <w:pStyle w:val="668"/>
+        <w:pStyle w:val="904"/>
         <w:numPr>
           <w:ilvl w:val="0"/>
           <w:numId w:val="5"/>
@@ -2875,6 +2826,13 @@
           <w:szCs w:val="20"/>
         </w:rPr>
       </w:r>
+      <w:r>
+        <w:rPr>
+          <w:rFonts w:ascii="Arial" w:hAnsi="Arial" w:cs="Arial"/>
+          <w:sz w:val="22"/>
+          <w:szCs w:val="20"/>
+        </w:rPr>
+      </w:r>
     </w:p>
     <w:p>
       <w:pPr>
@@ -2904,13 +2862,13 @@
       <w:r>
         <w:rPr>
           <w:rFonts w:ascii="Arial" w:hAnsi="Arial" w:eastAsia="Arial" w:cs="Arial"/>
-          <w:sz w:val="20"/>
+          <w:sz w:val="22"/>
           <w:szCs w:val="20"/>
         </w:rPr>
       </w:r>
       <w:r>
         <w:rPr>
-          <w:rFonts w:ascii="Arial" w:hAnsi="Arial" w:eastAsia="Arial" w:cs="Arial"/>
+          <w:rFonts w:ascii="Arial" w:hAnsi="Arial" w:cs="Arial"/>
           <w:sz w:val="22"/>
           <w:szCs w:val="20"/>
         </w:rPr>
@@ -2918,7 +2876,7 @@
     </w:p>
     <w:p>
       <w:pPr>
-        <w:pStyle w:val="140"/>
+        <w:pStyle w:val="842"/>
         <w:pBdr/>
         <w:spacing w:after="120" w:before="120" w:line="240" w:lineRule="auto"/>
         <w:ind/>
@@ -2979,6 +2937,13 @@
           <w:szCs w:val="20"/>
         </w:rPr>
       </w:r>
+      <w:r>
+        <w:rPr>
+          <w:rFonts w:ascii="Arial" w:hAnsi="Arial" w:cs="Arial"/>
+          <w:sz w:val="22"/>
+          <w:szCs w:val="20"/>
+        </w:rPr>
+      </w:r>
     </w:p>
     <w:p>
       <w:pPr>
@@ -3012,10 +2977,17 @@
           <w:szCs w:val="20"/>
         </w:rPr>
       </w:r>
+      <w:r>
+        <w:rPr>
+          <w:rFonts w:ascii="Arial" w:hAnsi="Arial" w:cs="Arial"/>
+          <w:sz w:val="22"/>
+          <w:szCs w:val="20"/>
+        </w:rPr>
+      </w:r>
     </w:p>
     <w:p>
       <w:pPr>
-        <w:pStyle w:val="668"/>
+        <w:pStyle w:val="904"/>
         <w:numPr>
           <w:ilvl w:val="0"/>
           <w:numId w:val="7"/>
@@ -3050,10 +3022,17 @@
           <w:szCs w:val="20"/>
         </w:rPr>
       </w:r>
+      <w:r>
+        <w:rPr>
+          <w:rFonts w:ascii="Arial" w:hAnsi="Arial" w:cs="Arial"/>
+          <w:sz w:val="22"/>
+          <w:szCs w:val="20"/>
+        </w:rPr>
+      </w:r>
     </w:p>
     <w:p>
       <w:pPr>
-        <w:pStyle w:val="668"/>
+        <w:pStyle w:val="904"/>
         <w:numPr>
           <w:ilvl w:val="0"/>
           <w:numId w:val="7"/>
@@ -3088,10 +3067,17 @@
           <w:szCs w:val="20"/>
         </w:rPr>
       </w:r>
+      <w:r>
+        <w:rPr>
+          <w:rFonts w:ascii="Arial" w:hAnsi="Arial" w:cs="Arial"/>
+          <w:sz w:val="22"/>
+          <w:szCs w:val="20"/>
+        </w:rPr>
+      </w:r>
     </w:p>
     <w:p>
       <w:pPr>
-        <w:pStyle w:val="668"/>
+        <w:pStyle w:val="904"/>
         <w:numPr>
           <w:ilvl w:val="0"/>
           <w:numId w:val="7"/>
@@ -3126,10 +3112,17 @@
           <w:szCs w:val="20"/>
         </w:rPr>
       </w:r>
+      <w:r>
+        <w:rPr>
+          <w:rFonts w:ascii="Arial" w:hAnsi="Arial" w:cs="Arial"/>
+          <w:sz w:val="22"/>
+          <w:szCs w:val="20"/>
+        </w:rPr>
+      </w:r>
     </w:p>
     <w:p>
       <w:pPr>
-        <w:pStyle w:val="668"/>
+        <w:pStyle w:val="904"/>
         <w:numPr>
           <w:ilvl w:val="0"/>
           <w:numId w:val="7"/>
@@ -3164,10 +3157,17 @@
           <w:szCs w:val="20"/>
         </w:rPr>
       </w:r>
+      <w:r>
+        <w:rPr>
+          <w:rFonts w:ascii="Arial" w:hAnsi="Arial" w:cs="Arial"/>
+          <w:sz w:val="22"/>
+          <w:szCs w:val="20"/>
+        </w:rPr>
+      </w:r>
     </w:p>
     <w:p>
       <w:pPr>
-        <w:pStyle w:val="668"/>
+        <w:pStyle w:val="904"/>
         <w:numPr>
           <w:ilvl w:val="0"/>
           <w:numId w:val="7"/>
@@ -3202,6 +3202,13 @@
           <w:szCs w:val="20"/>
         </w:rPr>
       </w:r>
+      <w:r>
+        <w:rPr>
+          <w:rFonts w:ascii="Arial" w:hAnsi="Arial" w:cs="Arial"/>
+          <w:sz w:val="22"/>
+          <w:szCs w:val="20"/>
+        </w:rPr>
+      </w:r>
     </w:p>
     <w:p>
       <w:pPr>
@@ -3235,6 +3242,13 @@
           <w:szCs w:val="20"/>
         </w:rPr>
       </w:r>
+      <w:r>
+        <w:rPr>
+          <w:rFonts w:ascii="Arial" w:hAnsi="Arial" w:cs="Arial"/>
+          <w:sz w:val="22"/>
+          <w:szCs w:val="20"/>
+        </w:rPr>
+      </w:r>
     </w:p>
     <w:p>
       <w:pPr>
@@ -3257,10 +3271,15 @@
           <w:rFonts w:ascii="Arial" w:hAnsi="Arial" w:cs="Arial"/>
         </w:rPr>
       </w:r>
+      <w:r>
+        <w:rPr>
+          <w:rFonts w:ascii="Arial" w:hAnsi="Arial" w:cs="Arial"/>
+        </w:rPr>
+      </w:r>
     </w:p>
     <w:p>
       <w:pPr>
-        <w:pStyle w:val="140"/>
+        <w:pStyle w:val="842"/>
         <w:pBdr/>
         <w:spacing w:after="120" w:before="120" w:line="240" w:lineRule="auto"/>
         <w:ind/>
@@ -3365,7 +3384,7 @@
       <w:hyperlink r:id="rId9" w:tooltip="https://gitea.steve-dekart.xyz/Victorious" w:history="1">
         <w:r>
           <w:rPr>
-            <w:rStyle w:val="187"/>
+            <w:rStyle w:val="886"/>
             <w:rFonts w:ascii="Arial" w:hAnsi="Arial" w:eastAsia="Arial" w:cs="Arial"/>
             <w:lang w:val="sr-Latn"/>
           </w:rPr>
@@ -3373,7 +3392,7 @@
         </w:r>
         <w:r>
           <w:rPr>
-            <w:rStyle w:val="187"/>
+            <w:rStyle w:val="886"/>
             <w:rFonts w:ascii="Arial" w:hAnsi="Arial" w:eastAsia="Arial" w:cs="Arial"/>
             <w:lang w:val="sr-Latn"/>
           </w:rPr>
@@ -3442,7 +3461,7 @@
       <w:hyperlink r:id="rId10" w:tooltip="https://trello.com/b/8lJQrHW3/agile-stories" w:history="1">
         <w:r>
           <w:rPr>
-            <w:rStyle w:val="187"/>
+            <w:rStyle w:val="886"/>
             <w:rFonts w:ascii="Arial" w:hAnsi="Arial" w:eastAsia="Arial" w:cs="Arial"/>
             <w:highlight w:val="none"/>
             <w:lang w:val="en-US"/>
@@ -3451,7 +3470,7 @@
         </w:r>
         <w:r>
           <w:rPr>
-            <w:rStyle w:val="187"/>
+            <w:rStyle w:val="886"/>
             <w:rFonts w:ascii="Arial" w:hAnsi="Arial" w:eastAsia="Arial" w:cs="Arial"/>
             <w:highlight w:val="none"/>
             <w:lang w:val="en-US"/>
@@ -3486,7 +3505,6 @@
       </w:pPr>
       <w:r/>
       <w:r/>
-      <w:r/>
     </w:p>
     <w:p>
       <w:pPr>
@@ -3520,7 +3538,6 @@
         <w:ind/>
         <w:rPr/>
       </w:pPr>
-      <w:r/>
       <w:r>
         <w:separator/>
       </w:r>
@@ -3535,7 +3552,6 @@
         <w:ind/>
         <w:rPr/>
       </w:pPr>
-      <w:r/>
       <w:r>
         <w:continuationSeparator/>
       </w:r>
@@ -3555,7 +3571,6 @@
         <w:ind/>
         <w:rPr/>
       </w:pPr>
-      <w:r/>
       <w:r>
         <w:separator/>
       </w:r>
@@ -3570,7 +3585,6 @@
         <w:ind/>
         <w:rPr/>
       </w:pPr>
-      <w:r/>
       <w:r>
         <w:continuationSeparator/>
       </w:r>
@@ -4793,9 +4807,9 @@
     <w:lsdException w:name="Bibliography" w:uiPriority="37"/>
     <w:lsdException w:name="TOC Heading" w:uiPriority="39" w:qFormat="1"/>
   </w:latentStyles>
-  <w:style w:type="table" w:styleId="12">
+  <w:style w:type="table" w:styleId="715">
     <w:name w:val="Table Grid"/>
-    <w:basedOn w:val="665"/>
+    <w:basedOn w:val="901"/>
     <w:uiPriority w:val="59"/>
     <w:pPr>
       <w:pBdr/>
@@ -4992,9 +5006,9 @@
       </w:tcPr>
     </w:tblStylePr>
   </w:style>
-  <w:style w:type="table" w:styleId="13">
+  <w:style w:type="table" w:styleId="716">
     <w:name w:val="Table Grid Light"/>
-    <w:basedOn w:val="665"/>
+    <w:basedOn w:val="901"/>
     <w:uiPriority w:val="59"/>
     <w:pPr>
       <w:pBdr/>
@@ -5191,9 +5205,9 @@
       </w:tcPr>
     </w:tblStylePr>
   </w:style>
-  <w:style w:type="table" w:styleId="14">
+  <w:style w:type="table" w:styleId="717">
     <w:name w:val="Plain Table 1"/>
-    <w:basedOn w:val="665"/>
+    <w:basedOn w:val="901"/>
     <w:uiPriority w:val="59"/>
     <w:pPr>
       <w:pBdr/>
@@ -5416,9 +5430,9 @@
       </w:tcPr>
     </w:tblStylePr>
   </w:style>
-  <w:style w:type="table" w:styleId="15">
+  <w:style w:type="table" w:styleId="718">
     <w:name w:val="Plain Table 2"/>
-    <w:basedOn w:val="665"/>
+    <w:basedOn w:val="901"/>
     <w:uiPriority w:val="59"/>
     <w:pPr>
       <w:pBdr/>
@@ -5649,9 +5663,9 @@
       </w:tcPr>
     </w:tblStylePr>
   </w:style>
-  <w:style w:type="table" w:styleId="16">
+  <w:style w:type="table" w:styleId="719">
     <w:name w:val="Plain Table 3"/>
-    <w:basedOn w:val="665"/>
+    <w:basedOn w:val="901"/>
     <w:uiPriority w:val="99"/>
     <w:pPr>
       <w:pBdr/>
@@ -5879,9 +5893,9 @@
       </w:tcPr>
     </w:tblStylePr>
   </w:style>
-  <w:style w:type="table" w:styleId="17">
+  <w:style w:type="table" w:styleId="720">
     <w:name w:val="Plain Table 4"/>
-    <w:basedOn w:val="665"/>
+    <w:basedOn w:val="901"/>
     <w:uiPriority w:val="99"/>
     <w:pPr>
       <w:pBdr/>
@@ -6095,9 +6109,9 @@
       </w:tcPr>
     </w:tblStylePr>
   </w:style>
-  <w:style w:type="table" w:styleId="18">
+  <w:style w:type="table" w:styleId="721">
     <w:name w:val="Plain Table 5"/>
-    <w:basedOn w:val="665"/>
+    <w:basedOn w:val="901"/>
     <w:uiPriority w:val="99"/>
     <w:pPr>
       <w:pBdr/>
@@ -6328,9 +6342,9 @@
       </w:tcPr>
     </w:tblStylePr>
   </w:style>
-  <w:style w:type="table" w:styleId="19">
+  <w:style w:type="table" w:styleId="722">
     <w:name w:val="Grid Table 1 Light"/>
-    <w:basedOn w:val="665"/>
+    <w:basedOn w:val="901"/>
     <w:uiPriority w:val="99"/>
     <w:pPr>
       <w:pBdr/>
@@ -6551,9 +6565,9 @@
       </w:tcPr>
     </w:tblStylePr>
   </w:style>
-  <w:style w:type="table" w:styleId="20">
+  <w:style w:type="table" w:styleId="723">
     <w:name w:val="Grid Table 1 Light - Accent 1"/>
-    <w:basedOn w:val="665"/>
+    <w:basedOn w:val="901"/>
     <w:uiPriority w:val="99"/>
     <w:pPr>
       <w:pBdr/>
@@ -6774,9 +6788,9 @@
       </w:tcPr>
     </w:tblStylePr>
   </w:style>
-  <w:style w:type="table" w:styleId="21">
+  <w:style w:type="table" w:styleId="724">
     <w:name w:val="Grid Table 1 Light - Accent 2"/>
-    <w:basedOn w:val="665"/>
+    <w:basedOn w:val="901"/>
     <w:uiPriority w:val="99"/>
     <w:pPr>
       <w:pBdr/>
@@ -6997,9 +7011,9 @@
       </w:tcPr>
     </w:tblStylePr>
   </w:style>
-  <w:style w:type="table" w:styleId="22">
+  <w:style w:type="table" w:styleId="725">
     <w:name w:val="Grid Table 1 Light - Accent 3"/>
-    <w:basedOn w:val="665"/>
+    <w:basedOn w:val="901"/>
     <w:uiPriority w:val="99"/>
     <w:pPr>
       <w:pBdr/>
@@ -7220,9 +7234,9 @@
       </w:tcPr>
     </w:tblStylePr>
   </w:style>
-  <w:style w:type="table" w:styleId="23">
+  <w:style w:type="table" w:styleId="726">
     <w:name w:val="Grid Table 1 Light - Accent 4"/>
-    <w:basedOn w:val="665"/>
+    <w:basedOn w:val="901"/>
     <w:uiPriority w:val="99"/>
     <w:pPr>
       <w:pBdr/>
@@ -7443,9 +7457,9 @@
       </w:tcPr>
     </w:tblStylePr>
   </w:style>
-  <w:style w:type="table" w:styleId="24">
+  <w:style w:type="table" w:styleId="727">
     <w:name w:val="Grid Table 1 Light - Accent 5"/>
-    <w:basedOn w:val="665"/>
+    <w:basedOn w:val="901"/>
     <w:uiPriority w:val="99"/>
     <w:pPr>
       <w:pBdr/>
@@ -7666,9 +7680,9 @@
       </w:tcPr>
     </w:tblStylePr>
   </w:style>
-  <w:style w:type="table" w:styleId="25">
+  <w:style w:type="table" w:styleId="728">
     <w:name w:val="Grid Table 1 Light - Accent 6"/>
-    <w:basedOn w:val="665"/>
+    <w:basedOn w:val="901"/>
     <w:uiPriority w:val="99"/>
     <w:pPr>
       <w:pBdr/>
@@ -7889,9 +7903,9 @@
       </w:tcPr>
     </w:tblStylePr>
   </w:style>
-  <w:style w:type="table" w:styleId="26">
+  <w:style w:type="table" w:styleId="729">
     <w:name w:val="Grid Table 2"/>
-    <w:basedOn w:val="665"/>
+    <w:basedOn w:val="901"/>
     <w:uiPriority w:val="99"/>
     <w:pPr>
       <w:pBdr/>
@@ -8121,9 +8135,9 @@
       </w:tcPr>
     </w:tblStylePr>
   </w:style>
-  <w:style w:type="table" w:styleId="27">
+  <w:style w:type="table" w:styleId="730">
     <w:name w:val="Grid Table 2 - Accent 1"/>
-    <w:basedOn w:val="665"/>
+    <w:basedOn w:val="901"/>
     <w:uiPriority w:val="99"/>
     <w:pPr>
       <w:pBdr/>
@@ -8353,9 +8367,9 @@
       </w:tcPr>
     </w:tblStylePr>
   </w:style>
-  <w:style w:type="table" w:styleId="28">
+  <w:style w:type="table" w:styleId="731">
     <w:name w:val="Grid Table 2 - Accent 2"/>
-    <w:basedOn w:val="665"/>
+    <w:basedOn w:val="901"/>
     <w:uiPriority w:val="99"/>
     <w:pPr>
       <w:pBdr/>
@@ -8585,9 +8599,9 @@
       </w:tcPr>
     </w:tblStylePr>
   </w:style>
-  <w:style w:type="table" w:styleId="29">
+  <w:style w:type="table" w:styleId="732">
     <w:name w:val="Grid Table 2 - Accent 3"/>
-    <w:basedOn w:val="665"/>
+    <w:basedOn w:val="901"/>
     <w:uiPriority w:val="99"/>
     <w:pPr>
       <w:pBdr/>
@@ -8817,9 +8831,9 @@
       </w:tcPr>
     </w:tblStylePr>
   </w:style>
-  <w:style w:type="table" w:styleId="30">
+  <w:style w:type="table" w:styleId="733">
     <w:name w:val="Grid Table 2 - Accent 4"/>
-    <w:basedOn w:val="665"/>
+    <w:basedOn w:val="901"/>
     <w:uiPriority w:val="99"/>
     <w:pPr>
       <w:pBdr/>
@@ -9049,9 +9063,9 @@
       </w:tcPr>
     </w:tblStylePr>
   </w:style>
-  <w:style w:type="table" w:styleId="31">
+  <w:style w:type="table" w:styleId="734">
     <w:name w:val="Grid Table 2 - Accent 5"/>
-    <w:basedOn w:val="665"/>
+    <w:basedOn w:val="901"/>
     <w:uiPriority w:val="99"/>
     <w:pPr>
       <w:pBdr/>
@@ -9281,9 +9295,9 @@
       </w:tcPr>
     </w:tblStylePr>
   </w:style>
-  <w:style w:type="table" w:styleId="32">
+  <w:style w:type="table" w:styleId="735">
     <w:name w:val="Grid Table 2 - Accent 6"/>
-    <w:basedOn w:val="665"/>
+    <w:basedOn w:val="901"/>
     <w:uiPriority w:val="99"/>
     <w:pPr>
       <w:pBdr/>
@@ -9513,9 +9527,9 @@
       </w:tcPr>
     </w:tblStylePr>
   </w:style>
-  <w:style w:type="table" w:styleId="33">
+  <w:style w:type="table" w:styleId="736">
     <w:name w:val="Grid Table 3"/>
-    <w:basedOn w:val="665"/>
+    <w:basedOn w:val="901"/>
     <w:uiPriority w:val="99"/>
     <w:pPr>
       <w:pBdr/>
@@ -9614,29 +9628,6 @@
         <w:tblBorders/>
       </w:tblPr>
       <w:tcPr>
-        <w:shd w:color="ffffff"/>
-        <w:tcBorders>
-          <w:top w:val="none" w:color="000000" w:sz="4" w:space="0"/>
-          <w:left w:val="none" w:color="000000" w:sz="4" w:space="0"/>
-          <w:bottom w:val="none" w:color="000000" w:sz="4" w:space="0"/>
-          <w:right w:val="none" w:color="000000" w:sz="4" w:space="0"/>
-        </w:tcBorders>
-      </w:tcPr>
-    </w:tblStylePr>
-    <w:tblStylePr w:type="firstRow">
-      <w:rPr>
-        <w:b/>
-        <w:color w:val="404040"/>
-      </w:rPr>
-      <w:pPr>
-        <w:pBdr/>
-        <w:spacing/>
-        <w:ind/>
-      </w:pPr>
-      <w:tblPr>
-        <w:tblBorders/>
-      </w:tblPr>
-      <w:tcPr>
         <w:shd w:val="clear" w:color="ffffff"/>
         <w:tcBorders>
           <w:top w:val="none" w:color="000000" w:sz="4" w:space="0"/>
@@ -9646,30 +9637,7 @@
         </w:tcBorders>
       </w:tcPr>
     </w:tblStylePr>
-    <w:tblStylePr w:type="lastCol">
-      <w:rPr>
-        <w:i/>
-        <w:color w:val="404040"/>
-      </w:rPr>
-      <w:pPr>
-        <w:pBdr/>
-        <w:spacing/>
-        <w:ind/>
-      </w:pPr>
-      <w:tblPr>
-        <w:tblBorders/>
-      </w:tblPr>
-      <w:tcPr>
-        <w:shd w:color="ffffff"/>
-        <w:tcBorders>
-          <w:top w:val="none" w:color="000000" w:sz="4" w:space="0"/>
-          <w:left w:val="none" w:color="000000" w:sz="4" w:space="0"/>
-          <w:bottom w:val="none" w:color="000000" w:sz="4" w:space="0"/>
-          <w:right w:val="none" w:color="000000" w:sz="4" w:space="0"/>
-        </w:tcBorders>
-      </w:tcPr>
-    </w:tblStylePr>
-    <w:tblStylePr w:type="lastRow">
+    <w:tblStylePr w:type="firstRow">
       <w:rPr>
         <w:b/>
         <w:color w:val="404040"/>
@@ -9692,6 +9660,52 @@
         </w:tcBorders>
       </w:tcPr>
     </w:tblStylePr>
+    <w:tblStylePr w:type="lastCol">
+      <w:rPr>
+        <w:i/>
+        <w:color w:val="404040"/>
+      </w:rPr>
+      <w:pPr>
+        <w:pBdr/>
+        <w:spacing/>
+        <w:ind/>
+      </w:pPr>
+      <w:tblPr>
+        <w:tblBorders/>
+      </w:tblPr>
+      <w:tcPr>
+        <w:shd w:val="clear" w:color="ffffff"/>
+        <w:tcBorders>
+          <w:top w:val="none" w:color="000000" w:sz="4" w:space="0"/>
+          <w:left w:val="none" w:color="000000" w:sz="4" w:space="0"/>
+          <w:bottom w:val="none" w:color="000000" w:sz="4" w:space="0"/>
+          <w:right w:val="none" w:color="000000" w:sz="4" w:space="0"/>
+        </w:tcBorders>
+      </w:tcPr>
+    </w:tblStylePr>
+    <w:tblStylePr w:type="lastRow">
+      <w:rPr>
+        <w:b/>
+        <w:color w:val="404040"/>
+      </w:rPr>
+      <w:pPr>
+        <w:pBdr/>
+        <w:spacing/>
+        <w:ind/>
+      </w:pPr>
+      <w:tblPr>
+        <w:tblBorders/>
+      </w:tblPr>
+      <w:tcPr>
+        <w:shd w:val="clear" w:color="ffffff"/>
+        <w:tcBorders>
+          <w:top w:val="none" w:color="000000" w:sz="4" w:space="0"/>
+          <w:left w:val="none" w:color="000000" w:sz="4" w:space="0"/>
+          <w:bottom w:val="none" w:color="000000" w:sz="4" w:space="0"/>
+          <w:right w:val="none" w:color="000000" w:sz="4" w:space="0"/>
+        </w:tcBorders>
+      </w:tcPr>
+    </w:tblStylePr>
     <w:tblStylePr w:type="nwCell">
       <w:pPr>
         <w:pBdr/>
@@ -9758,9 +9772,9 @@
       </w:tcPr>
     </w:tblStylePr>
   </w:style>
-  <w:style w:type="table" w:styleId="34">
+  <w:style w:type="table" w:styleId="737">
     <w:name w:val="Grid Table 3 - Accent 1"/>
-    <w:basedOn w:val="665"/>
+    <w:basedOn w:val="901"/>
     <w:uiPriority w:val="99"/>
     <w:pPr>
       <w:pBdr/>
@@ -9859,29 +9873,6 @@
         <w:tblBorders/>
       </w:tblPr>
       <w:tcPr>
-        <w:shd w:color="ffffff"/>
-        <w:tcBorders>
-          <w:top w:val="none" w:color="000000" w:sz="4" w:space="0"/>
-          <w:left w:val="none" w:color="000000" w:sz="4" w:space="0"/>
-          <w:bottom w:val="none" w:color="000000" w:sz="4" w:space="0"/>
-          <w:right w:val="none" w:color="000000" w:sz="4" w:space="0"/>
-        </w:tcBorders>
-      </w:tcPr>
-    </w:tblStylePr>
-    <w:tblStylePr w:type="firstRow">
-      <w:rPr>
-        <w:b/>
-        <w:color w:val="404040"/>
-      </w:rPr>
-      <w:pPr>
-        <w:pBdr/>
-        <w:spacing/>
-        <w:ind/>
-      </w:pPr>
-      <w:tblPr>
-        <w:tblBorders/>
-      </w:tblPr>
-      <w:tcPr>
         <w:shd w:val="clear" w:color="ffffff"/>
         <w:tcBorders>
           <w:top w:val="none" w:color="000000" w:sz="4" w:space="0"/>
@@ -9891,30 +9882,7 @@
         </w:tcBorders>
       </w:tcPr>
     </w:tblStylePr>
-    <w:tblStylePr w:type="lastCol">
-      <w:rPr>
-        <w:i/>
-        <w:color w:val="404040"/>
-      </w:rPr>
-      <w:pPr>
-        <w:pBdr/>
-        <w:spacing/>
-        <w:ind/>
-      </w:pPr>
-      <w:tblPr>
-        <w:tblBorders/>
-      </w:tblPr>
-      <w:tcPr>
-        <w:shd w:color="ffffff"/>
-        <w:tcBorders>
-          <w:top w:val="none" w:color="000000" w:sz="4" w:space="0"/>
-          <w:left w:val="none" w:color="000000" w:sz="4" w:space="0"/>
-          <w:bottom w:val="none" w:color="000000" w:sz="4" w:space="0"/>
-          <w:right w:val="none" w:color="000000" w:sz="4" w:space="0"/>
-        </w:tcBorders>
-      </w:tcPr>
-    </w:tblStylePr>
-    <w:tblStylePr w:type="lastRow">
+    <w:tblStylePr w:type="firstRow">
       <w:rPr>
         <w:b/>
         <w:color w:val="404040"/>
@@ -9937,6 +9905,52 @@
         </w:tcBorders>
       </w:tcPr>
     </w:tblStylePr>
+    <w:tblStylePr w:type="lastCol">
+      <w:rPr>
+        <w:i/>
+        <w:color w:val="404040"/>
+      </w:rPr>
+      <w:pPr>
+        <w:pBdr/>
+        <w:spacing/>
+        <w:ind/>
+      </w:pPr>
+      <w:tblPr>
+        <w:tblBorders/>
+      </w:tblPr>
+      <w:tcPr>
+        <w:shd w:val="clear" w:color="ffffff"/>
+        <w:tcBorders>
+          <w:top w:val="none" w:color="000000" w:sz="4" w:space="0"/>
+          <w:left w:val="none" w:color="000000" w:sz="4" w:space="0"/>
+          <w:bottom w:val="none" w:color="000000" w:sz="4" w:space="0"/>
+          <w:right w:val="none" w:color="000000" w:sz="4" w:space="0"/>
+        </w:tcBorders>
+      </w:tcPr>
+    </w:tblStylePr>
+    <w:tblStylePr w:type="lastRow">
+      <w:rPr>
+        <w:b/>
+        <w:color w:val="404040"/>
+      </w:rPr>
+      <w:pPr>
+        <w:pBdr/>
+        <w:spacing/>
+        <w:ind/>
+      </w:pPr>
+      <w:tblPr>
+        <w:tblBorders/>
+      </w:tblPr>
+      <w:tcPr>
+        <w:shd w:val="clear" w:color="ffffff"/>
+        <w:tcBorders>
+          <w:top w:val="none" w:color="000000" w:sz="4" w:space="0"/>
+          <w:left w:val="none" w:color="000000" w:sz="4" w:space="0"/>
+          <w:bottom w:val="none" w:color="000000" w:sz="4" w:space="0"/>
+          <w:right w:val="none" w:color="000000" w:sz="4" w:space="0"/>
+        </w:tcBorders>
+      </w:tcPr>
+    </w:tblStylePr>
     <w:tblStylePr w:type="nwCell">
       <w:pPr>
         <w:pBdr/>
@@ -10003,9 +10017,9 @@
       </w:tcPr>
     </w:tblStylePr>
   </w:style>
-  <w:style w:type="table" w:styleId="35">
+  <w:style w:type="table" w:styleId="738">
     <w:name w:val="Grid Table 3 - Accent 2"/>
-    <w:basedOn w:val="665"/>
+    <w:basedOn w:val="901"/>
     <w:uiPriority w:val="99"/>
     <w:pPr>
       <w:pBdr/>
@@ -10104,29 +10118,6 @@
         <w:tblBorders/>
       </w:tblPr>
       <w:tcPr>
-        <w:shd w:color="ffffff"/>
-        <w:tcBorders>
-          <w:top w:val="none" w:color="000000" w:sz="4" w:space="0"/>
-          <w:left w:val="none" w:color="000000" w:sz="4" w:space="0"/>
-          <w:bottom w:val="none" w:color="000000" w:sz="4" w:space="0"/>
-          <w:right w:val="none" w:color="000000" w:sz="4" w:space="0"/>
-        </w:tcBorders>
-      </w:tcPr>
-    </w:tblStylePr>
-    <w:tblStylePr w:type="firstRow">
-      <w:rPr>
-        <w:b/>
-        <w:color w:val="404040"/>
-      </w:rPr>
-      <w:pPr>
-        <w:pBdr/>
-        <w:spacing/>
-        <w:ind/>
-      </w:pPr>
-      <w:tblPr>
-        <w:tblBorders/>
-      </w:tblPr>
-      <w:tcPr>
         <w:shd w:val="clear" w:color="ffffff"/>
         <w:tcBorders>
           <w:top w:val="none" w:color="000000" w:sz="4" w:space="0"/>
@@ -10136,30 +10127,7 @@
         </w:tcBorders>
       </w:tcPr>
     </w:tblStylePr>
-    <w:tblStylePr w:type="lastCol">
-      <w:rPr>
-        <w:i/>
-        <w:color w:val="404040"/>
-      </w:rPr>
-      <w:pPr>
-        <w:pBdr/>
-        <w:spacing/>
-        <w:ind/>
-      </w:pPr>
-      <w:tblPr>
-        <w:tblBorders/>
-      </w:tblPr>
-      <w:tcPr>
-        <w:shd w:color="ffffff"/>
-        <w:tcBorders>
-          <w:top w:val="none" w:color="000000" w:sz="4" w:space="0"/>
-          <w:left w:val="none" w:color="000000" w:sz="4" w:space="0"/>
-          <w:bottom w:val="none" w:color="000000" w:sz="4" w:space="0"/>
-          <w:right w:val="none" w:color="000000" w:sz="4" w:space="0"/>
-        </w:tcBorders>
-      </w:tcPr>
-    </w:tblStylePr>
-    <w:tblStylePr w:type="lastRow">
+    <w:tblStylePr w:type="firstRow">
       <w:rPr>
         <w:b/>
         <w:color w:val="404040"/>
@@ -10182,6 +10150,52 @@
         </w:tcBorders>
       </w:tcPr>
     </w:tblStylePr>
+    <w:tblStylePr w:type="lastCol">
+      <w:rPr>
+        <w:i/>
+        <w:color w:val="404040"/>
+      </w:rPr>
+      <w:pPr>
+        <w:pBdr/>
+        <w:spacing/>
+        <w:ind/>
+      </w:pPr>
+      <w:tblPr>
+        <w:tblBorders/>
+      </w:tblPr>
+      <w:tcPr>
+        <w:shd w:val="clear" w:color="ffffff"/>
+        <w:tcBorders>
+          <w:top w:val="none" w:color="000000" w:sz="4" w:space="0"/>
+          <w:left w:val="none" w:color="000000" w:sz="4" w:space="0"/>
+          <w:bottom w:val="none" w:color="000000" w:sz="4" w:space="0"/>
+          <w:right w:val="none" w:color="000000" w:sz="4" w:space="0"/>
+        </w:tcBorders>
+      </w:tcPr>
+    </w:tblStylePr>
+    <w:tblStylePr w:type="lastRow">
+      <w:rPr>
+        <w:b/>
+        <w:color w:val="404040"/>
+      </w:rPr>
+      <w:pPr>
+        <w:pBdr/>
+        <w:spacing/>
+        <w:ind/>
+      </w:pPr>
+      <w:tblPr>
+        <w:tblBorders/>
+      </w:tblPr>
+      <w:tcPr>
+        <w:shd w:val="clear" w:color="ffffff"/>
+        <w:tcBorders>
+          <w:top w:val="none" w:color="000000" w:sz="4" w:space="0"/>
+          <w:left w:val="none" w:color="000000" w:sz="4" w:space="0"/>
+          <w:bottom w:val="none" w:color="000000" w:sz="4" w:space="0"/>
+          <w:right w:val="none" w:color="000000" w:sz="4" w:space="0"/>
+        </w:tcBorders>
+      </w:tcPr>
+    </w:tblStylePr>
     <w:tblStylePr w:type="nwCell">
       <w:pPr>
         <w:pBdr/>
@@ -10248,9 +10262,9 @@
       </w:tcPr>
     </w:tblStylePr>
   </w:style>
-  <w:style w:type="table" w:styleId="36">
+  <w:style w:type="table" w:styleId="739">
     <w:name w:val="Grid Table 3 - Accent 3"/>
-    <w:basedOn w:val="665"/>
+    <w:basedOn w:val="901"/>
     <w:uiPriority w:val="99"/>
     <w:pPr>
       <w:pBdr/>
@@ -10349,29 +10363,6 @@
         <w:tblBorders/>
       </w:tblPr>
       <w:tcPr>
-        <w:shd w:color="ffffff"/>
-        <w:tcBorders>
-          <w:top w:val="none" w:color="000000" w:sz="4" w:space="0"/>
-          <w:left w:val="none" w:color="000000" w:sz="4" w:space="0"/>
-          <w:bottom w:val="none" w:color="000000" w:sz="4" w:space="0"/>
-          <w:right w:val="none" w:color="000000" w:sz="4" w:space="0"/>
-        </w:tcBorders>
-      </w:tcPr>
-    </w:tblStylePr>
-    <w:tblStylePr w:type="firstRow">
-      <w:rPr>
-        <w:b/>
-        <w:color w:val="404040"/>
-      </w:rPr>
-      <w:pPr>
-        <w:pBdr/>
-        <w:spacing/>
-        <w:ind/>
-      </w:pPr>
-      <w:tblPr>
-        <w:tblBorders/>
-      </w:tblPr>
-      <w:tcPr>
         <w:shd w:val="clear" w:color="ffffff"/>
         <w:tcBorders>
           <w:top w:val="none" w:color="000000" w:sz="4" w:space="0"/>
@@ -10381,30 +10372,7 @@
         </w:tcBorders>
       </w:tcPr>
     </w:tblStylePr>
-    <w:tblStylePr w:type="lastCol">
-      <w:rPr>
-        <w:i/>
-        <w:color w:val="404040"/>
-      </w:rPr>
-      <w:pPr>
-        <w:pBdr/>
-        <w:spacing/>
-        <w:ind/>
-      </w:pPr>
-      <w:tblPr>
-        <w:tblBorders/>
-      </w:tblPr>
-      <w:tcPr>
-        <w:shd w:color="ffffff"/>
-        <w:tcBorders>
-          <w:top w:val="none" w:color="000000" w:sz="4" w:space="0"/>
-          <w:left w:val="none" w:color="000000" w:sz="4" w:space="0"/>
-          <w:bottom w:val="none" w:color="000000" w:sz="4" w:space="0"/>
-          <w:right w:val="none" w:color="000000" w:sz="4" w:space="0"/>
-        </w:tcBorders>
-      </w:tcPr>
-    </w:tblStylePr>
-    <w:tblStylePr w:type="lastRow">
+    <w:tblStylePr w:type="firstRow">
       <w:rPr>
         <w:b/>
         <w:color w:val="404040"/>
@@ -10427,6 +10395,52 @@
         </w:tcBorders>
       </w:tcPr>
     </w:tblStylePr>
+    <w:tblStylePr w:type="lastCol">
+      <w:rPr>
+        <w:i/>
+        <w:color w:val="404040"/>
+      </w:rPr>
+      <w:pPr>
+        <w:pBdr/>
+        <w:spacing/>
+        <w:ind/>
+      </w:pPr>
+      <w:tblPr>
+        <w:tblBorders/>
+      </w:tblPr>
+      <w:tcPr>
+        <w:shd w:val="clear" w:color="ffffff"/>
+        <w:tcBorders>
+          <w:top w:val="none" w:color="000000" w:sz="4" w:space="0"/>
+          <w:left w:val="none" w:color="000000" w:sz="4" w:space="0"/>
+          <w:bottom w:val="none" w:color="000000" w:sz="4" w:space="0"/>
+          <w:right w:val="none" w:color="000000" w:sz="4" w:space="0"/>
+        </w:tcBorders>
+      </w:tcPr>
+    </w:tblStylePr>
+    <w:tblStylePr w:type="lastRow">
+      <w:rPr>
+        <w:b/>
+        <w:color w:val="404040"/>
+      </w:rPr>
+      <w:pPr>
+        <w:pBdr/>
+        <w:spacing/>
+        <w:ind/>
+      </w:pPr>
+      <w:tblPr>
+        <w:tblBorders/>
+      </w:tblPr>
+      <w:tcPr>
+        <w:shd w:val="clear" w:color="ffffff"/>
+        <w:tcBorders>
+          <w:top w:val="none" w:color="000000" w:sz="4" w:space="0"/>
+          <w:left w:val="none" w:color="000000" w:sz="4" w:space="0"/>
+          <w:bottom w:val="none" w:color="000000" w:sz="4" w:space="0"/>
+          <w:right w:val="none" w:color="000000" w:sz="4" w:space="0"/>
+        </w:tcBorders>
+      </w:tcPr>
+    </w:tblStylePr>
     <w:tblStylePr w:type="nwCell">
       <w:pPr>
         <w:pBdr/>
@@ -10493,9 +10507,9 @@
       </w:tcPr>
     </w:tblStylePr>
   </w:style>
-  <w:style w:type="table" w:styleId="37">
+  <w:style w:type="table" w:styleId="740">
     <w:name w:val="Grid Table 3 - Accent 4"/>
-    <w:basedOn w:val="665"/>
+    <w:basedOn w:val="901"/>
     <w:uiPriority w:val="99"/>
     <w:pPr>
       <w:pBdr/>
@@ -10594,29 +10608,6 @@
         <w:tblBorders/>
       </w:tblPr>
       <w:tcPr>
-        <w:shd w:color="ffffff"/>
-        <w:tcBorders>
-          <w:top w:val="none" w:color="000000" w:sz="4" w:space="0"/>
-          <w:left w:val="none" w:color="000000" w:sz="4" w:space="0"/>
-          <w:bottom w:val="none" w:color="000000" w:sz="4" w:space="0"/>
-          <w:right w:val="none" w:color="000000" w:sz="4" w:space="0"/>
-        </w:tcBorders>
-      </w:tcPr>
-    </w:tblStylePr>
-    <w:tblStylePr w:type="firstRow">
-      <w:rPr>
-        <w:b/>
-        <w:color w:val="404040"/>
-      </w:rPr>
-      <w:pPr>
-        <w:pBdr/>
-        <w:spacing/>
-        <w:ind/>
-      </w:pPr>
-      <w:tblPr>
-        <w:tblBorders/>
-      </w:tblPr>
-      <w:tcPr>
         <w:shd w:val="clear" w:color="ffffff"/>
         <w:tcBorders>
           <w:top w:val="none" w:color="000000" w:sz="4" w:space="0"/>
@@ -10626,30 +10617,7 @@
         </w:tcBorders>
       </w:tcPr>
     </w:tblStylePr>
-    <w:tblStylePr w:type="lastCol">
-      <w:rPr>
-        <w:i/>
-        <w:color w:val="404040"/>
-      </w:rPr>
-      <w:pPr>
-        <w:pBdr/>
-        <w:spacing/>
-        <w:ind/>
-      </w:pPr>
-      <w:tblPr>
-        <w:tblBorders/>
-      </w:tblPr>
-      <w:tcPr>
-        <w:shd w:color="ffffff"/>
-        <w:tcBorders>
-          <w:top w:val="none" w:color="000000" w:sz="4" w:space="0"/>
-          <w:left w:val="none" w:color="000000" w:sz="4" w:space="0"/>
-          <w:bottom w:val="none" w:color="000000" w:sz="4" w:space="0"/>
-          <w:right w:val="none" w:color="000000" w:sz="4" w:space="0"/>
-        </w:tcBorders>
-      </w:tcPr>
-    </w:tblStylePr>
-    <w:tblStylePr w:type="lastRow">
+    <w:tblStylePr w:type="firstRow">
       <w:rPr>
         <w:b/>
         <w:color w:val="404040"/>
@@ -10672,6 +10640,52 @@
         </w:tcBorders>
       </w:tcPr>
     </w:tblStylePr>
+    <w:tblStylePr w:type="lastCol">
+      <w:rPr>
+        <w:i/>
+        <w:color w:val="404040"/>
+      </w:rPr>
+      <w:pPr>
+        <w:pBdr/>
+        <w:spacing/>
+        <w:ind/>
+      </w:pPr>
+      <w:tblPr>
+        <w:tblBorders/>
+      </w:tblPr>
+      <w:tcPr>
+        <w:shd w:val="clear" w:color="ffffff"/>
+        <w:tcBorders>
+          <w:top w:val="none" w:color="000000" w:sz="4" w:space="0"/>
+          <w:left w:val="none" w:color="000000" w:sz="4" w:space="0"/>
+          <w:bottom w:val="none" w:color="000000" w:sz="4" w:space="0"/>
+          <w:right w:val="none" w:color="000000" w:sz="4" w:space="0"/>
+        </w:tcBorders>
+      </w:tcPr>
+    </w:tblStylePr>
+    <w:tblStylePr w:type="lastRow">
+      <w:rPr>
+        <w:b/>
+        <w:color w:val="404040"/>
+      </w:rPr>
+      <w:pPr>
+        <w:pBdr/>
+        <w:spacing/>
+        <w:ind/>
+      </w:pPr>
+      <w:tblPr>
+        <w:tblBorders/>
+      </w:tblPr>
+      <w:tcPr>
+        <w:shd w:val="clear" w:color="ffffff"/>
+        <w:tcBorders>
+          <w:top w:val="none" w:color="000000" w:sz="4" w:space="0"/>
+          <w:left w:val="none" w:color="000000" w:sz="4" w:space="0"/>
+          <w:bottom w:val="none" w:color="000000" w:sz="4" w:space="0"/>
+          <w:right w:val="none" w:color="000000" w:sz="4" w:space="0"/>
+        </w:tcBorders>
+      </w:tcPr>
+    </w:tblStylePr>
     <w:tblStylePr w:type="nwCell">
       <w:pPr>
         <w:pBdr/>
@@ -10738,9 +10752,9 @@
       </w:tcPr>
     </w:tblStylePr>
   </w:style>
-  <w:style w:type="table" w:styleId="38">
+  <w:style w:type="table" w:styleId="741">
     <w:name w:val="Grid Table 3 - Accent 5"/>
-    <w:basedOn w:val="665"/>
+    <w:basedOn w:val="901"/>
     <w:uiPriority w:val="99"/>
     <w:pPr>
       <w:pBdr/>
@@ -10839,29 +10853,6 @@
         <w:tblBorders/>
       </w:tblPr>
       <w:tcPr>
-        <w:shd w:color="ffffff"/>
-        <w:tcBorders>
-          <w:top w:val="none" w:color="000000" w:sz="4" w:space="0"/>
-          <w:left w:val="none" w:color="000000" w:sz="4" w:space="0"/>
-          <w:bottom w:val="none" w:color="000000" w:sz="4" w:space="0"/>
-          <w:right w:val="none" w:color="000000" w:sz="4" w:space="0"/>
-        </w:tcBorders>
-      </w:tcPr>
-    </w:tblStylePr>
-    <w:tblStylePr w:type="firstRow">
-      <w:rPr>
-        <w:b/>
-        <w:color w:val="404040"/>
-      </w:rPr>
-      <w:pPr>
-        <w:pBdr/>
-        <w:spacing/>
-        <w:ind/>
-      </w:pPr>
-      <w:tblPr>
-        <w:tblBorders/>
-      </w:tblPr>
-      <w:tcPr>
         <w:shd w:val="clear" w:color="ffffff"/>
         <w:tcBorders>
           <w:top w:val="none" w:color="000000" w:sz="4" w:space="0"/>
@@ -10871,30 +10862,7 @@
         </w:tcBorders>
       </w:tcPr>
     </w:tblStylePr>
-    <w:tblStylePr w:type="lastCol">
-      <w:rPr>
-        <w:i/>
-        <w:color w:val="404040"/>
-      </w:rPr>
-      <w:pPr>
-        <w:pBdr/>
-        <w:spacing/>
-        <w:ind/>
-      </w:pPr>
-      <w:tblPr>
-        <w:tblBorders/>
-      </w:tblPr>
-      <w:tcPr>
-        <w:shd w:color="ffffff"/>
-        <w:tcBorders>
-          <w:top w:val="none" w:color="000000" w:sz="4" w:space="0"/>
-          <w:left w:val="none" w:color="000000" w:sz="4" w:space="0"/>
-          <w:bottom w:val="none" w:color="000000" w:sz="4" w:space="0"/>
-          <w:right w:val="none" w:color="000000" w:sz="4" w:space="0"/>
-        </w:tcBorders>
-      </w:tcPr>
-    </w:tblStylePr>
-    <w:tblStylePr w:type="lastRow">
+    <w:tblStylePr w:type="firstRow">
       <w:rPr>
         <w:b/>
         <w:color w:val="404040"/>
@@ -10917,6 +10885,52 @@
         </w:tcBorders>
       </w:tcPr>
     </w:tblStylePr>
+    <w:tblStylePr w:type="lastCol">
+      <w:rPr>
+        <w:i/>
+        <w:color w:val="404040"/>
+      </w:rPr>
+      <w:pPr>
+        <w:pBdr/>
+        <w:spacing/>
+        <w:ind/>
+      </w:pPr>
+      <w:tblPr>
+        <w:tblBorders/>
+      </w:tblPr>
+      <w:tcPr>
+        <w:shd w:val="clear" w:color="ffffff"/>
+        <w:tcBorders>
+          <w:top w:val="none" w:color="000000" w:sz="4" w:space="0"/>
+          <w:left w:val="none" w:color="000000" w:sz="4" w:space="0"/>
+          <w:bottom w:val="none" w:color="000000" w:sz="4" w:space="0"/>
+          <w:right w:val="none" w:color="000000" w:sz="4" w:space="0"/>
+        </w:tcBorders>
+      </w:tcPr>
+    </w:tblStylePr>
+    <w:tblStylePr w:type="lastRow">
+      <w:rPr>
+        <w:b/>
+        <w:color w:val="404040"/>
+      </w:rPr>
+      <w:pPr>
+        <w:pBdr/>
+        <w:spacing/>
+        <w:ind/>
+      </w:pPr>
+      <w:tblPr>
+        <w:tblBorders/>
+      </w:tblPr>
+      <w:tcPr>
+        <w:shd w:val="clear" w:color="ffffff"/>
+        <w:tcBorders>
+          <w:top w:val="none" w:color="000000" w:sz="4" w:space="0"/>
+          <w:left w:val="none" w:color="000000" w:sz="4" w:space="0"/>
+          <w:bottom w:val="none" w:color="000000" w:sz="4" w:space="0"/>
+          <w:right w:val="none" w:color="000000" w:sz="4" w:space="0"/>
+        </w:tcBorders>
+      </w:tcPr>
+    </w:tblStylePr>
     <w:tblStylePr w:type="nwCell">
       <w:pPr>
         <w:pBdr/>
@@ -10983,9 +10997,9 @@
       </w:tcPr>
     </w:tblStylePr>
   </w:style>
-  <w:style w:type="table" w:styleId="39">
+  <w:style w:type="table" w:styleId="742">
     <w:name w:val="Grid Table 3 - Accent 6"/>
-    <w:basedOn w:val="665"/>
+    <w:basedOn w:val="901"/>
     <w:uiPriority w:val="99"/>
     <w:pPr>
       <w:pBdr/>
@@ -11084,29 +11098,6 @@
         <w:tblBorders/>
       </w:tblPr>
       <w:tcPr>
-        <w:shd w:color="ffffff"/>
-        <w:tcBorders>
-          <w:top w:val="none" w:color="000000" w:sz="4" w:space="0"/>
-          <w:left w:val="none" w:color="000000" w:sz="4" w:space="0"/>
-          <w:bottom w:val="none" w:color="000000" w:sz="4" w:space="0"/>
-          <w:right w:val="none" w:color="000000" w:sz="4" w:space="0"/>
-        </w:tcBorders>
-      </w:tcPr>
-    </w:tblStylePr>
-    <w:tblStylePr w:type="firstRow">
-      <w:rPr>
-        <w:b/>
-        <w:color w:val="404040"/>
-      </w:rPr>
-      <w:pPr>
-        <w:pBdr/>
-        <w:spacing/>
-        <w:ind/>
-      </w:pPr>
-      <w:tblPr>
-        <w:tblBorders/>
-      </w:tblPr>
-      <w:tcPr>
         <w:shd w:val="clear" w:color="ffffff"/>
         <w:tcBorders>
           <w:top w:val="none" w:color="000000" w:sz="4" w:space="0"/>
@@ -11116,30 +11107,7 @@
         </w:tcBorders>
       </w:tcPr>
     </w:tblStylePr>
-    <w:tblStylePr w:type="lastCol">
-      <w:rPr>
-        <w:i/>
-        <w:color w:val="404040"/>
-      </w:rPr>
-      <w:pPr>
-        <w:pBdr/>
-        <w:spacing/>
-        <w:ind/>
-      </w:pPr>
-      <w:tblPr>
-        <w:tblBorders/>
-      </w:tblPr>
-      <w:tcPr>
-        <w:shd w:color="ffffff"/>
-        <w:tcBorders>
-          <w:top w:val="none" w:color="000000" w:sz="4" w:space="0"/>
-          <w:left w:val="none" w:color="000000" w:sz="4" w:space="0"/>
-          <w:bottom w:val="none" w:color="000000" w:sz="4" w:space="0"/>
-          <w:right w:val="none" w:color="000000" w:sz="4" w:space="0"/>
-        </w:tcBorders>
-      </w:tcPr>
-    </w:tblStylePr>
-    <w:tblStylePr w:type="lastRow">
+    <w:tblStylePr w:type="firstRow">
       <w:rPr>
         <w:b/>
         <w:color w:val="404040"/>
@@ -11162,6 +11130,52 @@
         </w:tcBorders>
       </w:tcPr>
     </w:tblStylePr>
+    <w:tblStylePr w:type="lastCol">
+      <w:rPr>
+        <w:i/>
+        <w:color w:val="404040"/>
+      </w:rPr>
+      <w:pPr>
+        <w:pBdr/>
+        <w:spacing/>
+        <w:ind/>
+      </w:pPr>
+      <w:tblPr>
+        <w:tblBorders/>
+      </w:tblPr>
+      <w:tcPr>
+        <w:shd w:val="clear" w:color="ffffff"/>
+        <w:tcBorders>
+          <w:top w:val="none" w:color="000000" w:sz="4" w:space="0"/>
+          <w:left w:val="none" w:color="000000" w:sz="4" w:space="0"/>
+          <w:bottom w:val="none" w:color="000000" w:sz="4" w:space="0"/>
+          <w:right w:val="none" w:color="000000" w:sz="4" w:space="0"/>
+        </w:tcBorders>
+      </w:tcPr>
+    </w:tblStylePr>
+    <w:tblStylePr w:type="lastRow">
+      <w:rPr>
+        <w:b/>
+        <w:color w:val="404040"/>
+      </w:rPr>
+      <w:pPr>
+        <w:pBdr/>
+        <w:spacing/>
+        <w:ind/>
+      </w:pPr>
+      <w:tblPr>
+        <w:tblBorders/>
+      </w:tblPr>
+      <w:tcPr>
+        <w:shd w:val="clear" w:color="ffffff"/>
+        <w:tcBorders>
+          <w:top w:val="none" w:color="000000" w:sz="4" w:space="0"/>
+          <w:left w:val="none" w:color="000000" w:sz="4" w:space="0"/>
+          <w:bottom w:val="none" w:color="000000" w:sz="4" w:space="0"/>
+          <w:right w:val="none" w:color="000000" w:sz="4" w:space="0"/>
+        </w:tcBorders>
+      </w:tcPr>
+    </w:tblStylePr>
     <w:tblStylePr w:type="nwCell">
       <w:pPr>
         <w:pBdr/>
@@ -11228,9 +11242,9 @@
       </w:tcPr>
     </w:tblStylePr>
   </w:style>
-  <w:style w:type="table" w:styleId="40">
+  <w:style w:type="table" w:styleId="743">
     <w:name w:val="Grid Table 4"/>
-    <w:basedOn w:val="665"/>
+    <w:basedOn w:val="901"/>
     <w:uiPriority w:val="59"/>
     <w:pPr>
       <w:pBdr/>
@@ -11461,9 +11475,9 @@
       </w:tcPr>
     </w:tblStylePr>
   </w:style>
-  <w:style w:type="table" w:styleId="41">
+  <w:style w:type="table" w:styleId="744">
     <w:name w:val="Grid Table 4 - Accent 1"/>
-    <w:basedOn w:val="665"/>
+    <w:basedOn w:val="901"/>
     <w:uiPriority w:val="59"/>
     <w:pPr>
       <w:pBdr/>
@@ -11694,9 +11708,9 @@
       </w:tcPr>
     </w:tblStylePr>
   </w:style>
-  <w:style w:type="table" w:styleId="42">
+  <w:style w:type="table" w:styleId="745">
     <w:name w:val="Grid Table 4 - Accent 2"/>
-    <w:basedOn w:val="665"/>
+    <w:basedOn w:val="901"/>
     <w:uiPriority w:val="59"/>
     <w:pPr>
       <w:pBdr/>
@@ -11927,9 +11941,9 @@
       </w:tcPr>
     </w:tblStylePr>
   </w:style>
-  <w:style w:type="table" w:styleId="43">
+  <w:style w:type="table" w:styleId="746">
     <w:name w:val="Grid Table 4 - Accent 3"/>
-    <w:basedOn w:val="665"/>
+    <w:basedOn w:val="901"/>
     <w:uiPriority w:val="59"/>
     <w:pPr>
       <w:pBdr/>
@@ -12160,9 +12174,9 @@
       </w:tcPr>
     </w:tblStylePr>
   </w:style>
-  <w:style w:type="table" w:styleId="44">
+  <w:style w:type="table" w:styleId="747">
     <w:name w:val="Grid Table 4 - Accent 4"/>
-    <w:basedOn w:val="665"/>
+    <w:basedOn w:val="901"/>
     <w:uiPriority w:val="59"/>
     <w:pPr>
       <w:pBdr/>
@@ -12393,9 +12407,9 @@
       </w:tcPr>
     </w:tblStylePr>
   </w:style>
-  <w:style w:type="table" w:styleId="45">
+  <w:style w:type="table" w:styleId="748">
     <w:name w:val="Grid Table 4 - Accent 5"/>
-    <w:basedOn w:val="665"/>
+    <w:basedOn w:val="901"/>
     <w:uiPriority w:val="59"/>
     <w:pPr>
       <w:pBdr/>
@@ -12626,9 +12640,9 @@
       </w:tcPr>
     </w:tblStylePr>
   </w:style>
-  <w:style w:type="table" w:styleId="46">
+  <w:style w:type="table" w:styleId="749">
     <w:name w:val="Grid Table 4 - Accent 6"/>
-    <w:basedOn w:val="665"/>
+    <w:basedOn w:val="901"/>
     <w:uiPriority w:val="59"/>
     <w:pPr>
       <w:pBdr/>
@@ -12859,9 +12873,9 @@
       </w:tcPr>
     </w:tblStylePr>
   </w:style>
-  <w:style w:type="table" w:styleId="47">
+  <w:style w:type="table" w:styleId="750">
     <w:name w:val="Grid Table 5 Dark"/>
-    <w:basedOn w:val="665"/>
+    <w:basedOn w:val="901"/>
     <w:uiPriority w:val="99"/>
     <w:pPr>
       <w:pBdr/>
@@ -13087,9 +13101,9 @@
       </w:tcPr>
     </w:tblStylePr>
   </w:style>
-  <w:style w:type="table" w:styleId="48">
+  <w:style w:type="table" w:styleId="751">
     <w:name w:val="Grid Table 5 Dark- Accent 1"/>
-    <w:basedOn w:val="665"/>
+    <w:basedOn w:val="901"/>
     <w:uiPriority w:val="99"/>
     <w:pPr>
       <w:pBdr/>
@@ -13315,9 +13329,9 @@
       </w:tcPr>
     </w:tblStylePr>
   </w:style>
-  <w:style w:type="table" w:styleId="49">
+  <w:style w:type="table" w:styleId="752">
     <w:name w:val="Grid Table 5 Dark - Accent 2"/>
-    <w:basedOn w:val="665"/>
+    <w:basedOn w:val="901"/>
     <w:uiPriority w:val="99"/>
     <w:pPr>
       <w:pBdr/>
@@ -13543,9 +13557,9 @@
       </w:tcPr>
     </w:tblStylePr>
   </w:style>
-  <w:style w:type="table" w:styleId="50">
+  <w:style w:type="table" w:styleId="753">
     <w:name w:val="Grid Table 5 Dark - Accent 3"/>
-    <w:basedOn w:val="665"/>
+    <w:basedOn w:val="901"/>
     <w:uiPriority w:val="99"/>
     <w:pPr>
       <w:pBdr/>
@@ -13771,9 +13785,9 @@
       </w:tcPr>
     </w:tblStylePr>
   </w:style>
-  <w:style w:type="table" w:styleId="51">
+  <w:style w:type="table" w:styleId="754">
     <w:name w:val="Grid Table 5 Dark- Accent 4"/>
-    <w:basedOn w:val="665"/>
+    <w:basedOn w:val="901"/>
     <w:uiPriority w:val="99"/>
     <w:pPr>
       <w:pBdr/>
@@ -13999,9 +14013,9 @@
       </w:tcPr>
     </w:tblStylePr>
   </w:style>
-  <w:style w:type="table" w:styleId="52">
+  <w:style w:type="table" w:styleId="755">
     <w:name w:val="Grid Table 5 Dark - Accent 5"/>
-    <w:basedOn w:val="665"/>
+    <w:basedOn w:val="901"/>
     <w:uiPriority w:val="99"/>
     <w:pPr>
       <w:pBdr/>
@@ -14227,9 +14241,9 @@
       </w:tcPr>
     </w:tblStylePr>
   </w:style>
-  <w:style w:type="table" w:styleId="53">
+  <w:style w:type="table" w:styleId="756">
     <w:name w:val="Grid Table 5 Dark - Accent 6"/>
-    <w:basedOn w:val="665"/>
+    <w:basedOn w:val="901"/>
     <w:uiPriority w:val="99"/>
     <w:pPr>
       <w:pBdr/>
@@ -14455,9 +14469,9 @@
       </w:tcPr>
     </w:tblStylePr>
   </w:style>
-  <w:style w:type="table" w:styleId="54">
+  <w:style w:type="table" w:styleId="757">
     <w:name w:val="Grid Table 6 Colorful"/>
-    <w:basedOn w:val="665"/>
+    <w:basedOn w:val="901"/>
     <w:uiPriority w:val="99"/>
     <w:pPr>
       <w:pBdr/>
@@ -14685,9 +14699,9 @@
       </w:tcPr>
     </w:tblStylePr>
   </w:style>
-  <w:style w:type="table" w:styleId="55">
+  <w:style w:type="table" w:styleId="758">
     <w:name w:val="Grid Table 6 Colorful - Accent 1"/>
-    <w:basedOn w:val="665"/>
+    <w:basedOn w:val="901"/>
     <w:uiPriority w:val="99"/>
     <w:pPr>
       <w:pBdr/>
@@ -14915,9 +14929,9 @@
       </w:tcPr>
     </w:tblStylePr>
   </w:style>
-  <w:style w:type="table" w:styleId="56">
+  <w:style w:type="table" w:styleId="759">
     <w:name w:val="Grid Table 6 Colorful - Accent 2"/>
-    <w:basedOn w:val="665"/>
+    <w:basedOn w:val="901"/>
     <w:uiPriority w:val="99"/>
     <w:pPr>
       <w:pBdr/>
@@ -15145,9 +15159,9 @@
       </w:tcPr>
     </w:tblStylePr>
   </w:style>
-  <w:style w:type="table" w:styleId="57">
+  <w:style w:type="table" w:styleId="760">
     <w:name w:val="Grid Table 6 Colorful - Accent 3"/>
-    <w:basedOn w:val="665"/>
+    <w:basedOn w:val="901"/>
     <w:uiPriority w:val="99"/>
     <w:pPr>
       <w:pBdr/>
@@ -15375,9 +15389,9 @@
       </w:tcPr>
     </w:tblStylePr>
   </w:style>
-  <w:style w:type="table" w:styleId="58">
+  <w:style w:type="table" w:styleId="761">
     <w:name w:val="Grid Table 6 Colorful - Accent 4"/>
-    <w:basedOn w:val="665"/>
+    <w:basedOn w:val="901"/>
     <w:uiPriority w:val="99"/>
     <w:pPr>
       <w:pBdr/>
@@ -15605,9 +15619,9 @@
       </w:tcPr>
     </w:tblStylePr>
   </w:style>
-  <w:style w:type="table" w:styleId="59">
+  <w:style w:type="table" w:styleId="762">
     <w:name w:val="Grid Table 6 Colorful - Accent 5"/>
-    <w:basedOn w:val="665"/>
+    <w:basedOn w:val="901"/>
     <w:uiPriority w:val="99"/>
     <w:pPr>
       <w:pBdr/>
@@ -15835,9 +15849,9 @@
       </w:tcPr>
     </w:tblStylePr>
   </w:style>
-  <w:style w:type="table" w:styleId="60">
+  <w:style w:type="table" w:styleId="763">
     <w:name w:val="Grid Table 6 Colorful - Accent 6"/>
-    <w:basedOn w:val="665"/>
+    <w:basedOn w:val="901"/>
     <w:uiPriority w:val="99"/>
     <w:pPr>
       <w:pBdr/>
@@ -16065,9 +16079,9 @@
       </w:tcPr>
     </w:tblStylePr>
   </w:style>
-  <w:style w:type="table" w:styleId="61">
+  <w:style w:type="table" w:styleId="764">
     <w:name w:val="Grid Table 7 Colorful"/>
-    <w:basedOn w:val="665"/>
+    <w:basedOn w:val="901"/>
     <w:uiPriority w:val="99"/>
     <w:pPr>
       <w:pBdr/>
@@ -16169,11 +16183,11 @@
         <w:tblBorders/>
       </w:tblPr>
       <w:tcPr>
-        <w:shd w:color="ffffff"/>
+        <w:shd w:val="clear" w:color="ffffff"/>
         <w:tcBorders>
-          <w:top w:val="none"/>
-          <w:left w:val="none"/>
-          <w:bottom w:val="none"/>
+          <w:top w:val="none" w:color="000000" w:sz="4" w:space="0"/>
+          <w:left w:val="none" w:color="000000" w:sz="4" w:space="0"/>
+          <w:bottom w:val="none" w:color="000000" w:sz="4" w:space="0"/>
           <w:right w:val="single" w:color="000000" w:themeColor="text1" w:themeTint="80" w:sz="4" w:space="0"/>
         </w:tcBorders>
       </w:tcPr>
@@ -16196,10 +16210,10 @@
       <w:tcPr>
         <w:shd w:val="clear" w:color="ffffff" w:themeColor="light1" w:fill="ffffff" w:themeFill="light1"/>
         <w:tcBorders>
-          <w:top w:val="none"/>
-          <w:left w:val="none"/>
+          <w:top w:val="none" w:color="000000" w:sz="4" w:space="0"/>
+          <w:left w:val="none" w:color="000000" w:sz="4" w:space="0"/>
           <w:bottom w:val="single" w:color="000000" w:themeColor="text1" w:themeTint="80" w:sz="4" w:space="0"/>
-          <w:right w:val="none"/>
+          <w:right w:val="none" w:color="000000" w:sz="4" w:space="0"/>
         </w:tcBorders>
       </w:tcPr>
     </w:tblStylePr>
@@ -16219,12 +16233,12 @@
         <w:tblBorders/>
       </w:tblPr>
       <w:tcPr>
-        <w:shd w:color="ffffff"/>
+        <w:shd w:val="clear" w:color="ffffff"/>
         <w:tcBorders>
-          <w:top w:val="none"/>
+          <w:top w:val="none" w:color="000000" w:sz="4" w:space="0"/>
           <w:left w:val="single" w:color="000000" w:themeColor="text1" w:themeTint="80" w:sz="4" w:space="0"/>
-          <w:bottom w:val="none"/>
-          <w:right w:val="none"/>
+          <w:bottom w:val="none" w:color="000000" w:sz="4" w:space="0"/>
+          <w:right w:val="none" w:color="000000" w:sz="4" w:space="0"/>
         </w:tcBorders>
       </w:tcPr>
     </w:tblStylePr>
@@ -16247,9 +16261,9 @@
         <w:shd w:val="clear" w:color="ffffff" w:themeColor="light1" w:fill="ffffff" w:themeFill="light1"/>
         <w:tcBorders>
           <w:top w:val="single" w:color="000000" w:themeColor="text1" w:themeTint="80" w:sz="4" w:space="0"/>
-          <w:left w:val="none"/>
-          <w:bottom w:val="none"/>
-          <w:right w:val="none"/>
+          <w:left w:val="none" w:color="000000" w:sz="4" w:space="0"/>
+          <w:bottom w:val="none" w:color="000000" w:sz="4" w:space="0"/>
+          <w:right w:val="none" w:color="000000" w:sz="4" w:space="0"/>
         </w:tcBorders>
       </w:tcPr>
     </w:tblStylePr>
@@ -16319,9 +16333,9 @@
       </w:tcPr>
     </w:tblStylePr>
   </w:style>
-  <w:style w:type="table" w:styleId="62">
+  <w:style w:type="table" w:styleId="765">
     <w:name w:val="Grid Table 7 Colorful - Accent 1"/>
-    <w:basedOn w:val="665"/>
+    <w:basedOn w:val="901"/>
     <w:uiPriority w:val="99"/>
     <w:pPr>
       <w:pBdr/>
@@ -16423,11 +16437,11 @@
         <w:tblBorders/>
       </w:tblPr>
       <w:tcPr>
-        <w:shd w:color="ffffff"/>
+        <w:shd w:val="clear" w:color="ffffff"/>
         <w:tcBorders>
-          <w:top w:val="none"/>
-          <w:left w:val="none"/>
-          <w:bottom w:val="none"/>
+          <w:top w:val="none" w:color="000000" w:sz="4" w:space="0"/>
+          <w:left w:val="none" w:color="000000" w:sz="4" w:space="0"/>
+          <w:bottom w:val="none" w:color="000000" w:sz="4" w:space="0"/>
           <w:right w:val="single" w:color="000000" w:themeColor="accent1" w:themeTint="80" w:sz="4" w:space="0"/>
         </w:tcBorders>
       </w:tcPr>
@@ -16450,10 +16464,10 @@
       <w:tcPr>
         <w:shd w:val="clear" w:color="ffffff" w:themeColor="light1" w:fill="ffffff" w:themeFill="light1"/>
         <w:tcBorders>
-          <w:top w:val="none"/>
-          <w:left w:val="none"/>
+          <w:top w:val="none" w:color="000000" w:sz="4" w:space="0"/>
+          <w:left w:val="none" w:color="000000" w:sz="4" w:space="0"/>
           <w:bottom w:val="single" w:color="000000" w:themeColor="accent1" w:themeTint="80" w:sz="4" w:space="0"/>
-          <w:right w:val="none"/>
+          <w:right w:val="none" w:color="000000" w:sz="4" w:space="0"/>
         </w:tcBorders>
       </w:tcPr>
     </w:tblStylePr>
@@ -16473,12 +16487,12 @@
         <w:tblBorders/>
       </w:tblPr>
       <w:tcPr>
-        <w:shd w:color="ffffff"/>
+        <w:shd w:val="clear" w:color="ffffff"/>
         <w:tcBorders>
-          <w:top w:val="none"/>
+          <w:top w:val="none" w:color="000000" w:sz="4" w:space="0"/>
           <w:left w:val="single" w:color="000000" w:themeColor="accent1" w:themeTint="80" w:sz="4" w:space="0"/>
-          <w:bottom w:val="none"/>
-          <w:right w:val="none"/>
+          <w:bottom w:val="none" w:color="000000" w:sz="4" w:space="0"/>
+          <w:right w:val="none" w:color="000000" w:sz="4" w:space="0"/>
         </w:tcBorders>
       </w:tcPr>
     </w:tblStylePr>
@@ -16501,9 +16515,9 @@
         <w:shd w:val="clear" w:color="ffffff" w:themeColor="light1" w:fill="ffffff" w:themeFill="light1"/>
         <w:tcBorders>
           <w:top w:val="single" w:color="000000" w:themeColor="accent1" w:themeTint="80" w:sz="4" w:space="0"/>
-          <w:left w:val="none"/>
-          <w:bottom w:val="none"/>
-          <w:right w:val="none"/>
+          <w:left w:val="none" w:color="000000" w:sz="4" w:space="0"/>
+          <w:bottom w:val="none" w:color="000000" w:sz="4" w:space="0"/>
+          <w:right w:val="none" w:color="000000" w:sz="4" w:space="0"/>
         </w:tcBorders>
       </w:tcPr>
     </w:tblStylePr>
@@ -16573,9 +16587,9 @@
       </w:tcPr>
     </w:tblStylePr>
   </w:style>
-  <w:style w:type="table" w:styleId="63">
+  <w:style w:type="table" w:styleId="766">
     <w:name w:val="Grid Table 7 Colorful - Accent 2"/>
-    <w:basedOn w:val="665"/>
+    <w:basedOn w:val="901"/>
     <w:uiPriority w:val="99"/>
     <w:pPr>
       <w:pBdr/>
@@ -16677,11 +16691,11 @@
         <w:tblBorders/>
       </w:tblPr>
       <w:tcPr>
-        <w:shd w:color="ffffff"/>
+        <w:shd w:val="clear" w:color="ffffff"/>
         <w:tcBorders>
-          <w:top w:val="none"/>
-          <w:left w:val="none"/>
-          <w:bottom w:val="none"/>
+          <w:top w:val="none" w:color="000000" w:sz="4" w:space="0"/>
+          <w:left w:val="none" w:color="000000" w:sz="4" w:space="0"/>
+          <w:bottom w:val="none" w:color="000000" w:sz="4" w:space="0"/>
           <w:right w:val="single" w:color="000000" w:themeColor="accent2" w:themeTint="97" w:sz="4" w:space="0"/>
         </w:tcBorders>
       </w:tcPr>
@@ -16704,10 +16718,10 @@
       <w:tcPr>
         <w:shd w:val="clear" w:color="ffffff" w:themeColor="light1" w:fill="ffffff" w:themeFill="light1"/>
         <w:tcBorders>
-          <w:top w:val="none"/>
-          <w:left w:val="none"/>
+          <w:top w:val="none" w:color="000000" w:sz="4" w:space="0"/>
+          <w:left w:val="none" w:color="000000" w:sz="4" w:space="0"/>
           <w:bottom w:val="single" w:color="000000" w:themeColor="accent2" w:themeTint="97" w:sz="4" w:space="0"/>
-          <w:right w:val="none"/>
+          <w:right w:val="none" w:color="000000" w:sz="4" w:space="0"/>
         </w:tcBorders>
       </w:tcPr>
     </w:tblStylePr>
@@ -16727,12 +16741,12 @@
         <w:tblBorders/>
       </w:tblPr>
       <w:tcPr>
-        <w:shd w:color="ffffff"/>
+        <w:shd w:val="clear" w:color="ffffff"/>
         <w:tcBorders>
-          <w:top w:val="none"/>
+          <w:top w:val="none" w:color="000000" w:sz="4" w:space="0"/>
           <w:left w:val="single" w:color="000000" w:themeColor="accent2" w:themeTint="97" w:sz="4" w:space="0"/>
-          <w:bottom w:val="none"/>
-          <w:right w:val="none"/>
+          <w:bottom w:val="none" w:color="000000" w:sz="4" w:space="0"/>
+          <w:right w:val="none" w:color="000000" w:sz="4" w:space="0"/>
         </w:tcBorders>
       </w:tcPr>
     </w:tblStylePr>
@@ -16755,9 +16769,9 @@
         <w:shd w:val="clear" w:color="ffffff" w:themeColor="light1" w:fill="ffffff" w:themeFill="light1"/>
         <w:tcBorders>
           <w:top w:val="single" w:color="000000" w:themeColor="accent2" w:themeTint="97" w:sz="4" w:space="0"/>
-          <w:left w:val="none"/>
-          <w:bottom w:val="none"/>
-          <w:right w:val="none"/>
+          <w:left w:val="none" w:color="000000" w:sz="4" w:space="0"/>
+          <w:bottom w:val="none" w:color="000000" w:sz="4" w:space="0"/>
+          <w:right w:val="none" w:color="000000" w:sz="4" w:space="0"/>
         </w:tcBorders>
       </w:tcPr>
     </w:tblStylePr>
@@ -16827,9 +16841,9 @@
       </w:tcPr>
     </w:tblStylePr>
   </w:style>
-  <w:style w:type="table" w:styleId="64">
+  <w:style w:type="table" w:styleId="767">
     <w:name w:val="Grid Table 7 Colorful - Accent 3"/>
-    <w:basedOn w:val="665"/>
+    <w:basedOn w:val="901"/>
     <w:uiPriority w:val="99"/>
     <w:pPr>
       <w:pBdr/>
@@ -16931,11 +16945,11 @@
         <w:tblBorders/>
       </w:tblPr>
       <w:tcPr>
-        <w:shd w:color="ffffff"/>
+        <w:shd w:val="clear" w:color="ffffff"/>
         <w:tcBorders>
-          <w:top w:val="none"/>
-          <w:left w:val="none"/>
-          <w:bottom w:val="none"/>
+          <w:top w:val="none" w:color="000000" w:sz="4" w:space="0"/>
+          <w:left w:val="none" w:color="000000" w:sz="4" w:space="0"/>
+          <w:bottom w:val="none" w:color="000000" w:sz="4" w:space="0"/>
           <w:right w:val="single" w:color="000000" w:themeColor="accent3" w:themeTint="FE" w:sz="4" w:space="0"/>
         </w:tcBorders>
       </w:tcPr>
@@ -16958,10 +16972,10 @@
       <w:tcPr>
         <w:shd w:val="clear" w:color="ffffff" w:themeColor="light1" w:fill="ffffff" w:themeFill="light1"/>
         <w:tcBorders>
-          <w:top w:val="none"/>
-          <w:left w:val="none"/>
+          <w:top w:val="none" w:color="000000" w:sz="4" w:space="0"/>
+          <w:left w:val="none" w:color="000000" w:sz="4" w:space="0"/>
           <w:bottom w:val="single" w:color="000000" w:themeColor="accent3" w:themeTint="FE" w:sz="4" w:space="0"/>
-          <w:right w:val="none"/>
+          <w:right w:val="none" w:color="000000" w:sz="4" w:space="0"/>
         </w:tcBorders>
       </w:tcPr>
     </w:tblStylePr>
@@ -16981,12 +16995,12 @@
         <w:tblBorders/>
       </w:tblPr>
       <w:tcPr>
-        <w:shd w:color="ffffff"/>
+        <w:shd w:val="clear" w:color="ffffff"/>
         <w:tcBorders>
-          <w:top w:val="none"/>
+          <w:top w:val="none" w:color="000000" w:sz="4" w:space="0"/>
           <w:left w:val="single" w:color="000000" w:themeColor="accent3" w:themeTint="FE" w:sz="4" w:space="0"/>
-          <w:bottom w:val="none"/>
-          <w:right w:val="none"/>
+          <w:bottom w:val="none" w:color="000000" w:sz="4" w:space="0"/>
+          <w:right w:val="none" w:color="000000" w:sz="4" w:space="0"/>
         </w:tcBorders>
       </w:tcPr>
     </w:tblStylePr>
@@ -17009,9 +17023,9 @@
         <w:shd w:val="clear" w:color="ffffff" w:themeColor="light1" w:fill="ffffff" w:themeFill="light1"/>
         <w:tcBorders>
           <w:top w:val="single" w:color="000000" w:themeColor="accent3" w:themeTint="FE" w:sz="4" w:space="0"/>
-          <w:left w:val="none"/>
-          <w:bottom w:val="none"/>
-          <w:right w:val="none"/>
+          <w:left w:val="none" w:color="000000" w:sz="4" w:space="0"/>
+          <w:bottom w:val="none" w:color="000000" w:sz="4" w:space="0"/>
+          <w:right w:val="none" w:color="000000" w:sz="4" w:space="0"/>
         </w:tcBorders>
       </w:tcPr>
     </w:tblStylePr>
@@ -17081,9 +17095,9 @@
       </w:tcPr>
     </w:tblStylePr>
   </w:style>
-  <w:style w:type="table" w:styleId="65">
+  <w:style w:type="table" w:styleId="768">
     <w:name w:val="Grid Table 7 Colorful - Accent 4"/>
-    <w:basedOn w:val="665"/>
+    <w:basedOn w:val="901"/>
     <w:uiPriority w:val="99"/>
     <w:pPr>
       <w:pBdr/>
@@ -17185,11 +17199,11 @@
         <w:tblBorders/>
       </w:tblPr>
       <w:tcPr>
-        <w:shd w:color="ffffff"/>
+        <w:shd w:val="clear" w:color="ffffff"/>
         <w:tcBorders>
-          <w:top w:val="none"/>
-          <w:left w:val="none"/>
-          <w:bottom w:val="none"/>
+          <w:top w:val="none" w:color="000000" w:sz="4" w:space="0"/>
+          <w:left w:val="none" w:color="000000" w:sz="4" w:space="0"/>
+          <w:bottom w:val="none" w:color="000000" w:sz="4" w:space="0"/>
           <w:right w:val="single" w:color="000000" w:themeColor="accent4" w:themeTint="9A" w:sz="4" w:space="0"/>
         </w:tcBorders>
       </w:tcPr>
@@ -17212,10 +17226,10 @@
       <w:tcPr>
         <w:shd w:val="clear" w:color="ffffff" w:themeColor="light1" w:fill="ffffff" w:themeFill="light1"/>
         <w:tcBorders>
-          <w:top w:val="none"/>
-          <w:left w:val="none"/>
+          <w:top w:val="none" w:color="000000" w:sz="4" w:space="0"/>
+          <w:left w:val="none" w:color="000000" w:sz="4" w:space="0"/>
           <w:bottom w:val="single" w:color="000000" w:themeColor="accent4" w:themeTint="9A" w:sz="4" w:space="0"/>
-          <w:right w:val="none"/>
+          <w:right w:val="none" w:color="000000" w:sz="4" w:space="0"/>
         </w:tcBorders>
       </w:tcPr>
     </w:tblStylePr>
@@ -17235,12 +17249,12 @@
         <w:tblBorders/>
       </w:tblPr>
       <w:tcPr>
-        <w:shd w:color="ffffff"/>
+        <w:shd w:val="clear" w:color="ffffff"/>
         <w:tcBorders>
-          <w:top w:val="none"/>
+          <w:top w:val="none" w:color="000000" w:sz="4" w:space="0"/>
           <w:left w:val="single" w:color="000000" w:themeColor="accent4" w:themeTint="9A" w:sz="4" w:space="0"/>
-          <w:bottom w:val="none"/>
-          <w:right w:val="none"/>
+          <w:bottom w:val="none" w:color="000000" w:sz="4" w:space="0"/>
+          <w:right w:val="none" w:color="000000" w:sz="4" w:space="0"/>
         </w:tcBorders>
       </w:tcPr>
     </w:tblStylePr>
@@ -17263,9 +17277,9 @@
         <w:shd w:val="clear" w:color="ffffff" w:themeColor="light1" w:fill="ffffff" w:themeFill="light1"/>
         <w:tcBorders>
           <w:top w:val="single" w:color="000000" w:themeColor="accent4" w:themeTint="9A" w:sz="4" w:space="0"/>
-          <w:left w:val="none"/>
-          <w:bottom w:val="none"/>
-          <w:right w:val="none"/>
+          <w:left w:val="none" w:color="000000" w:sz="4" w:space="0"/>
+          <w:bottom w:val="none" w:color="000000" w:sz="4" w:space="0"/>
+          <w:right w:val="none" w:color="000000" w:sz="4" w:space="0"/>
         </w:tcBorders>
       </w:tcPr>
     </w:tblStylePr>
@@ -17335,9 +17349,9 @@
       </w:tcPr>
     </w:tblStylePr>
   </w:style>
-  <w:style w:type="table" w:styleId="66">
+  <w:style w:type="table" w:styleId="769">
     <w:name w:val="Grid Table 7 Colorful - Accent 5"/>
-    <w:basedOn w:val="665"/>
+    <w:basedOn w:val="901"/>
     <w:uiPriority w:val="99"/>
     <w:pPr>
       <w:pBdr/>
@@ -17439,11 +17453,11 @@
         <w:tblBorders/>
       </w:tblPr>
       <w:tcPr>
-        <w:shd w:color="ffffff"/>
+        <w:shd w:val="clear" w:color="ffffff"/>
         <w:tcBorders>
-          <w:top w:val="none"/>
-          <w:left w:val="none"/>
-          <w:bottom w:val="none"/>
+          <w:top w:val="none" w:color="000000" w:sz="4" w:space="0"/>
+          <w:left w:val="none" w:color="000000" w:sz="4" w:space="0"/>
+          <w:bottom w:val="none" w:color="000000" w:sz="4" w:space="0"/>
           <w:right w:val="single" w:color="000000" w:themeColor="accent5" w:themeTint="90" w:sz="4" w:space="0"/>
         </w:tcBorders>
       </w:tcPr>
@@ -17466,10 +17480,10 @@
       <w:tcPr>
         <w:shd w:val="clear" w:color="ffffff" w:themeColor="light1" w:fill="ffffff" w:themeFill="light1"/>
         <w:tcBorders>
-          <w:top w:val="none"/>
-          <w:left w:val="none"/>
+          <w:top w:val="none" w:color="000000" w:sz="4" w:space="0"/>
+          <w:left w:val="none" w:color="000000" w:sz="4" w:space="0"/>
           <w:bottom w:val="single" w:color="000000" w:themeColor="accent5" w:themeTint="90" w:sz="4" w:space="0"/>
-          <w:right w:val="none"/>
+          <w:right w:val="none" w:color="000000" w:sz="4" w:space="0"/>
         </w:tcBorders>
       </w:tcPr>
     </w:tblStylePr>
@@ -17489,12 +17503,12 @@
         <w:tblBorders/>
       </w:tblPr>
       <w:tcPr>
-        <w:shd w:color="ffffff"/>
+        <w:shd w:val="clear" w:color="ffffff"/>
         <w:tcBorders>
-          <w:top w:val="none"/>
+          <w:top w:val="none" w:color="000000" w:sz="4" w:space="0"/>
           <w:left w:val="single" w:color="000000" w:themeColor="accent5" w:themeTint="90" w:sz="4" w:space="0"/>
-          <w:bottom w:val="none"/>
-          <w:right w:val="none"/>
+          <w:bottom w:val="none" w:color="000000" w:sz="4" w:space="0"/>
+          <w:right w:val="none" w:color="000000" w:sz="4" w:space="0"/>
         </w:tcBorders>
       </w:tcPr>
     </w:tblStylePr>
@@ -17517,9 +17531,9 @@
         <w:shd w:val="clear" w:color="ffffff" w:themeColor="light1" w:fill="ffffff" w:themeFill="light1"/>
         <w:tcBorders>
           <w:top w:val="single" w:color="000000" w:themeColor="accent5" w:themeTint="90" w:sz="4" w:space="0"/>
-          <w:left w:val="none"/>
-          <w:bottom w:val="none"/>
-          <w:right w:val="none"/>
+          <w:left w:val="none" w:color="000000" w:sz="4" w:space="0"/>
+          <w:bottom w:val="none" w:color="000000" w:sz="4" w:space="0"/>
+          <w:right w:val="none" w:color="000000" w:sz="4" w:space="0"/>
         </w:tcBorders>
       </w:tcPr>
     </w:tblStylePr>
@@ -17589,9 +17603,9 @@
       </w:tcPr>
     </w:tblStylePr>
   </w:style>
-  <w:style w:type="table" w:styleId="67">
+  <w:style w:type="table" w:styleId="770">
     <w:name w:val="Grid Table 7 Colorful - Accent 6"/>
-    <w:basedOn w:val="665"/>
+    <w:basedOn w:val="901"/>
     <w:uiPriority w:val="99"/>
     <w:pPr>
       <w:pBdr/>
@@ -17693,11 +17707,11 @@
         <w:tblBorders/>
       </w:tblPr>
       <w:tcPr>
-        <w:shd w:color="ffffff"/>
+        <w:shd w:val="clear" w:color="ffffff"/>
         <w:tcBorders>
-          <w:top w:val="none"/>
-          <w:left w:val="none"/>
-          <w:bottom w:val="none"/>
+          <w:top w:val="none" w:color="000000" w:sz="4" w:space="0"/>
+          <w:left w:val="none" w:color="000000" w:sz="4" w:space="0"/>
+          <w:bottom w:val="none" w:color="000000" w:sz="4" w:space="0"/>
           <w:right w:val="single" w:color="000000" w:themeColor="accent6" w:themeTint="90" w:sz="4" w:space="0"/>
         </w:tcBorders>
       </w:tcPr>
@@ -17720,10 +17734,10 @@
       <w:tcPr>
         <w:shd w:val="clear" w:color="ffffff" w:themeColor="light1" w:fill="ffffff" w:themeFill="light1"/>
         <w:tcBorders>
-          <w:top w:val="none"/>
-          <w:left w:val="none"/>
+          <w:top w:val="none" w:color="000000" w:sz="4" w:space="0"/>
+          <w:left w:val="none" w:color="000000" w:sz="4" w:space="0"/>
           <w:bottom w:val="single" w:color="000000" w:themeColor="accent6" w:themeTint="90" w:sz="4" w:space="0"/>
-          <w:right w:val="none"/>
+          <w:right w:val="none" w:color="000000" w:sz="4" w:space="0"/>
         </w:tcBorders>
       </w:tcPr>
     </w:tblStylePr>
@@ -17743,12 +17757,12 @@
         <w:tblBorders/>
       </w:tblPr>
       <w:tcPr>
-        <w:shd w:color="ffffff"/>
+        <w:shd w:val="clear" w:color="ffffff"/>
         <w:tcBorders>
-          <w:top w:val="none"/>
+          <w:top w:val="none" w:color="000000" w:sz="4" w:space="0"/>
           <w:left w:val="single" w:color="000000" w:themeColor="accent6" w:themeTint="90" w:sz="4" w:space="0"/>
-          <w:bottom w:val="none"/>
-          <w:right w:val="none"/>
+          <w:bottom w:val="none" w:color="000000" w:sz="4" w:space="0"/>
+          <w:right w:val="none" w:color="000000" w:sz="4" w:space="0"/>
         </w:tcBorders>
       </w:tcPr>
     </w:tblStylePr>
@@ -17771,9 +17785,9 @@
         <w:shd w:val="clear" w:color="ffffff" w:themeColor="light1" w:fill="ffffff" w:themeFill="light1"/>
         <w:tcBorders>
           <w:top w:val="single" w:color="000000" w:themeColor="accent6" w:themeTint="90" w:sz="4" w:space="0"/>
-          <w:left w:val="none"/>
-          <w:bottom w:val="none"/>
-          <w:right w:val="none"/>
+          <w:left w:val="none" w:color="000000" w:sz="4" w:space="0"/>
+          <w:bottom w:val="none" w:color="000000" w:sz="4" w:space="0"/>
+          <w:right w:val="none" w:color="000000" w:sz="4" w:space="0"/>
         </w:tcBorders>
       </w:tcPr>
     </w:tblStylePr>
@@ -17843,9 +17857,9 @@
       </w:tcPr>
     </w:tblStylePr>
   </w:style>
-  <w:style w:type="table" w:styleId="68">
+  <w:style w:type="table" w:styleId="771">
     <w:name w:val="List Table 1 Light"/>
-    <w:basedOn w:val="665"/>
+    <w:basedOn w:val="901"/>
     <w:uiPriority w:val="99"/>
     <w:pPr>
       <w:pBdr/>
@@ -18059,9 +18073,9 @@
       </w:tcPr>
     </w:tblStylePr>
   </w:style>
-  <w:style w:type="table" w:styleId="69">
+  <w:style w:type="table" w:styleId="772">
     <w:name w:val="List Table 1 Light - Accent 1"/>
-    <w:basedOn w:val="665"/>
+    <w:basedOn w:val="901"/>
     <w:uiPriority w:val="99"/>
     <w:pPr>
       <w:pBdr/>
@@ -18275,9 +18289,9 @@
       </w:tcPr>
     </w:tblStylePr>
   </w:style>
-  <w:style w:type="table" w:styleId="70">
+  <w:style w:type="table" w:styleId="773">
     <w:name w:val="List Table 1 Light - Accent 2"/>
-    <w:basedOn w:val="665"/>
+    <w:basedOn w:val="901"/>
     <w:uiPriority w:val="99"/>
     <w:pPr>
       <w:pBdr/>
@@ -18491,9 +18505,9 @@
       </w:tcPr>
     </w:tblStylePr>
   </w:style>
-  <w:style w:type="table" w:styleId="71">
+  <w:style w:type="table" w:styleId="774">
     <w:name w:val="List Table 1 Light - Accent 3"/>
-    <w:basedOn w:val="665"/>
+    <w:basedOn w:val="901"/>
     <w:uiPriority w:val="99"/>
     <w:pPr>
       <w:pBdr/>
@@ -18707,9 +18721,9 @@
       </w:tcPr>
     </w:tblStylePr>
   </w:style>
-  <w:style w:type="table" w:styleId="72">
+  <w:style w:type="table" w:styleId="775">
     <w:name w:val="List Table 1 Light - Accent 4"/>
-    <w:basedOn w:val="665"/>
+    <w:basedOn w:val="901"/>
     <w:uiPriority w:val="99"/>
     <w:pPr>
       <w:pBdr/>
@@ -18923,9 +18937,9 @@
       </w:tcPr>
     </w:tblStylePr>
   </w:style>
-  <w:style w:type="table" w:styleId="73">
+  <w:style w:type="table" w:styleId="776">
     <w:name w:val="List Table 1 Light - Accent 5"/>
-    <w:basedOn w:val="665"/>
+    <w:basedOn w:val="901"/>
     <w:uiPriority w:val="99"/>
     <w:pPr>
       <w:pBdr/>
@@ -19139,9 +19153,9 @@
       </w:tcPr>
     </w:tblStylePr>
   </w:style>
-  <w:style w:type="table" w:styleId="74">
+  <w:style w:type="table" w:styleId="777">
     <w:name w:val="List Table 1 Light - Accent 6"/>
-    <w:basedOn w:val="665"/>
+    <w:basedOn w:val="901"/>
     <w:uiPriority w:val="99"/>
     <w:pPr>
       <w:pBdr/>
@@ -19355,9 +19369,9 @@
       </w:tcPr>
     </w:tblStylePr>
   </w:style>
-  <w:style w:type="table" w:styleId="75">
+  <w:style w:type="table" w:styleId="778">
     <w:name w:val="List Table 2"/>
-    <w:basedOn w:val="665"/>
+    <w:basedOn w:val="901"/>
     <w:uiPriority w:val="99"/>
     <w:pPr>
       <w:pBdr/>
@@ -19593,9 +19607,9 @@
       </w:tcPr>
     </w:tblStylePr>
   </w:style>
-  <w:style w:type="table" w:styleId="76">
+  <w:style w:type="table" w:styleId="779">
     <w:name w:val="List Table 2 - Accent 1"/>
-    <w:basedOn w:val="665"/>
+    <w:basedOn w:val="901"/>
     <w:uiPriority w:val="99"/>
     <w:pPr>
       <w:pBdr/>
@@ -19831,9 +19845,9 @@
       </w:tcPr>
     </w:tblStylePr>
   </w:style>
-  <w:style w:type="table" w:styleId="77">
+  <w:style w:type="table" w:styleId="780">
     <w:name w:val="List Table 2 - Accent 2"/>
-    <w:basedOn w:val="665"/>
+    <w:basedOn w:val="901"/>
     <w:uiPriority w:val="99"/>
     <w:pPr>
       <w:pBdr/>
@@ -20069,9 +20083,9 @@
       </w:tcPr>
     </w:tblStylePr>
   </w:style>
-  <w:style w:type="table" w:styleId="78">
+  <w:style w:type="table" w:styleId="781">
     <w:name w:val="List Table 2 - Accent 3"/>
-    <w:basedOn w:val="665"/>
+    <w:basedOn w:val="901"/>
     <w:uiPriority w:val="99"/>
     <w:pPr>
       <w:pBdr/>
@@ -20307,9 +20321,9 @@
       </w:tcPr>
     </w:tblStylePr>
   </w:style>
-  <w:style w:type="table" w:styleId="79">
+  <w:style w:type="table" w:styleId="782">
     <w:name w:val="List Table 2 - Accent 4"/>
-    <w:basedOn w:val="665"/>
+    <w:basedOn w:val="901"/>
     <w:uiPriority w:val="99"/>
     <w:pPr>
       <w:pBdr/>
@@ -20545,9 +20559,9 @@
       </w:tcPr>
     </w:tblStylePr>
   </w:style>
-  <w:style w:type="table" w:styleId="80">
+  <w:style w:type="table" w:styleId="783">
     <w:name w:val="List Table 2 - Accent 5"/>
-    <w:basedOn w:val="665"/>
+    <w:basedOn w:val="901"/>
     <w:uiPriority w:val="99"/>
     <w:pPr>
       <w:pBdr/>
@@ -20783,9 +20797,9 @@
       </w:tcPr>
     </w:tblStylePr>
   </w:style>
-  <w:style w:type="table" w:styleId="81">
+  <w:style w:type="table" w:styleId="784">
     <w:name w:val="List Table 2 - Accent 6"/>
-    <w:basedOn w:val="665"/>
+    <w:basedOn w:val="901"/>
     <w:uiPriority w:val="99"/>
     <w:pPr>
       <w:pBdr/>
@@ -21021,9 +21035,9 @@
       </w:tcPr>
     </w:tblStylePr>
   </w:style>
-  <w:style w:type="table" w:styleId="82">
+  <w:style w:type="table" w:styleId="785">
     <w:name w:val="List Table 3"/>
-    <w:basedOn w:val="665"/>
+    <w:basedOn w:val="901"/>
     <w:uiPriority w:val="99"/>
     <w:pPr>
       <w:pBdr/>
@@ -21249,9 +21263,9 @@
       </w:tcPr>
     </w:tblStylePr>
   </w:style>
-  <w:style w:type="table" w:styleId="83">
+  <w:style w:type="table" w:styleId="786">
     <w:name w:val="List Table 3 - Accent 1"/>
-    <w:basedOn w:val="665"/>
+    <w:basedOn w:val="901"/>
     <w:uiPriority w:val="99"/>
     <w:pPr>
       <w:pBdr/>
@@ -21477,9 +21491,9 @@
       </w:tcPr>
     </w:tblStylePr>
   </w:style>
-  <w:style w:type="table" w:styleId="84">
+  <w:style w:type="table" w:styleId="787">
     <w:name w:val="List Table 3 - Accent 2"/>
-    <w:basedOn w:val="665"/>
+    <w:basedOn w:val="901"/>
     <w:uiPriority w:val="99"/>
     <w:pPr>
       <w:pBdr/>
@@ -21705,9 +21719,9 @@
       </w:tcPr>
     </w:tblStylePr>
   </w:style>
-  <w:style w:type="table" w:styleId="85">
+  <w:style w:type="table" w:styleId="788">
     <w:name w:val="List Table 3 - Accent 3"/>
-    <w:basedOn w:val="665"/>
+    <w:basedOn w:val="901"/>
     <w:uiPriority w:val="99"/>
     <w:pPr>
       <w:pBdr/>
@@ -21933,9 +21947,9 @@
       </w:tcPr>
     </w:tblStylePr>
   </w:style>
-  <w:style w:type="table" w:styleId="86">
+  <w:style w:type="table" w:styleId="789">
     <w:name w:val="List Table 3 - Accent 4"/>
-    <w:basedOn w:val="665"/>
+    <w:basedOn w:val="901"/>
     <w:uiPriority w:val="99"/>
     <w:pPr>
       <w:pBdr/>
@@ -22161,9 +22175,9 @@
       </w:tcPr>
     </w:tblStylePr>
   </w:style>
-  <w:style w:type="table" w:styleId="87">
+  <w:style w:type="table" w:styleId="790">
     <w:name w:val="List Table 3 - Accent 5"/>
-    <w:basedOn w:val="665"/>
+    <w:basedOn w:val="901"/>
     <w:uiPriority w:val="99"/>
     <w:pPr>
       <w:pBdr/>
@@ -22389,9 +22403,9 @@
       </w:tcPr>
     </w:tblStylePr>
   </w:style>
-  <w:style w:type="table" w:styleId="88">
+  <w:style w:type="table" w:styleId="791">
     <w:name w:val="List Table 3 - Accent 6"/>
-    <w:basedOn w:val="665"/>
+    <w:basedOn w:val="901"/>
     <w:uiPriority w:val="99"/>
     <w:pPr>
       <w:pBdr/>
@@ -22617,9 +22631,9 @@
       </w:tcPr>
     </w:tblStylePr>
   </w:style>
-  <w:style w:type="table" w:styleId="89">
+  <w:style w:type="table" w:styleId="792">
     <w:name w:val="List Table 4"/>
-    <w:basedOn w:val="665"/>
+    <w:basedOn w:val="901"/>
     <w:uiPriority w:val="99"/>
     <w:pPr>
       <w:pBdr/>
@@ -22842,9 +22856,9 @@
       </w:tcPr>
     </w:tblStylePr>
   </w:style>
-  <w:style w:type="table" w:styleId="90">
+  <w:style w:type="table" w:styleId="793">
     <w:name w:val="List Table 4 - Accent 1"/>
-    <w:basedOn w:val="665"/>
+    <w:basedOn w:val="901"/>
     <w:uiPriority w:val="99"/>
     <w:pPr>
       <w:pBdr/>
@@ -23067,9 +23081,9 @@
       </w:tcPr>
     </w:tblStylePr>
   </w:style>
-  <w:style w:type="table" w:styleId="91">
+  <w:style w:type="table" w:styleId="794">
     <w:name w:val="List Table 4 - Accent 2"/>
-    <w:basedOn w:val="665"/>
+    <w:basedOn w:val="901"/>
     <w:uiPriority w:val="99"/>
     <w:pPr>
       <w:pBdr/>
@@ -23292,9 +23306,9 @@
       </w:tcPr>
     </w:tblStylePr>
   </w:style>
-  <w:style w:type="table" w:styleId="92">
+  <w:style w:type="table" w:styleId="795">
     <w:name w:val="List Table 4 - Accent 3"/>
-    <w:basedOn w:val="665"/>
+    <w:basedOn w:val="901"/>
     <w:uiPriority w:val="99"/>
     <w:pPr>
       <w:pBdr/>
@@ -23517,9 +23531,9 @@
       </w:tcPr>
     </w:tblStylePr>
   </w:style>
-  <w:style w:type="table" w:styleId="93">
+  <w:style w:type="table" w:styleId="796">
     <w:name w:val="List Table 4 - Accent 4"/>
-    <w:basedOn w:val="665"/>
+    <w:basedOn w:val="901"/>
     <w:uiPriority w:val="99"/>
     <w:pPr>
       <w:pBdr/>
@@ -23742,9 +23756,9 @@
       </w:tcPr>
     </w:tblStylePr>
   </w:style>
-  <w:style w:type="table" w:styleId="94">
+  <w:style w:type="table" w:styleId="797">
     <w:name w:val="List Table 4 - Accent 5"/>
-    <w:basedOn w:val="665"/>
+    <w:basedOn w:val="901"/>
     <w:uiPriority w:val="99"/>
     <w:pPr>
       <w:pBdr/>
@@ -23967,9 +23981,9 @@
       </w:tcPr>
     </w:tblStylePr>
   </w:style>
-  <w:style w:type="table" w:styleId="95">
+  <w:style w:type="table" w:styleId="798">
     <w:name w:val="List Table 4 - Accent 6"/>
-    <w:basedOn w:val="665"/>
+    <w:basedOn w:val="901"/>
     <w:uiPriority w:val="99"/>
     <w:pPr>
       <w:pBdr/>
@@ -24192,9 +24206,9 @@
       </w:tcPr>
     </w:tblStylePr>
   </w:style>
-  <w:style w:type="table" w:styleId="96">
+  <w:style w:type="table" w:styleId="799">
     <w:name w:val="List Table 5 Dark"/>
-    <w:basedOn w:val="665"/>
+    <w:basedOn w:val="901"/>
     <w:uiPriority w:val="99"/>
     <w:pPr>
       <w:pBdr/>
@@ -24434,9 +24448,9 @@
       </w:tcPr>
     </w:tblStylePr>
   </w:style>
-  <w:style w:type="table" w:styleId="97">
+  <w:style w:type="table" w:styleId="800">
     <w:name w:val="List Table 5 Dark - Accent 1"/>
-    <w:basedOn w:val="665"/>
+    <w:basedOn w:val="901"/>
     <w:uiPriority w:val="99"/>
     <w:pPr>
       <w:pBdr/>
@@ -24676,9 +24690,9 @@
       </w:tcPr>
     </w:tblStylePr>
   </w:style>
-  <w:style w:type="table" w:styleId="98">
+  <w:style w:type="table" w:styleId="801">
     <w:name w:val="List Table 5 Dark - Accent 2"/>
-    <w:basedOn w:val="665"/>
+    <w:basedOn w:val="901"/>
     <w:uiPriority w:val="99"/>
     <w:pPr>
       <w:pBdr/>
@@ -24918,9 +24932,9 @@
       </w:tcPr>
     </w:tblStylePr>
   </w:style>
-  <w:style w:type="table" w:styleId="99">
+  <w:style w:type="table" w:styleId="802">
     <w:name w:val="List Table 5 Dark - Accent 3"/>
-    <w:basedOn w:val="665"/>
+    <w:basedOn w:val="901"/>
     <w:uiPriority w:val="99"/>
     <w:pPr>
       <w:pBdr/>
@@ -25160,9 +25174,9 @@
       </w:tcPr>
     </w:tblStylePr>
   </w:style>
-  <w:style w:type="table" w:styleId="100">
+  <w:style w:type="table" w:styleId="803">
     <w:name w:val="List Table 5 Dark - Accent 4"/>
-    <w:basedOn w:val="665"/>
+    <w:basedOn w:val="901"/>
     <w:uiPriority w:val="99"/>
     <w:pPr>
       <w:pBdr/>
@@ -25402,9 +25416,9 @@
       </w:tcPr>
     </w:tblStylePr>
   </w:style>
-  <w:style w:type="table" w:styleId="101">
+  <w:style w:type="table" w:styleId="804">
     <w:name w:val="List Table 5 Dark - Accent 5"/>
-    <w:basedOn w:val="665"/>
+    <w:basedOn w:val="901"/>
     <w:uiPriority w:val="99"/>
     <w:pPr>
       <w:pBdr/>
@@ -25644,9 +25658,9 @@
       </w:tcPr>
     </w:tblStylePr>
   </w:style>
-  <w:style w:type="table" w:styleId="102">
+  <w:style w:type="table" w:styleId="805">
     <w:name w:val="List Table 5 Dark - Accent 6"/>
-    <w:basedOn w:val="665"/>
+    <w:basedOn w:val="901"/>
     <w:uiPriority w:val="99"/>
     <w:pPr>
       <w:pBdr/>
@@ -25886,9 +25900,9 @@
       </w:tcPr>
     </w:tblStylePr>
   </w:style>
-  <w:style w:type="table" w:styleId="103">
+  <w:style w:type="table" w:styleId="806">
     <w:name w:val="List Table 6 Colorful"/>
-    <w:basedOn w:val="665"/>
+    <w:basedOn w:val="901"/>
     <w:uiPriority w:val="99"/>
     <w:pPr>
       <w:pBdr/>
@@ -26109,9 +26123,9 @@
       </w:tcPr>
     </w:tblStylePr>
   </w:style>
-  <w:style w:type="table" w:styleId="104">
+  <w:style w:type="table" w:styleId="807">
     <w:name w:val="List Table 6 Colorful - Accent 1"/>
-    <w:basedOn w:val="665"/>
+    <w:basedOn w:val="901"/>
     <w:uiPriority w:val="99"/>
     <w:pPr>
       <w:pBdr/>
@@ -26332,9 +26346,9 @@
       </w:tcPr>
     </w:tblStylePr>
   </w:style>
-  <w:style w:type="table" w:styleId="105">
+  <w:style w:type="table" w:styleId="808">
     <w:name w:val="List Table 6 Colorful - Accent 2"/>
-    <w:basedOn w:val="665"/>
+    <w:basedOn w:val="901"/>
     <w:uiPriority w:val="99"/>
     <w:pPr>
       <w:pBdr/>
@@ -26555,9 +26569,9 @@
       </w:tcPr>
     </w:tblStylePr>
   </w:style>
-  <w:style w:type="table" w:styleId="106">
+  <w:style w:type="table" w:styleId="809">
     <w:name w:val="List Table 6 Colorful - Accent 3"/>
-    <w:basedOn w:val="665"/>
+    <w:basedOn w:val="901"/>
     <w:uiPriority w:val="99"/>
     <w:pPr>
       <w:pBdr/>
@@ -26778,9 +26792,9 @@
       </w:tcPr>
     </w:tblStylePr>
   </w:style>
-  <w:style w:type="table" w:styleId="107">
+  <w:style w:type="table" w:styleId="810">
     <w:name w:val="List Table 6 Colorful - Accent 4"/>
-    <w:basedOn w:val="665"/>
+    <w:basedOn w:val="901"/>
     <w:uiPriority w:val="99"/>
     <w:pPr>
       <w:pBdr/>
@@ -27001,9 +27015,9 @@
       </w:tcPr>
     </w:tblStylePr>
   </w:style>
-  <w:style w:type="table" w:styleId="108">
+  <w:style w:type="table" w:styleId="811">
     <w:name w:val="List Table 6 Colorful - Accent 5"/>
-    <w:basedOn w:val="665"/>
+    <w:basedOn w:val="901"/>
     <w:uiPriority w:val="99"/>
     <w:pPr>
       <w:pBdr/>
@@ -27224,9 +27238,9 @@
       </w:tcPr>
     </w:tblStylePr>
   </w:style>
-  <w:style w:type="table" w:styleId="109">
+  <w:style w:type="table" w:styleId="812">
     <w:name w:val="List Table 6 Colorful - Accent 6"/>
-    <w:basedOn w:val="665"/>
+    <w:basedOn w:val="901"/>
     <w:uiPriority w:val="99"/>
     <w:pPr>
       <w:pBdr/>
@@ -27447,9 +27461,9 @@
       </w:tcPr>
     </w:tblStylePr>
   </w:style>
-  <w:style w:type="table" w:styleId="110">
+  <w:style w:type="table" w:styleId="813">
     <w:name w:val="List Table 7 Colorful"/>
-    <w:basedOn w:val="665"/>
+    <w:basedOn w:val="901"/>
     <w:uiPriority w:val="99"/>
     <w:pPr>
       <w:pBdr/>
@@ -27548,11 +27562,11 @@
         <w:tblBorders/>
       </w:tblPr>
       <w:tcPr>
-        <w:shd w:color="ffffff"/>
+        <w:shd w:val="clear" w:color="ffffff"/>
         <w:tcBorders>
-          <w:top w:val="none"/>
-          <w:left w:val="none"/>
-          <w:bottom w:val="none"/>
+          <w:top w:val="none" w:color="000000" w:sz="4" w:space="0"/>
+          <w:left w:val="none" w:color="000000" w:sz="4" w:space="0"/>
+          <w:bottom w:val="none" w:color="000000" w:sz="4" w:space="0"/>
           <w:right w:val="single" w:color="000000" w:themeColor="text1" w:themeTint="80" w:sz="4" w:space="0"/>
         </w:tcBorders>
       </w:tcPr>
@@ -27575,10 +27589,10 @@
       <w:tcPr>
         <w:shd w:val="clear" w:color="ffffff" w:themeColor="light1" w:fill="ffffff" w:themeFill="light1"/>
         <w:tcBorders>
-          <w:top w:val="none"/>
-          <w:left w:val="none"/>
+          <w:top w:val="none" w:color="000000" w:sz="4" w:space="0"/>
+          <w:left w:val="none" w:color="000000" w:sz="4" w:space="0"/>
           <w:bottom w:val="single" w:color="000000" w:themeColor="text1" w:themeTint="80" w:sz="4" w:space="0"/>
-          <w:right w:val="none"/>
+          <w:right w:val="none" w:color="000000" w:sz="4" w:space="0"/>
         </w:tcBorders>
       </w:tcPr>
     </w:tblStylePr>
@@ -27598,12 +27612,12 @@
         <w:tblBorders/>
       </w:tblPr>
       <w:tcPr>
-        <w:shd w:color="ffffff"/>
+        <w:shd w:val="clear" w:color="ffffff"/>
         <w:tcBorders>
-          <w:top w:val="none"/>
+          <w:top w:val="none" w:color="000000" w:sz="4" w:space="0"/>
           <w:left w:val="single" w:color="000000" w:themeColor="text1" w:themeTint="80" w:sz="4" w:space="0"/>
-          <w:bottom w:val="none"/>
-          <w:right w:val="none"/>
+          <w:bottom w:val="none" w:color="000000" w:sz="4" w:space="0"/>
+          <w:right w:val="none" w:color="000000" w:sz="4" w:space="0"/>
         </w:tcBorders>
       </w:tcPr>
     </w:tblStylePr>
@@ -27626,9 +27640,9 @@
         <w:shd w:val="clear" w:color="ffffff" w:themeColor="light1" w:fill="ffffff" w:themeFill="light1"/>
         <w:tcBorders>
           <w:top w:val="single" w:color="000000" w:themeColor="text1" w:themeTint="80" w:sz="4" w:space="0"/>
-          <w:left w:val="none"/>
-          <w:bottom w:val="none"/>
-          <w:right w:val="none"/>
+          <w:left w:val="none" w:color="000000" w:sz="4" w:space="0"/>
+          <w:bottom w:val="none" w:color="000000" w:sz="4" w:space="0"/>
+          <w:right w:val="none" w:color="000000" w:sz="4" w:space="0"/>
         </w:tcBorders>
       </w:tcPr>
     </w:tblStylePr>
@@ -27703,9 +27717,9 @@
       </w:tcPr>
     </w:tblStylePr>
   </w:style>
-  <w:style w:type="table" w:styleId="111">
+  <w:style w:type="table" w:styleId="814">
     <w:name w:val="List Table 7 Colorful - Accent 1"/>
-    <w:basedOn w:val="665"/>
+    <w:basedOn w:val="901"/>
     <w:uiPriority w:val="99"/>
     <w:pPr>
       <w:pBdr/>
@@ -27804,11 +27818,11 @@
         <w:tblBorders/>
       </w:tblPr>
       <w:tcPr>
-        <w:shd w:color="ffffff"/>
+        <w:shd w:val="clear" w:color="ffffff"/>
         <w:tcBorders>
-          <w:top w:val="none"/>
-          <w:left w:val="none"/>
-          <w:bottom w:val="none"/>
+          <w:top w:val="none" w:color="000000" w:sz="4" w:space="0"/>
+          <w:left w:val="none" w:color="000000" w:sz="4" w:space="0"/>
+          <w:bottom w:val="none" w:color="000000" w:sz="4" w:space="0"/>
           <w:right w:val="single" w:color="000000" w:themeColor="accent1" w:sz="4" w:space="0"/>
         </w:tcBorders>
       </w:tcPr>
@@ -27831,10 +27845,10 @@
       <w:tcPr>
         <w:shd w:val="clear" w:color="ffffff" w:themeColor="light1" w:fill="ffffff" w:themeFill="light1"/>
         <w:tcBorders>
-          <w:top w:val="none"/>
-          <w:left w:val="none"/>
+          <w:top w:val="none" w:color="000000" w:sz="4" w:space="0"/>
+          <w:left w:val="none" w:color="000000" w:sz="4" w:space="0"/>
           <w:bottom w:val="single" w:color="000000" w:themeColor="accent1" w:sz="4" w:space="0"/>
-          <w:right w:val="none"/>
+          <w:right w:val="none" w:color="000000" w:sz="4" w:space="0"/>
         </w:tcBorders>
       </w:tcPr>
     </w:tblStylePr>
@@ -27854,12 +27868,12 @@
         <w:tblBorders/>
       </w:tblPr>
       <w:tcPr>
-        <w:shd w:color="ffffff"/>
+        <w:shd w:val="clear" w:color="ffffff"/>
         <w:tcBorders>
-          <w:top w:val="none"/>
+          <w:top w:val="none" w:color="000000" w:sz="4" w:space="0"/>
           <w:left w:val="single" w:color="000000" w:themeColor="accent1" w:sz="4" w:space="0"/>
-          <w:bottom w:val="none"/>
-          <w:right w:val="none"/>
+          <w:bottom w:val="none" w:color="000000" w:sz="4" w:space="0"/>
+          <w:right w:val="none" w:color="000000" w:sz="4" w:space="0"/>
         </w:tcBorders>
       </w:tcPr>
     </w:tblStylePr>
@@ -27882,9 +27896,9 @@
         <w:shd w:val="clear" w:color="ffffff" w:themeColor="light1" w:fill="ffffff" w:themeFill="light1"/>
         <w:tcBorders>
           <w:top w:val="single" w:color="000000" w:themeColor="accent1" w:sz="4" w:space="0"/>
-          <w:left w:val="none"/>
-          <w:bottom w:val="none"/>
-          <w:right w:val="none"/>
+          <w:left w:val="none" w:color="000000" w:sz="4" w:space="0"/>
+          <w:bottom w:val="none" w:color="000000" w:sz="4" w:space="0"/>
+          <w:right w:val="none" w:color="000000" w:sz="4" w:space="0"/>
         </w:tcBorders>
       </w:tcPr>
     </w:tblStylePr>
@@ -27959,9 +27973,9 @@
       </w:tcPr>
     </w:tblStylePr>
   </w:style>
-  <w:style w:type="table" w:styleId="112">
+  <w:style w:type="table" w:styleId="815">
     <w:name w:val="List Table 7 Colorful - Accent 2"/>
-    <w:basedOn w:val="665"/>
+    <w:basedOn w:val="901"/>
     <w:uiPriority w:val="99"/>
     <w:pPr>
       <w:pBdr/>
@@ -28060,11 +28074,11 @@
         <w:tblBorders/>
       </w:tblPr>
       <w:tcPr>
-        <w:shd w:color="ffffff"/>
+        <w:shd w:val="clear" w:color="ffffff"/>
         <w:tcBorders>
-          <w:top w:val="none"/>
-          <w:left w:val="none"/>
-          <w:bottom w:val="none"/>
+          <w:top w:val="none" w:color="000000" w:sz="4" w:space="0"/>
+          <w:left w:val="none" w:color="000000" w:sz="4" w:space="0"/>
+          <w:bottom w:val="none" w:color="000000" w:sz="4" w:space="0"/>
           <w:right w:val="single" w:color="000000" w:themeColor="accent2" w:themeTint="97" w:sz="4" w:space="0"/>
         </w:tcBorders>
       </w:tcPr>
@@ -28087,10 +28101,10 @@
       <w:tcPr>
         <w:shd w:val="clear" w:color="ffffff" w:themeColor="light1" w:fill="ffffff" w:themeFill="light1"/>
         <w:tcBorders>
-          <w:top w:val="none"/>
-          <w:left w:val="none"/>
+          <w:top w:val="none" w:color="000000" w:sz="4" w:space="0"/>
+          <w:left w:val="none" w:color="000000" w:sz="4" w:space="0"/>
           <w:bottom w:val="single" w:color="000000" w:themeColor="accent2" w:themeTint="97" w:sz="4" w:space="0"/>
-          <w:right w:val="none"/>
+          <w:right w:val="none" w:color="000000" w:sz="4" w:space="0"/>
         </w:tcBorders>
       </w:tcPr>
     </w:tblStylePr>
@@ -28110,12 +28124,12 @@
         <w:tblBorders/>
       </w:tblPr>
       <w:tcPr>
-        <w:shd w:color="ffffff"/>
+        <w:shd w:val="clear" w:color="ffffff"/>
         <w:tcBorders>
-          <w:top w:val="none"/>
+          <w:top w:val="none" w:color="000000" w:sz="4" w:space="0"/>
           <w:left w:val="single" w:color="000000" w:themeColor="accent2" w:themeTint="97" w:sz="4" w:space="0"/>
-          <w:bottom w:val="none"/>
-          <w:right w:val="none"/>
+          <w:bottom w:val="none" w:color="000000" w:sz="4" w:space="0"/>
+          <w:right w:val="none" w:color="000000" w:sz="4" w:space="0"/>
         </w:tcBorders>
       </w:tcPr>
     </w:tblStylePr>
@@ -28138,9 +28152,9 @@
         <w:shd w:val="clear" w:color="ffffff" w:themeColor="light1" w:fill="ffffff" w:themeFill="light1"/>
         <w:tcBorders>
           <w:top w:val="single" w:color="000000" w:themeColor="accent2" w:themeTint="97" w:sz="4" w:space="0"/>
-          <w:left w:val="none"/>
-          <w:bottom w:val="none"/>
-          <w:right w:val="none"/>
+          <w:left w:val="none" w:color="000000" w:sz="4" w:space="0"/>
+          <w:bottom w:val="none" w:color="000000" w:sz="4" w:space="0"/>
+          <w:right w:val="none" w:color="000000" w:sz="4" w:space="0"/>
         </w:tcBorders>
       </w:tcPr>
     </w:tblStylePr>
@@ -28215,9 +28229,9 @@
       </w:tcPr>
     </w:tblStylePr>
   </w:style>
-  <w:style w:type="table" w:styleId="113">
+  <w:style w:type="table" w:styleId="816">
     <w:name w:val="List Table 7 Colorful - Accent 3"/>
-    <w:basedOn w:val="665"/>
+    <w:basedOn w:val="901"/>
     <w:uiPriority w:val="99"/>
     <w:pPr>
       <w:pBdr/>
@@ -28316,11 +28330,11 @@
         <w:tblBorders/>
       </w:tblPr>
       <w:tcPr>
-        <w:shd w:color="ffffff"/>
+        <w:shd w:val="clear" w:color="ffffff"/>
         <w:tcBorders>
-          <w:top w:val="none"/>
-          <w:left w:val="none"/>
-          <w:bottom w:val="none"/>
+          <w:top w:val="none" w:color="000000" w:sz="4" w:space="0"/>
+          <w:left w:val="none" w:color="000000" w:sz="4" w:space="0"/>
+          <w:bottom w:val="none" w:color="000000" w:sz="4" w:space="0"/>
           <w:right w:val="single" w:color="000000" w:themeColor="accent3" w:themeTint="98" w:sz="4" w:space="0"/>
         </w:tcBorders>
       </w:tcPr>
@@ -28343,10 +28357,10 @@
       <w:tcPr>
         <w:shd w:val="clear" w:color="ffffff" w:themeColor="light1" w:fill="ffffff" w:themeFill="light1"/>
         <w:tcBorders>
-          <w:top w:val="none"/>
-          <w:left w:val="none"/>
+          <w:top w:val="none" w:color="000000" w:sz="4" w:space="0"/>
+          <w:left w:val="none" w:color="000000" w:sz="4" w:space="0"/>
           <w:bottom w:val="single" w:color="000000" w:themeColor="accent3" w:themeTint="98" w:sz="4" w:space="0"/>
-          <w:right w:val="none"/>
+          <w:right w:val="none" w:color="000000" w:sz="4" w:space="0"/>
         </w:tcBorders>
       </w:tcPr>
     </w:tblStylePr>
@@ -28366,12 +28380,12 @@
         <w:tblBorders/>
       </w:tblPr>
       <w:tcPr>
-        <w:shd w:color="ffffff"/>
+        <w:shd w:val="clear" w:color="ffffff"/>
         <w:tcBorders>
-          <w:top w:val="none"/>
+          <w:top w:val="none" w:color="000000" w:sz="4" w:space="0"/>
           <w:left w:val="single" w:color="000000" w:themeColor="accent3" w:themeTint="98" w:sz="4" w:space="0"/>
-          <w:bottom w:val="none"/>
-          <w:right w:val="none"/>
+          <w:bottom w:val="none" w:color="000000" w:sz="4" w:space="0"/>
+          <w:right w:val="none" w:color="000000" w:sz="4" w:space="0"/>
         </w:tcBorders>
       </w:tcPr>
     </w:tblStylePr>
@@ -28394,9 +28408,9 @@
         <w:shd w:val="clear" w:color="ffffff" w:themeColor="light1" w:fill="ffffff" w:themeFill="light1"/>
         <w:tcBorders>
           <w:top w:val="single" w:color="000000" w:themeColor="accent3" w:themeTint="98" w:sz="4" w:space="0"/>
-          <w:left w:val="none"/>
-          <w:bottom w:val="none"/>
-          <w:right w:val="none"/>
+          <w:left w:val="none" w:color="000000" w:sz="4" w:space="0"/>
+          <w:bottom w:val="none" w:color="000000" w:sz="4" w:space="0"/>
+          <w:right w:val="none" w:color="000000" w:sz="4" w:space="0"/>
         </w:tcBorders>
       </w:tcPr>
     </w:tblStylePr>
@@ -28471,9 +28485,9 @@
       </w:tcPr>
     </w:tblStylePr>
   </w:style>
-  <w:style w:type="table" w:styleId="114">
+  <w:style w:type="table" w:styleId="817">
     <w:name w:val="List Table 7 Colorful - Accent 4"/>
-    <w:basedOn w:val="665"/>
+    <w:basedOn w:val="901"/>
     <w:uiPriority w:val="99"/>
     <w:pPr>
       <w:pBdr/>
@@ -28572,11 +28586,11 @@
         <w:tblBorders/>
       </w:tblPr>
       <w:tcPr>
-        <w:shd w:color="ffffff"/>
+        <w:shd w:val="clear" w:color="ffffff"/>
         <w:tcBorders>
-          <w:top w:val="none"/>
-          <w:left w:val="none"/>
-          <w:bottom w:val="none"/>
+          <w:top w:val="none" w:color="000000" w:sz="4" w:space="0"/>
+          <w:left w:val="none" w:color="000000" w:sz="4" w:space="0"/>
+          <w:bottom w:val="none" w:color="000000" w:sz="4" w:space="0"/>
           <w:right w:val="single" w:color="000000" w:themeColor="accent4" w:themeTint="9A" w:sz="4" w:space="0"/>
         </w:tcBorders>
       </w:tcPr>
@@ -28599,10 +28613,10 @@
       <w:tcPr>
         <w:shd w:val="clear" w:color="ffffff" w:themeColor="light1" w:fill="ffffff" w:themeFill="light1"/>
         <w:tcBorders>
-          <w:top w:val="none"/>
-          <w:left w:val="none"/>
+          <w:top w:val="none" w:color="000000" w:sz="4" w:space="0"/>
+          <w:left w:val="none" w:color="000000" w:sz="4" w:space="0"/>
           <w:bottom w:val="single" w:color="000000" w:themeColor="accent4" w:themeTint="9A" w:sz="4" w:space="0"/>
-          <w:right w:val="none"/>
+          <w:right w:val="none" w:color="000000" w:sz="4" w:space="0"/>
         </w:tcBorders>
       </w:tcPr>
     </w:tblStylePr>
@@ -28622,12 +28636,12 @@
         <w:tblBorders/>
       </w:tblPr>
       <w:tcPr>
-        <w:shd w:color="ffffff"/>
+        <w:shd w:val="clear" w:color="ffffff"/>
         <w:tcBorders>
-          <w:top w:val="none"/>
+          <w:top w:val="none" w:color="000000" w:sz="4" w:space="0"/>
           <w:left w:val="single" w:color="000000" w:themeColor="accent4" w:themeTint="9A" w:sz="4" w:space="0"/>
-          <w:bottom w:val="none"/>
-          <w:right w:val="none"/>
+          <w:bottom w:val="none" w:color="000000" w:sz="4" w:space="0"/>
+          <w:right w:val="none" w:color="000000" w:sz="4" w:space="0"/>
         </w:tcBorders>
       </w:tcPr>
     </w:tblStylePr>
@@ -28650,9 +28664,9 @@
         <w:shd w:val="clear" w:color="ffffff" w:themeColor="light1" w:fill="ffffff" w:themeFill="light1"/>
         <w:tcBorders>
           <w:top w:val="single" w:color="000000" w:themeColor="accent4" w:themeTint="9A" w:sz="4" w:space="0"/>
-          <w:left w:val="none"/>
-          <w:bottom w:val="none"/>
-          <w:right w:val="none"/>
+          <w:left w:val="none" w:color="000000" w:sz="4" w:space="0"/>
+          <w:bottom w:val="none" w:color="000000" w:sz="4" w:space="0"/>
+          <w:right w:val="none" w:color="000000" w:sz="4" w:space="0"/>
         </w:tcBorders>
       </w:tcPr>
     </w:tblStylePr>
@@ -28727,9 +28741,9 @@
       </w:tcPr>
     </w:tblStylePr>
   </w:style>
-  <w:style w:type="table" w:styleId="115">
+  <w:style w:type="table" w:styleId="818">
     <w:name w:val="List Table 7 Colorful - Accent 5"/>
-    <w:basedOn w:val="665"/>
+    <w:basedOn w:val="901"/>
     <w:uiPriority w:val="99"/>
     <w:pPr>
       <w:pBdr/>
@@ -28828,11 +28842,11 @@
         <w:tblBorders/>
       </w:tblPr>
       <w:tcPr>
-        <w:shd w:color="ffffff"/>
+        <w:shd w:val="clear" w:color="ffffff"/>
         <w:tcBorders>
-          <w:top w:val="none"/>
-          <w:left w:val="none"/>
-          <w:bottom w:val="none"/>
+          <w:top w:val="none" w:color="000000" w:sz="4" w:space="0"/>
+          <w:left w:val="none" w:color="000000" w:sz="4" w:space="0"/>
+          <w:bottom w:val="none" w:color="000000" w:sz="4" w:space="0"/>
           <w:right w:val="single" w:color="000000" w:themeColor="accent5" w:themeTint="9A" w:sz="4" w:space="0"/>
         </w:tcBorders>
       </w:tcPr>
@@ -28855,10 +28869,10 @@
       <w:tcPr>
         <w:shd w:val="clear" w:color="ffffff" w:themeColor="light1" w:fill="ffffff" w:themeFill="light1"/>
         <w:tcBorders>
-          <w:top w:val="none"/>
-          <w:left w:val="none"/>
+          <w:top w:val="none" w:color="000000" w:sz="4" w:space="0"/>
+          <w:left w:val="none" w:color="000000" w:sz="4" w:space="0"/>
           <w:bottom w:val="single" w:color="000000" w:themeColor="accent5" w:themeTint="9A" w:sz="4" w:space="0"/>
-          <w:right w:val="none"/>
+          <w:right w:val="none" w:color="000000" w:sz="4" w:space="0"/>
         </w:tcBorders>
       </w:tcPr>
     </w:tblStylePr>
@@ -28878,12 +28892,12 @@
         <w:tblBorders/>
       </w:tblPr>
       <w:tcPr>
-        <w:shd w:color="ffffff"/>
+        <w:shd w:val="clear" w:color="ffffff"/>
         <w:tcBorders>
-          <w:top w:val="none"/>
+          <w:top w:val="none" w:color="000000" w:sz="4" w:space="0"/>
           <w:left w:val="single" w:color="000000" w:themeColor="accent5" w:themeTint="9A" w:sz="4" w:space="0"/>
-          <w:bottom w:val="none"/>
-          <w:right w:val="none"/>
+          <w:bottom w:val="none" w:color="000000" w:sz="4" w:space="0"/>
+          <w:right w:val="none" w:color="000000" w:sz="4" w:space="0"/>
         </w:tcBorders>
       </w:tcPr>
     </w:tblStylePr>
@@ -28906,9 +28920,9 @@
         <w:shd w:val="clear" w:color="ffffff" w:themeColor="light1" w:fill="ffffff" w:themeFill="light1"/>
         <w:tcBorders>
           <w:top w:val="single" w:color="000000" w:themeColor="accent5" w:themeTint="9A" w:sz="4" w:space="0"/>
-          <w:left w:val="none"/>
-          <w:bottom w:val="none"/>
-          <w:right w:val="none"/>
+          <w:left w:val="none" w:color="000000" w:sz="4" w:space="0"/>
+          <w:bottom w:val="none" w:color="000000" w:sz="4" w:space="0"/>
+          <w:right w:val="none" w:color="000000" w:sz="4" w:space="0"/>
         </w:tcBorders>
       </w:tcPr>
     </w:tblStylePr>
@@ -28983,9 +28997,9 @@
       </w:tcPr>
     </w:tblStylePr>
   </w:style>
-  <w:style w:type="table" w:styleId="116">
+  <w:style w:type="table" w:styleId="819">
     <w:name w:val="List Table 7 Colorful - Accent 6"/>
-    <w:basedOn w:val="665"/>
+    <w:basedOn w:val="901"/>
     <w:uiPriority w:val="99"/>
     <w:pPr>
       <w:pBdr/>
@@ -29084,11 +29098,11 @@
         <w:tblBorders/>
       </w:tblPr>
       <w:tcPr>
-        <w:shd w:color="ffffff"/>
+        <w:shd w:val="clear" w:color="ffffff"/>
         <w:tcBorders>
-          <w:top w:val="none"/>
-          <w:left w:val="none"/>
-          <w:bottom w:val="none"/>
+          <w:top w:val="none" w:color="000000" w:sz="4" w:space="0"/>
+          <w:left w:val="none" w:color="000000" w:sz="4" w:space="0"/>
+          <w:bottom w:val="none" w:color="000000" w:sz="4" w:space="0"/>
           <w:right w:val="single" w:color="000000" w:themeColor="accent6" w:themeTint="98" w:sz="4" w:space="0"/>
         </w:tcBorders>
       </w:tcPr>
@@ -29111,10 +29125,10 @@
       <w:tcPr>
         <w:shd w:val="clear" w:color="ffffff" w:themeColor="light1" w:fill="ffffff" w:themeFill="light1"/>
         <w:tcBorders>
-          <w:top w:val="none"/>
-          <w:left w:val="none"/>
+          <w:top w:val="none" w:color="000000" w:sz="4" w:space="0"/>
+          <w:left w:val="none" w:color="000000" w:sz="4" w:space="0"/>
           <w:bottom w:val="single" w:color="000000" w:themeColor="accent6" w:themeTint="98" w:sz="4" w:space="0"/>
-          <w:right w:val="none"/>
+          <w:right w:val="none" w:color="000000" w:sz="4" w:space="0"/>
         </w:tcBorders>
       </w:tcPr>
     </w:tblStylePr>
@@ -29134,12 +29148,12 @@
         <w:tblBorders/>
       </w:tblPr>
       <w:tcPr>
-        <w:shd w:color="ffffff"/>
+        <w:shd w:val="clear" w:color="ffffff"/>
         <w:tcBorders>
-          <w:top w:val="none"/>
+          <w:top w:val="none" w:color="000000" w:sz="4" w:space="0"/>
           <w:left w:val="single" w:color="000000" w:themeColor="accent6" w:themeTint="98" w:sz="4" w:space="0"/>
-          <w:bottom w:val="none"/>
-          <w:right w:val="none"/>
+          <w:bottom w:val="none" w:color="000000" w:sz="4" w:space="0"/>
+          <w:right w:val="none" w:color="000000" w:sz="4" w:space="0"/>
         </w:tcBorders>
       </w:tcPr>
     </w:tblStylePr>
@@ -29162,9 +29176,9 @@
         <w:shd w:val="clear" w:color="ffffff" w:themeColor="light1" w:fill="ffffff" w:themeFill="light1"/>
         <w:tcBorders>
           <w:top w:val="single" w:color="000000" w:themeColor="accent6" w:themeTint="98" w:sz="4" w:space="0"/>
-          <w:left w:val="none"/>
-          <w:bottom w:val="none"/>
-          <w:right w:val="none"/>
+          <w:left w:val="none" w:color="000000" w:sz="4" w:space="0"/>
+          <w:bottom w:val="none" w:color="000000" w:sz="4" w:space="0"/>
+          <w:right w:val="none" w:color="000000" w:sz="4" w:space="0"/>
         </w:tcBorders>
       </w:tcPr>
     </w:tblStylePr>
@@ -29239,9 +29253,9 @@
       </w:tcPr>
     </w:tblStylePr>
   </w:style>
-  <w:style w:type="table" w:styleId="117">
+  <w:style w:type="table" w:styleId="820">
     <w:name w:val="Lined - Accent"/>
-    <w:basedOn w:val="665"/>
+    <w:basedOn w:val="901"/>
     <w:uiPriority w:val="99"/>
     <w:pPr>
       <w:pBdr/>
@@ -29476,9 +29490,9 @@
       </w:tcPr>
     </w:tblStylePr>
   </w:style>
-  <w:style w:type="table" w:styleId="118">
+  <w:style w:type="table" w:styleId="821">
     <w:name w:val="Lined - Accent 1"/>
-    <w:basedOn w:val="665"/>
+    <w:basedOn w:val="901"/>
     <w:uiPriority w:val="99"/>
     <w:pPr>
       <w:pBdr/>
@@ -29713,9 +29727,9 @@
       </w:tcPr>
     </w:tblStylePr>
   </w:style>
-  <w:style w:type="table" w:styleId="119">
+  <w:style w:type="table" w:styleId="822">
     <w:name w:val="Lined - Accent 2"/>
-    <w:basedOn w:val="665"/>
+    <w:basedOn w:val="901"/>
     <w:uiPriority w:val="99"/>
     <w:pPr>
       <w:pBdr/>
@@ -29950,9 +29964,9 @@
       </w:tcPr>
     </w:tblStylePr>
   </w:style>
-  <w:style w:type="table" w:styleId="120">
+  <w:style w:type="table" w:styleId="823">
     <w:name w:val="Lined - Accent 3"/>
-    <w:basedOn w:val="665"/>
+    <w:basedOn w:val="901"/>
     <w:uiPriority w:val="99"/>
     <w:pPr>
       <w:pBdr/>
@@ -30187,9 +30201,9 @@
       </w:tcPr>
     </w:tblStylePr>
   </w:style>
-  <w:style w:type="table" w:styleId="121">
+  <w:style w:type="table" w:styleId="824">
     <w:name w:val="Lined - Accent 4"/>
-    <w:basedOn w:val="665"/>
+    <w:basedOn w:val="901"/>
     <w:uiPriority w:val="99"/>
     <w:pPr>
       <w:pBdr/>
@@ -30424,9 +30438,9 @@
       </w:tcPr>
     </w:tblStylePr>
   </w:style>
-  <w:style w:type="table" w:styleId="122">
+  <w:style w:type="table" w:styleId="825">
     <w:name w:val="Lined - Accent 5"/>
-    <w:basedOn w:val="665"/>
+    <w:basedOn w:val="901"/>
     <w:uiPriority w:val="99"/>
     <w:pPr>
       <w:pBdr/>
@@ -30661,9 +30675,9 @@
       </w:tcPr>
     </w:tblStylePr>
   </w:style>
-  <w:style w:type="table" w:styleId="123">
+  <w:style w:type="table" w:styleId="826">
     <w:name w:val="Lined - Accent 6"/>
-    <w:basedOn w:val="665"/>
+    <w:basedOn w:val="901"/>
     <w:uiPriority w:val="99"/>
     <w:pPr>
       <w:pBdr/>
@@ -30898,9 +30912,9 @@
       </w:tcPr>
     </w:tblStylePr>
   </w:style>
-  <w:style w:type="table" w:styleId="124">
+  <w:style w:type="table" w:styleId="827">
     <w:name w:val="Bordered &amp; Lined - Accent"/>
-    <w:basedOn w:val="665"/>
+    <w:basedOn w:val="901"/>
     <w:uiPriority w:val="99"/>
     <w:pPr>
       <w:pBdr/>
@@ -31142,9 +31156,9 @@
       </w:tcPr>
     </w:tblStylePr>
   </w:style>
-  <w:style w:type="table" w:styleId="125">
+  <w:style w:type="table" w:styleId="828">
     <w:name w:val="Bordered &amp; Lined - Accent 1"/>
-    <w:basedOn w:val="665"/>
+    <w:basedOn w:val="901"/>
     <w:uiPriority w:val="99"/>
     <w:pPr>
       <w:pBdr/>
@@ -31386,9 +31400,9 @@
       </w:tcPr>
     </w:tblStylePr>
   </w:style>
-  <w:style w:type="table" w:styleId="126">
+  <w:style w:type="table" w:styleId="829">
     <w:name w:val="Bordered &amp; Lined - Accent 2"/>
-    <w:basedOn w:val="665"/>
+    <w:basedOn w:val="901"/>
     <w:uiPriority w:val="99"/>
     <w:pPr>
       <w:pBdr/>
@@ -31630,9 +31644,9 @@
       </w:tcPr>
     </w:tblStylePr>
   </w:style>
-  <w:style w:type="table" w:styleId="127">
+  <w:style w:type="table" w:styleId="830">
     <w:name w:val="Bordered &amp; Lined - Accent 3"/>
-    <w:basedOn w:val="665"/>
+    <w:basedOn w:val="901"/>
     <w:uiPriority w:val="99"/>
     <w:pPr>
       <w:pBdr/>
@@ -31874,9 +31888,9 @@
       </w:tcPr>
     </w:tblStylePr>
   </w:style>
-  <w:style w:type="table" w:styleId="128">
+  <w:style w:type="table" w:styleId="831">
     <w:name w:val="Bordered &amp; Lined - Accent 4"/>
-    <w:basedOn w:val="665"/>
+    <w:basedOn w:val="901"/>
     <w:uiPriority w:val="99"/>
     <w:pPr>
       <w:pBdr/>
@@ -32118,9 +32132,9 @@
       </w:tcPr>
     </w:tblStylePr>
   </w:style>
-  <w:style w:type="table" w:styleId="129">
+  <w:style w:type="table" w:styleId="832">
     <w:name w:val="Bordered &amp; Lined - Accent 5"/>
-    <w:basedOn w:val="665"/>
+    <w:basedOn w:val="901"/>
     <w:uiPriority w:val="99"/>
     <w:pPr>
       <w:pBdr/>
@@ -32362,9 +32376,9 @@
       </w:tcPr>
     </w:tblStylePr>
   </w:style>
-  <w:style w:type="table" w:styleId="130">
+  <w:style w:type="table" w:styleId="833">
     <w:name w:val="Bordered &amp; Lined - Accent 6"/>
-    <w:basedOn w:val="665"/>
+    <w:basedOn w:val="901"/>
     <w:uiPriority w:val="99"/>
     <w:pPr>
       <w:pBdr/>
@@ -32606,9 +32620,9 @@
       </w:tcPr>
     </w:tblStylePr>
   </w:style>
-  <w:style w:type="table" w:styleId="131">
+  <w:style w:type="table" w:styleId="834">
     <w:name w:val="Bordered"/>
-    <w:basedOn w:val="665"/>
+    <w:basedOn w:val="901"/>
     <w:uiPriority w:val="99"/>
     <w:pPr>
       <w:pBdr/>
@@ -32837,9 +32851,9 @@
       </w:tcPr>
     </w:tblStylePr>
   </w:style>
-  <w:style w:type="table" w:styleId="132">
+  <w:style w:type="table" w:styleId="835">
     <w:name w:val="Bordered - Accent 1"/>
-    <w:basedOn w:val="665"/>
+    <w:basedOn w:val="901"/>
     <w:uiPriority w:val="99"/>
     <w:pPr>
       <w:pBdr/>
@@ -33068,9 +33082,9 @@
       </w:tcPr>
     </w:tblStylePr>
   </w:style>
-  <w:style w:type="table" w:styleId="133">
+  <w:style w:type="table" w:styleId="836">
     <w:name w:val="Bordered - Accent 2"/>
-    <w:basedOn w:val="665"/>
+    <w:basedOn w:val="901"/>
     <w:uiPriority w:val="99"/>
     <w:pPr>
       <w:pBdr/>
@@ -33299,9 +33313,9 @@
       </w:tcPr>
     </w:tblStylePr>
   </w:style>
-  <w:style w:type="table" w:styleId="134">
+  <w:style w:type="table" w:styleId="837">
     <w:name w:val="Bordered - Accent 3"/>
-    <w:basedOn w:val="665"/>
+    <w:basedOn w:val="901"/>
     <w:uiPriority w:val="99"/>
     <w:pPr>
       <w:pBdr/>
@@ -33530,9 +33544,9 @@
       </w:tcPr>
     </w:tblStylePr>
   </w:style>
-  <w:style w:type="table" w:styleId="135">
+  <w:style w:type="table" w:styleId="838">
     <w:name w:val="Bordered - Accent 4"/>
-    <w:basedOn w:val="665"/>
+    <w:basedOn w:val="901"/>
     <w:uiPriority w:val="99"/>
     <w:pPr>
       <w:pBdr/>
@@ -33761,9 +33775,9 @@
       </w:tcPr>
     </w:tblStylePr>
   </w:style>
-  <w:style w:type="table" w:styleId="136">
+  <w:style w:type="table" w:styleId="839">
     <w:name w:val="Bordered - Accent 5"/>
-    <w:basedOn w:val="665"/>
+    <w:basedOn w:val="901"/>
     <w:uiPriority w:val="99"/>
     <w:pPr>
       <w:pBdr/>
@@ -33992,9 +34006,9 @@
       </w:tcPr>
     </w:tblStylePr>
   </w:style>
-  <w:style w:type="table" w:styleId="137">
+  <w:style w:type="table" w:styleId="840">
     <w:name w:val="Bordered - Accent 6"/>
-    <w:basedOn w:val="665"/>
+    <w:basedOn w:val="901"/>
     <w:uiPriority w:val="99"/>
     <w:pPr>
       <w:pBdr/>
@@ -34223,11 +34237,11 @@
       </w:tcPr>
     </w:tblStylePr>
   </w:style>
-  <w:style w:type="paragraph" w:styleId="139">
+  <w:style w:type="paragraph" w:styleId="841">
     <w:name w:val="Heading 1"/>
-    <w:basedOn w:val="664"/>
-    <w:next w:val="664"/>
-    <w:link w:val="150"/>
+    <w:basedOn w:val="900"/>
+    <w:next w:val="900"/>
+    <w:link w:val="851"/>
     <w:uiPriority w:val="9"/>
     <w:qFormat/>
     <w:pPr>
@@ -34245,11 +34259,11 @@
       <w:szCs w:val="40"/>
     </w:rPr>
   </w:style>
-  <w:style w:type="paragraph" w:styleId="140">
+  <w:style w:type="paragraph" w:styleId="842">
     <w:name w:val="Heading 2"/>
-    <w:basedOn w:val="664"/>
-    <w:next w:val="664"/>
-    <w:link w:val="151"/>
+    <w:basedOn w:val="900"/>
+    <w:next w:val="900"/>
+    <w:link w:val="852"/>
     <w:uiPriority w:val="9"/>
     <w:unhideWhenUsed/>
     <w:qFormat/>
@@ -34268,11 +34282,11 @@
       <w:szCs w:val="32"/>
     </w:rPr>
   </w:style>
-  <w:style w:type="paragraph" w:styleId="141">
+  <w:style w:type="paragraph" w:styleId="843">
     <w:name w:val="Heading 3"/>
-    <w:basedOn w:val="664"/>
-    <w:next w:val="664"/>
-    <w:link w:val="152"/>
+    <w:basedOn w:val="900"/>
+    <w:next w:val="900"/>
+    <w:link w:val="853"/>
     <w:uiPriority w:val="9"/>
     <w:unhideWhenUsed/>
     <w:qFormat/>
@@ -34291,11 +34305,11 @@
       <w:szCs w:val="28"/>
     </w:rPr>
   </w:style>
-  <w:style w:type="paragraph" w:styleId="142">
+  <w:style w:type="paragraph" w:styleId="844">
     <w:name w:val="Heading 4"/>
-    <w:basedOn w:val="664"/>
-    <w:next w:val="664"/>
-    <w:link w:val="153"/>
+    <w:basedOn w:val="900"/>
+    <w:next w:val="900"/>
+    <w:link w:val="854"/>
     <w:uiPriority w:val="9"/>
     <w:unhideWhenUsed/>
     <w:qFormat/>
@@ -34314,11 +34328,11 @@
       <w:color w:val="0f4761" w:themeColor="accent1" w:themeShade="BF"/>
     </w:rPr>
   </w:style>
-  <w:style w:type="paragraph" w:styleId="143">
+  <w:style w:type="paragraph" w:styleId="845">
     <w:name w:val="Heading 5"/>
-    <w:basedOn w:val="664"/>
-    <w:next w:val="664"/>
-    <w:link w:val="154"/>
+    <w:basedOn w:val="900"/>
+    <w:next w:val="900"/>
+    <w:link w:val="855"/>
     <w:uiPriority w:val="9"/>
     <w:unhideWhenUsed/>
     <w:qFormat/>
@@ -34335,11 +34349,11 @@
       <w:color w:val="0f4761" w:themeColor="accent1" w:themeShade="BF"/>
     </w:rPr>
   </w:style>
-  <w:style w:type="paragraph" w:styleId="144">
+  <w:style w:type="paragraph" w:styleId="846">
     <w:name w:val="Heading 6"/>
-    <w:basedOn w:val="664"/>
-    <w:next w:val="664"/>
-    <w:link w:val="155"/>
+    <w:basedOn w:val="900"/>
+    <w:next w:val="900"/>
+    <w:link w:val="856"/>
     <w:uiPriority w:val="9"/>
     <w:unhideWhenUsed/>
     <w:qFormat/>
@@ -34358,11 +34372,11 @@
       <w:color w:val="595959" w:themeColor="text1" w:themeTint="A6"/>
     </w:rPr>
   </w:style>
-  <w:style w:type="paragraph" w:styleId="145">
+  <w:style w:type="paragraph" w:styleId="847">
     <w:name w:val="Heading 7"/>
-    <w:basedOn w:val="664"/>
-    <w:next w:val="664"/>
-    <w:link w:val="156"/>
+    <w:basedOn w:val="900"/>
+    <w:next w:val="900"/>
+    <w:link w:val="857"/>
     <w:uiPriority w:val="9"/>
     <w:unhideWhenUsed/>
     <w:qFormat/>
@@ -34379,11 +34393,11 @@
       <w:color w:val="595959" w:themeColor="text1" w:themeTint="A6"/>
     </w:rPr>
   </w:style>
-  <w:style w:type="paragraph" w:styleId="146">
+  <w:style w:type="paragraph" w:styleId="848">
     <w:name w:val="Heading 8"/>
-    <w:basedOn w:val="664"/>
-    <w:next w:val="664"/>
-    <w:link w:val="157"/>
+    <w:basedOn w:val="900"/>
+    <w:next w:val="900"/>
+    <w:link w:val="858"/>
     <w:uiPriority w:val="9"/>
     <w:unhideWhenUsed/>
     <w:qFormat/>
@@ -34402,11 +34416,11 @@
       <w:color w:val="272727" w:themeColor="text1" w:themeTint="D8"/>
     </w:rPr>
   </w:style>
-  <w:style w:type="paragraph" w:styleId="147">
+  <w:style w:type="paragraph" w:styleId="849">
     <w:name w:val="Heading 9"/>
-    <w:basedOn w:val="664"/>
-    <w:next w:val="664"/>
-    <w:link w:val="158"/>
+    <w:basedOn w:val="900"/>
+    <w:next w:val="900"/>
+    <w:link w:val="859"/>
     <w:uiPriority w:val="9"/>
     <w:unhideWhenUsed/>
     <w:qFormat/>
@@ -34425,7 +34439,7 @@
       <w:color w:val="272727" w:themeColor="text1" w:themeTint="D8"/>
     </w:rPr>
   </w:style>
-  <w:style w:type="character" w:styleId="148" w:default="1">
+  <w:style w:type="character" w:styleId="850" w:default="1">
     <w:name w:val="Default Paragraph Font"/>
     <w:uiPriority w:val="1"/>
     <w:semiHidden/>
@@ -34436,10 +34450,10 @@
       <w:ind/>
     </w:pPr>
   </w:style>
-  <w:style w:type="character" w:styleId="150">
+  <w:style w:type="character" w:styleId="851">
     <w:name w:val="Heading 1 Char"/>
-    <w:basedOn w:val="148"/>
-    <w:link w:val="139"/>
+    <w:basedOn w:val="850"/>
+    <w:link w:val="841"/>
     <w:uiPriority w:val="9"/>
     <w:pPr>
       <w:pBdr/>
@@ -34453,10 +34467,10 @@
       <w:szCs w:val="40"/>
     </w:rPr>
   </w:style>
-  <w:style w:type="character" w:styleId="151">
+  <w:style w:type="character" w:styleId="852">
     <w:name w:val="Heading 2 Char"/>
-    <w:basedOn w:val="148"/>
-    <w:link w:val="140"/>
+    <w:basedOn w:val="850"/>
+    <w:link w:val="842"/>
     <w:uiPriority w:val="9"/>
     <w:pPr>
       <w:pBdr/>
@@ -34470,10 +34484,10 @@
       <w:szCs w:val="32"/>
     </w:rPr>
   </w:style>
-  <w:style w:type="character" w:styleId="152">
+  <w:style w:type="character" w:styleId="853">
     <w:name w:val="Heading 3 Char"/>
-    <w:basedOn w:val="148"/>
-    <w:link w:val="141"/>
+    <w:basedOn w:val="850"/>
+    <w:link w:val="843"/>
     <w:uiPriority w:val="9"/>
     <w:pPr>
       <w:pBdr/>
@@ -34487,10 +34501,10 @@
       <w:szCs w:val="28"/>
     </w:rPr>
   </w:style>
-  <w:style w:type="character" w:styleId="153">
+  <w:style w:type="character" w:styleId="854">
     <w:name w:val="Heading 4 Char"/>
-    <w:basedOn w:val="148"/>
-    <w:link w:val="142"/>
+    <w:basedOn w:val="850"/>
+    <w:link w:val="844"/>
     <w:uiPriority w:val="9"/>
     <w:pPr>
       <w:pBdr/>
@@ -34504,10 +34518,10 @@
       <w:color w:val="0f4761" w:themeColor="accent1" w:themeShade="BF"/>
     </w:rPr>
   </w:style>
-  <w:style w:type="character" w:styleId="154">
+  <w:style w:type="character" w:styleId="855">
     <w:name w:val="Heading 5 Char"/>
-    <w:basedOn w:val="148"/>
-    <w:link w:val="143"/>
+    <w:basedOn w:val="850"/>
+    <w:link w:val="845"/>
     <w:uiPriority w:val="9"/>
     <w:pPr>
       <w:pBdr/>
@@ -34519,10 +34533,10 @@
       <w:color w:val="0f4761" w:themeColor="accent1" w:themeShade="BF"/>
     </w:rPr>
   </w:style>
-  <w:style w:type="character" w:styleId="155">
+  <w:style w:type="character" w:styleId="856">
     <w:name w:val="Heading 6 Char"/>
-    <w:basedOn w:val="148"/>
-    <w:link w:val="144"/>
+    <w:basedOn w:val="850"/>
+    <w:link w:val="846"/>
     <w:uiPriority w:val="9"/>
     <w:pPr>
       <w:pBdr/>
@@ -34536,10 +34550,10 @@
       <w:color w:val="595959" w:themeColor="text1" w:themeTint="A6"/>
     </w:rPr>
   </w:style>
-  <w:style w:type="character" w:styleId="156">
+  <w:style w:type="character" w:styleId="857">
     <w:name w:val="Heading 7 Char"/>
-    <w:basedOn w:val="148"/>
-    <w:link w:val="145"/>
+    <w:basedOn w:val="850"/>
+    <w:link w:val="847"/>
     <w:uiPriority w:val="9"/>
     <w:pPr>
       <w:pBdr/>
@@ -34551,10 +34565,10 @@
       <w:color w:val="595959" w:themeColor="text1" w:themeTint="A6"/>
     </w:rPr>
   </w:style>
-  <w:style w:type="character" w:styleId="157">
+  <w:style w:type="character" w:styleId="858">
     <w:name w:val="Heading 8 Char"/>
-    <w:basedOn w:val="148"/>
-    <w:link w:val="146"/>
+    <w:basedOn w:val="850"/>
+    <w:link w:val="848"/>
     <w:uiPriority w:val="9"/>
     <w:pPr>
       <w:pBdr/>
@@ -34568,10 +34582,10 @@
       <w:color w:val="272727" w:themeColor="text1" w:themeTint="D8"/>
     </w:rPr>
   </w:style>
-  <w:style w:type="character" w:styleId="158">
+  <w:style w:type="character" w:styleId="859">
     <w:name w:val="Heading 9 Char"/>
-    <w:basedOn w:val="148"/>
-    <w:link w:val="147"/>
+    <w:basedOn w:val="850"/>
+    <w:link w:val="849"/>
     <w:uiPriority w:val="9"/>
     <w:pPr>
       <w:pBdr/>
@@ -34585,11 +34599,11 @@
       <w:color w:val="272727" w:themeColor="text1" w:themeTint="D8"/>
     </w:rPr>
   </w:style>
-  <w:style w:type="paragraph" w:styleId="159">
+  <w:style w:type="paragraph" w:styleId="860">
     <w:name w:val="Title"/>
-    <w:basedOn w:val="664"/>
-    <w:next w:val="664"/>
-    <w:link w:val="160"/>
+    <w:basedOn w:val="900"/>
+    <w:next w:val="900"/>
+    <w:link w:val="861"/>
     <w:uiPriority w:val="10"/>
     <w:qFormat/>
     <w:pPr>
@@ -34605,10 +34619,10 @@
       <w:szCs w:val="56"/>
     </w:rPr>
   </w:style>
-  <w:style w:type="character" w:styleId="160">
+  <w:style w:type="character" w:styleId="861">
     <w:name w:val="Title Char"/>
-    <w:basedOn w:val="148"/>
-    <w:link w:val="159"/>
+    <w:basedOn w:val="850"/>
+    <w:link w:val="860"/>
     <w:uiPriority w:val="10"/>
     <w:pPr>
       <w:pBdr/>
@@ -34622,11 +34636,11 @@
       <w:szCs w:val="56"/>
     </w:rPr>
   </w:style>
-  <w:style w:type="paragraph" w:styleId="161">
+  <w:style w:type="paragraph" w:styleId="862">
     <w:name w:val="Subtitle"/>
-    <w:basedOn w:val="664"/>
-    <w:next w:val="664"/>
-    <w:link w:val="162"/>
+    <w:basedOn w:val="900"/>
+    <w:next w:val="900"/>
+    <w:link w:val="863"/>
     <w:uiPriority w:val="11"/>
     <w:qFormat/>
     <w:pPr>
@@ -34644,10 +34658,10 @@
       <w:szCs w:val="28"/>
     </w:rPr>
   </w:style>
-  <w:style w:type="character" w:styleId="162">
+  <w:style w:type="character" w:styleId="863">
     <w:name w:val="Subtitle Char"/>
-    <w:basedOn w:val="148"/>
-    <w:link w:val="161"/>
+    <w:basedOn w:val="850"/>
+    <w:link w:val="862"/>
     <w:uiPriority w:val="11"/>
     <w:pPr>
       <w:pBdr/>
@@ -34661,11 +34675,11 @@
       <w:szCs w:val="28"/>
     </w:rPr>
   </w:style>
-  <w:style w:type="paragraph" w:styleId="163">
+  <w:style w:type="paragraph" w:styleId="864">
     <w:name w:val="Quote"/>
-    <w:basedOn w:val="664"/>
-    <w:next w:val="664"/>
-    <w:link w:val="164"/>
+    <w:basedOn w:val="900"/>
+    <w:next w:val="900"/>
+    <w:link w:val="865"/>
     <w:uiPriority w:val="29"/>
     <w:qFormat/>
     <w:pPr>
@@ -34680,10 +34694,10 @@
       <w:color w:val="404040" w:themeColor="text1" w:themeTint="BF"/>
     </w:rPr>
   </w:style>
-  <w:style w:type="character" w:styleId="164">
+  <w:style w:type="character" w:styleId="865">
     <w:name w:val="Quote Char"/>
-    <w:basedOn w:val="148"/>
-    <w:link w:val="163"/>
+    <w:basedOn w:val="850"/>
+    <w:link w:val="864"/>
     <w:uiPriority w:val="29"/>
     <w:pPr>
       <w:pBdr/>
@@ -34696,9 +34710,9 @@
       <w:color w:val="404040" w:themeColor="text1" w:themeTint="BF"/>
     </w:rPr>
   </w:style>
-  <w:style w:type="character" w:styleId="166">
+  <w:style w:type="character" w:styleId="866">
     <w:name w:val="Intense Emphasis"/>
-    <w:basedOn w:val="148"/>
+    <w:basedOn w:val="850"/>
     <w:uiPriority w:val="21"/>
     <w:qFormat/>
     <w:pPr>
@@ -34712,11 +34726,11 @@
       <w:color w:val="0f4761" w:themeColor="accent1" w:themeShade="BF"/>
     </w:rPr>
   </w:style>
-  <w:style w:type="paragraph" w:styleId="167">
+  <w:style w:type="paragraph" w:styleId="867">
     <w:name w:val="Intense Quote"/>
-    <w:basedOn w:val="664"/>
-    <w:next w:val="664"/>
-    <w:link w:val="168"/>
+    <w:basedOn w:val="900"/>
+    <w:next w:val="900"/>
+    <w:link w:val="868"/>
     <w:uiPriority w:val="30"/>
     <w:qFormat/>
     <w:pPr>
@@ -34734,10 +34748,10 @@
       <w:color w:val="0f4761" w:themeColor="accent1" w:themeShade="BF"/>
     </w:rPr>
   </w:style>
-  <w:style w:type="character" w:styleId="168">
+  <w:style w:type="character" w:styleId="868">
     <w:name w:val="Intense Quote Char"/>
-    <w:basedOn w:val="148"/>
-    <w:link w:val="167"/>
+    <w:basedOn w:val="850"/>
+    <w:link w:val="867"/>
     <w:uiPriority w:val="30"/>
     <w:pPr>
       <w:pBdr/>
@@ -34750,9 +34764,9 @@
       <w:color w:val="0f4761" w:themeColor="accent1" w:themeShade="BF"/>
     </w:rPr>
   </w:style>
-  <w:style w:type="character" w:styleId="169">
+  <w:style w:type="character" w:styleId="869">
     <w:name w:val="Intense Reference"/>
-    <w:basedOn w:val="148"/>
+    <w:basedOn w:val="850"/>
     <w:uiPriority w:val="32"/>
     <w:qFormat/>
     <w:pPr>
@@ -34768,9 +34782,9 @@
       <w:spacing w:val="5"/>
     </w:rPr>
   </w:style>
-  <w:style w:type="character" w:styleId="171">
+  <w:style w:type="character" w:styleId="870">
     <w:name w:val="Subtle Emphasis"/>
-    <w:basedOn w:val="148"/>
+    <w:basedOn w:val="850"/>
     <w:uiPriority w:val="19"/>
     <w:qFormat/>
     <w:pPr>
@@ -34784,9 +34798,9 @@
       <w:color w:val="404040" w:themeColor="text1" w:themeTint="BF"/>
     </w:rPr>
   </w:style>
-  <w:style w:type="character" w:styleId="172">
+  <w:style w:type="character" w:styleId="871">
     <w:name w:val="Emphasis"/>
-    <w:basedOn w:val="148"/>
+    <w:basedOn w:val="850"/>
     <w:uiPriority w:val="20"/>
     <w:qFormat/>
     <w:pPr>
@@ -34799,9 +34813,9 @@
       <w:iCs/>
     </w:rPr>
   </w:style>
-  <w:style w:type="character" w:styleId="173">
+  <w:style w:type="character" w:styleId="872">
     <w:name w:val="Strong"/>
-    <w:basedOn w:val="148"/>
+    <w:basedOn w:val="850"/>
     <w:uiPriority w:val="22"/>
     <w:qFormat/>
     <w:pPr>
@@ -34814,9 +34828,9 @@
       <w:bCs/>
     </w:rPr>
   </w:style>
-  <w:style w:type="character" w:styleId="174">
+  <w:style w:type="character" w:styleId="873">
     <w:name w:val="Subtle Reference"/>
-    <w:basedOn w:val="148"/>
+    <w:basedOn w:val="850"/>
     <w:uiPriority w:val="31"/>
     <w:qFormat/>
     <w:pPr>
@@ -34829,9 +34843,9 @@
       <w:color w:val="5a5a5a" w:themeColor="text1" w:themeTint="A5"/>
     </w:rPr>
   </w:style>
-  <w:style w:type="character" w:styleId="175">
+  <w:style w:type="character" w:styleId="874">
     <w:name w:val="Book Title"/>
-    <w:basedOn w:val="148"/>
+    <w:basedOn w:val="850"/>
     <w:uiPriority w:val="33"/>
     <w:qFormat/>
     <w:pPr>
@@ -34847,10 +34861,10 @@
       <w:spacing w:val="5"/>
     </w:rPr>
   </w:style>
-  <w:style w:type="paragraph" w:styleId="176">
+  <w:style w:type="paragraph" w:styleId="875">
     <w:name w:val="Header"/>
-    <w:basedOn w:val="664"/>
-    <w:link w:val="177"/>
+    <w:basedOn w:val="900"/>
+    <w:link w:val="876"/>
     <w:uiPriority w:val="99"/>
     <w:unhideWhenUsed/>
     <w:pPr>
@@ -34863,10 +34877,10 @@
       <w:ind/>
     </w:pPr>
   </w:style>
-  <w:style w:type="character" w:styleId="177">
+  <w:style w:type="character" w:styleId="876">
     <w:name w:val="Header Char"/>
-    <w:basedOn w:val="148"/>
-    <w:link w:val="176"/>
+    <w:basedOn w:val="850"/>
+    <w:link w:val="875"/>
     <w:uiPriority w:val="99"/>
     <w:pPr>
       <w:pBdr/>
@@ -34874,10 +34888,10 @@
       <w:ind/>
     </w:pPr>
   </w:style>
-  <w:style w:type="paragraph" w:styleId="178">
+  <w:style w:type="paragraph" w:styleId="877">
     <w:name w:val="Footer"/>
-    <w:basedOn w:val="664"/>
-    <w:link w:val="179"/>
+    <w:basedOn w:val="900"/>
+    <w:link w:val="878"/>
     <w:uiPriority w:val="99"/>
     <w:unhideWhenUsed/>
     <w:pPr>
@@ -34890,10 +34904,10 @@
       <w:ind/>
     </w:pPr>
   </w:style>
-  <w:style w:type="character" w:styleId="179">
+  <w:style w:type="character" w:styleId="878">
     <w:name w:val="Footer Char"/>
-    <w:basedOn w:val="148"/>
-    <w:link w:val="178"/>
+    <w:basedOn w:val="850"/>
+    <w:link w:val="877"/>
     <w:uiPriority w:val="99"/>
     <w:pPr>
       <w:pBdr/>
@@ -34901,10 +34915,10 @@
       <w:ind/>
     </w:pPr>
   </w:style>
-  <w:style w:type="paragraph" w:styleId="180">
+  <w:style w:type="paragraph" w:styleId="879">
     <w:name w:val="Caption"/>
-    <w:basedOn w:val="664"/>
-    <w:next w:val="664"/>
+    <w:basedOn w:val="900"/>
+    <w:next w:val="900"/>
     <w:uiPriority w:val="35"/>
     <w:unhideWhenUsed/>
     <w:qFormat/>
@@ -34921,10 +34935,10 @@
       <w:szCs w:val="18"/>
     </w:rPr>
   </w:style>
-  <w:style w:type="paragraph" w:styleId="181">
+  <w:style w:type="paragraph" w:styleId="880">
     <w:name w:val="footnote text"/>
-    <w:basedOn w:val="664"/>
-    <w:link w:val="182"/>
+    <w:basedOn w:val="900"/>
+    <w:link w:val="881"/>
     <w:uiPriority w:val="99"/>
     <w:semiHidden/>
     <w:unhideWhenUsed/>
@@ -34938,10 +34952,10 @@
       <w:szCs w:val="20"/>
     </w:rPr>
   </w:style>
-  <w:style w:type="character" w:styleId="182">
+  <w:style w:type="character" w:styleId="881">
     <w:name w:val="Footnote Text Char"/>
-    <w:basedOn w:val="148"/>
-    <w:link w:val="181"/>
+    <w:basedOn w:val="850"/>
+    <w:link w:val="880"/>
     <w:uiPriority w:val="99"/>
     <w:semiHidden/>
     <w:pPr>
@@ -34954,9 +34968,9 @@
       <w:szCs w:val="20"/>
     </w:rPr>
   </w:style>
-  <w:style w:type="character" w:styleId="183">
+  <w:style w:type="character" w:styleId="882">
     <w:name w:val="footnote reference"/>
-    <w:basedOn w:val="148"/>
+    <w:basedOn w:val="850"/>
     <w:uiPriority w:val="99"/>
     <w:semiHidden/>
     <w:unhideWhenUsed/>
@@ -34969,10 +34983,10 @@
       <w:vertAlign w:val="superscript"/>
     </w:rPr>
   </w:style>
-  <w:style w:type="paragraph" w:styleId="184">
+  <w:style w:type="paragraph" w:styleId="883">
     <w:name w:val="endnote text"/>
-    <w:basedOn w:val="664"/>
-    <w:link w:val="185"/>
+    <w:basedOn w:val="900"/>
+    <w:link w:val="884"/>
     <w:uiPriority w:val="99"/>
     <w:semiHidden/>
     <w:unhideWhenUsed/>
@@ -34986,10 +35000,10 @@
       <w:szCs w:val="20"/>
     </w:rPr>
   </w:style>
-  <w:style w:type="character" w:styleId="185">
+  <w:style w:type="character" w:styleId="884">
     <w:name w:val="Endnote Text Char"/>
-    <w:basedOn w:val="148"/>
-    <w:link w:val="184"/>
+    <w:basedOn w:val="850"/>
+    <w:link w:val="883"/>
     <w:uiPriority w:val="99"/>
     <w:semiHidden/>
     <w:pPr>
@@ -35002,9 +35016,9 @@
       <w:szCs w:val="20"/>
     </w:rPr>
   </w:style>
-  <w:style w:type="character" w:styleId="186">
+  <w:style w:type="character" w:styleId="885">
     <w:name w:val="endnote reference"/>
-    <w:basedOn w:val="148"/>
+    <w:basedOn w:val="850"/>
     <w:uiPriority w:val="99"/>
     <w:semiHidden/>
     <w:unhideWhenUsed/>
@@ -35017,9 +35031,9 @@
       <w:vertAlign w:val="superscript"/>
     </w:rPr>
   </w:style>
-  <w:style w:type="character" w:styleId="187">
+  <w:style w:type="character" w:styleId="886">
     <w:name w:val="Hyperlink"/>
-    <w:basedOn w:val="148"/>
+    <w:basedOn w:val="850"/>
     <w:uiPriority w:val="99"/>
     <w:unhideWhenUsed/>
     <w:pPr>
@@ -35032,9 +35046,9 @@
       <w:u w:val="single"/>
     </w:rPr>
   </w:style>
-  <w:style w:type="character" w:styleId="188">
+  <w:style w:type="character" w:styleId="887">
     <w:name w:val="FollowedHyperlink"/>
-    <w:basedOn w:val="148"/>
+    <w:basedOn w:val="850"/>
     <w:uiPriority w:val="99"/>
     <w:semiHidden/>
     <w:unhideWhenUsed/>
@@ -35048,10 +35062,10 @@
       <w:u w:val="single"/>
     </w:rPr>
   </w:style>
-  <w:style w:type="paragraph" w:styleId="189">
+  <w:style w:type="paragraph" w:styleId="888">
     <w:name w:val="toc 1"/>
-    <w:basedOn w:val="664"/>
-    <w:next w:val="664"/>
+    <w:basedOn w:val="900"/>
+    <w:next w:val="900"/>
     <w:uiPriority w:val="39"/>
     <w:unhideWhenUsed/>
     <w:pPr>
@@ -35060,10 +35074,10 @@
       <w:ind/>
     </w:pPr>
   </w:style>
-  <w:style w:type="paragraph" w:styleId="190">
+  <w:style w:type="paragraph" w:styleId="889">
     <w:name w:val="toc 2"/>
-    <w:basedOn w:val="664"/>
-    <w:next w:val="664"/>
+    <w:basedOn w:val="900"/>
+    <w:next w:val="900"/>
     <w:uiPriority w:val="39"/>
     <w:unhideWhenUsed/>
     <w:pPr>
@@ -35072,10 +35086,10 @@
       <w:ind w:left="220"/>
     </w:pPr>
   </w:style>
-  <w:style w:type="paragraph" w:styleId="191">
+  <w:style w:type="paragraph" w:styleId="890">
     <w:name w:val="toc 3"/>
-    <w:basedOn w:val="664"/>
-    <w:next w:val="664"/>
+    <w:basedOn w:val="900"/>
+    <w:next w:val="900"/>
     <w:uiPriority w:val="39"/>
     <w:unhideWhenUsed/>
     <w:pPr>
@@ -35084,10 +35098,10 @@
       <w:ind w:left="440"/>
     </w:pPr>
   </w:style>
-  <w:style w:type="paragraph" w:styleId="192">
+  <w:style w:type="paragraph" w:styleId="891">
     <w:name w:val="toc 4"/>
-    <w:basedOn w:val="664"/>
-    <w:next w:val="664"/>
+    <w:basedOn w:val="900"/>
+    <w:next w:val="900"/>
     <w:uiPriority w:val="39"/>
     <w:unhideWhenUsed/>
     <w:pPr>
@@ -35096,10 +35110,10 @@
       <w:ind w:left="660"/>
     </w:pPr>
   </w:style>
-  <w:style w:type="paragraph" w:styleId="193">
+  <w:style w:type="paragraph" w:styleId="892">
     <w:name w:val="toc 5"/>
-    <w:basedOn w:val="664"/>
-    <w:next w:val="664"/>
+    <w:basedOn w:val="900"/>
+    <w:next w:val="900"/>
     <w:uiPriority w:val="39"/>
     <w:unhideWhenUsed/>
     <w:pPr>
@@ -35108,10 +35122,10 @@
       <w:ind w:left="880"/>
     </w:pPr>
   </w:style>
-  <w:style w:type="paragraph" w:styleId="194">
+  <w:style w:type="paragraph" w:styleId="893">
     <w:name w:val="toc 6"/>
-    <w:basedOn w:val="664"/>
-    <w:next w:val="664"/>
+    <w:basedOn w:val="900"/>
+    <w:next w:val="900"/>
     <w:uiPriority w:val="39"/>
     <w:unhideWhenUsed/>
     <w:pPr>
@@ -35120,10 +35134,10 @@
       <w:ind w:left="1100"/>
     </w:pPr>
   </w:style>
-  <w:style w:type="paragraph" w:styleId="195">
+  <w:style w:type="paragraph" w:styleId="894">
     <w:name w:val="toc 7"/>
-    <w:basedOn w:val="664"/>
-    <w:next w:val="664"/>
+    <w:basedOn w:val="900"/>
+    <w:next w:val="900"/>
     <w:uiPriority w:val="39"/>
     <w:unhideWhenUsed/>
     <w:pPr>
@@ -35132,10 +35146,10 @@
       <w:ind w:left="1320"/>
     </w:pPr>
   </w:style>
-  <w:style w:type="paragraph" w:styleId="196">
+  <w:style w:type="paragraph" w:styleId="895">
     <w:name w:val="toc 8"/>
-    <w:basedOn w:val="664"/>
-    <w:next w:val="664"/>
+    <w:basedOn w:val="900"/>
+    <w:next w:val="900"/>
     <w:uiPriority w:val="39"/>
     <w:unhideWhenUsed/>
     <w:pPr>
@@ -35144,10 +35158,10 @@
       <w:ind w:left="1540"/>
     </w:pPr>
   </w:style>
-  <w:style w:type="paragraph" w:styleId="197">
+  <w:style w:type="paragraph" w:styleId="896">
     <w:name w:val="toc 9"/>
-    <w:basedOn w:val="664"/>
-    <w:next w:val="664"/>
+    <w:basedOn w:val="900"/>
+    <w:next w:val="900"/>
     <w:uiPriority w:val="39"/>
     <w:unhideWhenUsed/>
     <w:pPr>
@@ -35156,9 +35170,9 @@
       <w:ind w:left="1760"/>
     </w:pPr>
   </w:style>
-  <w:style w:type="character" w:styleId="198">
+  <w:style w:type="character" w:styleId="897">
     <w:name w:val="Placeholder Text"/>
-    <w:basedOn w:val="148"/>
+    <w:basedOn w:val="850"/>
     <w:uiPriority w:val="99"/>
     <w:semiHidden/>
     <w:pPr>
@@ -35170,7 +35184,7 @@
       <w:color w:val="666666"/>
     </w:rPr>
   </w:style>
-  <w:style w:type="paragraph" w:styleId="208">
+  <w:style w:type="paragraph" w:styleId="898">
     <w:name w:val="TOC Heading"/>
     <w:uiPriority w:val="39"/>
     <w:unhideWhenUsed/>
@@ -35180,10 +35194,10 @@
       <w:ind/>
     </w:pPr>
   </w:style>
-  <w:style w:type="paragraph" w:styleId="209">
+  <w:style w:type="paragraph" w:styleId="899">
     <w:name w:val="table of figures"/>
-    <w:basedOn w:val="664"/>
-    <w:next w:val="664"/>
+    <w:basedOn w:val="900"/>
+    <w:next w:val="900"/>
     <w:uiPriority w:val="99"/>
     <w:unhideWhenUsed/>
     <w:pPr>
@@ -35192,7 +35206,7 @@
       <w:ind/>
     </w:pPr>
   </w:style>
-  <w:style w:type="paragraph" w:styleId="664" w:default="1">
+  <w:style w:type="paragraph" w:styleId="900" w:default="1">
     <w:name w:val="Normal"/>
     <w:qFormat/>
     <w:pPr>
@@ -35201,7 +35215,7 @@
       <w:ind/>
     </w:pPr>
   </w:style>
-  <w:style w:type="table" w:styleId="665" w:default="1">
+  <w:style w:type="table" w:styleId="901" w:default="1">
     <w:name w:val="Normal Table"/>
     <w:uiPriority w:val="99"/>
     <w:semiHidden/>
@@ -35394,7 +35408,7 @@
       </w:tcPr>
     </w:tblStylePr>
   </w:style>
-  <w:style w:type="numbering" w:styleId="666" w:default="1">
+  <w:style w:type="numbering" w:styleId="902" w:default="1">
     <w:name w:val="No List"/>
     <w:uiPriority w:val="99"/>
     <w:semiHidden/>
@@ -35405,9 +35419,9 @@
       <w:ind/>
     </w:pPr>
   </w:style>
-  <w:style w:type="paragraph" w:styleId="667">
+  <w:style w:type="paragraph" w:styleId="903">
     <w:name w:val="No Spacing"/>
-    <w:basedOn w:val="664"/>
+    <w:basedOn w:val="900"/>
     <w:uiPriority w:val="1"/>
     <w:qFormat/>
     <w:pPr>
@@ -35416,9 +35430,9 @@
       <w:ind/>
     </w:pPr>
   </w:style>
-  <w:style w:type="paragraph" w:styleId="668">
+  <w:style w:type="paragraph" w:styleId="904">
     <w:name w:val="List Paragraph"/>
-    <w:basedOn w:val="664"/>
+    <w:basedOn w:val="900"/>
     <w:uiPriority w:val="34"/>
     <w:qFormat/>
     <w:pPr>
